--- a/templates/invoices/inv_BCK_En.docx
+++ b/templates/invoices/inv_BCK_En.docx
@@ -548,7 +548,15 @@
                 <w:sz w:val="16"/>
                 <w:szCs w:val="16"/>
               </w:rPr>
-              <w:t>p</w:t>
+              <w:t>{{ current_ar_number }}</w:t>
+            </w:r>
+            <w:r>
+              <w:rPr>
+                <w:rFonts w:ascii="Neue Hans Kendrick" w:hAnsi="Neue Hans Kendrick"/>
+                <w:sz w:val="16"/>
+                <w:szCs w:val="16"/>
+              </w:rPr>
+              <w:t>. P</w:t>
             </w:r>
             <w:r>
               <w:rPr>
@@ -598,7 +606,7 @@
                 <w:szCs w:val="16"/>
                 <w:lang w:val="en-US"/>
               </w:rPr>
-              <w:t>p</w:t>
+              <w:t>P</w:t>
             </w:r>
             <w:r>
               <w:rPr>
@@ -643,7 +651,7 @@
                 <w:szCs w:val="16"/>
                 <w:lang w:val="en-US"/>
               </w:rPr>
-              <w:t>i</w:t>
+              <w:t>I</w:t>
             </w:r>
             <w:r>
               <w:rPr>
@@ -661,15 +669,7 @@
                 <w:szCs w:val="16"/>
                 <w:lang w:val="en-US"/>
               </w:rPr>
-              <w:t>c</w:t>
-            </w:r>
-            <w:r>
-              <w:rPr>
-                <w:rFonts w:ascii="Neue Hans Kendrick" w:hAnsi="Neue Hans Kendrick"/>
-                <w:sz w:val="16"/>
-                <w:szCs w:val="16"/>
-              </w:rPr>
-              <w:t xml:space="preserve">umulative </w:t>
+              <w:t xml:space="preserve">Final </w:t>
             </w:r>
             <w:r>
               <w:rPr>
@@ -907,6 +907,139 @@
               </w:rPr>
               <w:t>{{ invoice_title}}</w:t>
             </w:r>
+            <w:r>
+              <w:rPr>
+                <w:rFonts w:ascii="Neue Hans Kendrick" w:hAnsi="Neue Hans Kendrick"/>
+                <w:sz w:val="16"/>
+                <w:szCs w:val="16"/>
+                <w:lang w:val="en-US"/>
+              </w:rPr>
+              <w:t xml:space="preserve"> </w:t>
+            </w:r>
+          </w:p>
+          <w:p>
+            <w:pPr>
+              <w:pStyle w:val="Tabelleninhalt"/>
+              <w:rPr>
+                <w:rFonts w:ascii="Neue Hans Kendrick" w:hAnsi="Neue Hans Kendrick"/>
+                <w:sz w:val="16"/>
+                <w:szCs w:val="16"/>
+                <w:lang w:val="en-US"/>
+              </w:rPr>
+            </w:pPr>
+            <w:r>
+              <w:rPr>
+                <w:rFonts w:ascii="Neue Hans Kendrick" w:hAnsi="Neue Hans Kendrick"/>
+                <w:sz w:val="16"/>
+                <w:szCs w:val="16"/>
+                <w:lang w:val="en-US"/>
+              </w:rPr>
+              <w:t>{% if invoice_type == 'AR' %}</w:t>
+            </w:r>
+            <w:r>
+              <w:rPr>
+                <w:rFonts w:ascii="Neue Hans Kendrick" w:hAnsi="Neue Hans Kendrick"/>
+                <w:sz w:val="16"/>
+                <w:szCs w:val="16"/>
+              </w:rPr>
+              <w:t>{% if current_ar_number %}</w:t>
+            </w:r>
+            <w:bookmarkStart w:id="0" w:name="_Hlk208581392"/>
+            <w:r>
+              <w:rPr>
+                <w:rFonts w:ascii="Neue Hans Kendrick" w:hAnsi="Neue Hans Kendrick"/>
+                <w:sz w:val="16"/>
+                <w:szCs w:val="16"/>
+              </w:rPr>
+              <w:t>{{ current_ar_number }}</w:t>
+            </w:r>
+            <w:bookmarkEnd w:id="0"/>
+            <w:r>
+              <w:rPr>
+                <w:rFonts w:ascii="Neue Hans Kendrick" w:hAnsi="Neue Hans Kendrick"/>
+                <w:sz w:val="16"/>
+                <w:szCs w:val="16"/>
+              </w:rPr>
+              <w:t xml:space="preserve">. </w:t>
+            </w:r>
+            <w:r>
+              <w:rPr>
+                <w:rFonts w:ascii="Neue Hans Kendrick" w:hAnsi="Neue Hans Kendrick"/>
+                <w:sz w:val="16"/>
+                <w:szCs w:val="16"/>
+              </w:rPr>
+              <w:t>{% endif %}</w:t>
+            </w:r>
+            <w:r>
+              <w:rPr>
+                <w:rFonts w:ascii="Neue Hans Kendrick" w:hAnsi="Neue Hans Kendrick"/>
+                <w:sz w:val="16"/>
+                <w:szCs w:val="16"/>
+              </w:rPr>
+              <w:t>Partial Invoice</w:t>
+            </w:r>
+            <w:r>
+              <w:rPr>
+                <w:rFonts w:ascii="Neue Hans Kendrick" w:hAnsi="Neue Hans Kendrick"/>
+                <w:sz w:val="16"/>
+                <w:szCs w:val="16"/>
+                <w:lang w:val="en-US"/>
+              </w:rPr>
+              <w:t>{% elif invoice_type == 'ZR' %}</w:t>
+            </w:r>
+            <w:r>
+              <w:rPr>
+                <w:rFonts w:ascii="Neue Hans Kendrick" w:hAnsi="Neue Hans Kendrick"/>
+                <w:sz w:val="16"/>
+                <w:szCs w:val="16"/>
+                <w:lang w:val="en-US"/>
+              </w:rPr>
+              <w:t>Prepayment Invoice</w:t>
+            </w:r>
+            <w:r>
+              <w:rPr>
+                <w:rFonts w:ascii="Neue Hans Kendrick" w:hAnsi="Neue Hans Kendrick"/>
+                <w:sz w:val="16"/>
+                <w:szCs w:val="16"/>
+                <w:lang w:val="en-US"/>
+              </w:rPr>
+              <w:t>{% elif invoice_type == 'ER' %}</w:t>
+            </w:r>
+            <w:r>
+              <w:rPr>
+                <w:rFonts w:ascii="Neue Hans Kendrick" w:hAnsi="Neue Hans Kendrick"/>
+                <w:sz w:val="16"/>
+                <w:szCs w:val="16"/>
+                <w:lang w:val="en-US"/>
+              </w:rPr>
+              <w:t>Invoice</w:t>
+            </w:r>
+            <w:r>
+              <w:rPr>
+                <w:rFonts w:ascii="Neue Hans Kendrick" w:hAnsi="Neue Hans Kendrick"/>
+                <w:sz w:val="16"/>
+                <w:szCs w:val="16"/>
+                <w:lang w:val="en-US"/>
+              </w:rPr>
+              <w:t xml:space="preserve">{% else %} </w:t>
+            </w:r>
+            <w:r>
+              <w:rPr>
+                <w:rFonts w:ascii="Neue Hans Kendrick" w:hAnsi="Neue Hans Kendrick"/>
+                <w:sz w:val="16"/>
+                <w:szCs w:val="16"/>
+              </w:rPr>
+              <w:t>Final Invoice</w:t>
+            </w:r>
+            <w:r>
+              <w:rPr>
+                <w:rFonts w:ascii="Neue Hans Kendrick" w:hAnsi="Neue Hans Kendrick"/>
+                <w:sz w:val="16"/>
+                <w:szCs w:val="16"/>
+                <w:lang w:val="en-US"/>
+              </w:rPr>
+              <w:t>{% endif %}</w:t>
+            </w:r>
           </w:p>
           <w:p>
             <w:pPr>
@@ -1149,9 +1282,23 @@
             <w:r>
               <w:rPr>
                 <w:rFonts w:ascii="Neue Hans Kendrick" w:hAnsi="Neue Hans Kendrick"/>
+                <w:lang w:val="en-US"/>
+              </w:rPr>
+              <w:t xml:space="preserve">{{ current_ar_number }}. </w:t>
+            </w:r>
+            <w:r>
+              <w:rPr>
+                <w:rFonts w:ascii="Neue Hans Kendrick" w:hAnsi="Neue Hans Kendrick"/>
                 <w:lang w:val="en-GB"/>
               </w:rPr>
-              <w:t>partial</w:t>
+              <w:t>P</w:t>
+            </w:r>
+            <w:r>
+              <w:rPr>
+                <w:rFonts w:ascii="Neue Hans Kendrick" w:hAnsi="Neue Hans Kendrick"/>
+                <w:lang w:val="en-GB"/>
+              </w:rPr>
+              <w:t>artial</w:t>
             </w:r>
             <w:r>
               <w:rPr>
@@ -1165,7 +1312,7 @@
                 <w:rFonts w:ascii="Neue Hans Kendrick" w:hAnsi="Neue Hans Kendrick"/>
                 <w:lang w:val="en-US"/>
               </w:rPr>
-              <w:t>p</w:t>
+              <w:t>P</w:t>
             </w:r>
             <w:r>
               <w:rPr>
@@ -1179,7 +1326,49 @@
                 <w:rFonts w:ascii="Neue Hans Kendrick" w:eastAsia="Neue Hans Kendrick Light" w:hAnsi="Neue Hans Kendrick"/>
                 <w:lang w:val="en-US" w:eastAsia="de-DE" w:bidi="de-DE"/>
               </w:rPr>
-              <w:t xml:space="preserve"> invoice {% elif invoice_type == 'ER' %}invoice {% else %}final invoice{% endif %} {{ invoice_title}}for the project {{project_no}} - {{ project_name}} in the order {{contract_no}} {{contract_name}}. </w:t>
+              <w:t xml:space="preserve"> invoice {% elif invoice_type == 'ER' %}</w:t>
+            </w:r>
+            <w:r>
+              <w:rPr>
+                <w:rFonts w:ascii="Neue Hans Kendrick" w:eastAsia="Neue Hans Kendrick Light" w:hAnsi="Neue Hans Kendrick"/>
+                <w:lang w:val="en-US" w:eastAsia="de-DE" w:bidi="de-DE"/>
+              </w:rPr>
+              <w:t>I</w:t>
+            </w:r>
+            <w:r>
+              <w:rPr>
+                <w:rFonts w:ascii="Neue Hans Kendrick" w:eastAsia="Neue Hans Kendrick Light" w:hAnsi="Neue Hans Kendrick"/>
+                <w:lang w:val="en-US" w:eastAsia="de-DE" w:bidi="de-DE"/>
+              </w:rPr>
+              <w:t>nvoice {% else %}</w:t>
+            </w:r>
+            <w:r>
+              <w:rPr>
+                <w:rFonts w:ascii="Neue Hans Kendrick" w:eastAsia="Neue Hans Kendrick Light" w:hAnsi="Neue Hans Kendrick"/>
+                <w:lang w:val="en-US" w:eastAsia="de-DE" w:bidi="de-DE"/>
+              </w:rPr>
+              <w:t>F</w:t>
+            </w:r>
+            <w:r>
+              <w:rPr>
+                <w:rFonts w:ascii="Neue Hans Kendrick" w:eastAsia="Neue Hans Kendrick Light" w:hAnsi="Neue Hans Kendrick"/>
+                <w:lang w:val="en-US" w:eastAsia="de-DE" w:bidi="de-DE"/>
+              </w:rPr>
+              <w:t>inal invoice{% endif %} {{ invoice_title}}</w:t>
+            </w:r>
+            <w:r>
+              <w:rPr>
+                <w:rFonts w:ascii="Neue Hans Kendrick" w:eastAsia="Neue Hans Kendrick Light" w:hAnsi="Neue Hans Kendrick"/>
+                <w:lang w:val="en-US" w:eastAsia="de-DE" w:bidi="de-DE"/>
+              </w:rPr>
+              <w:t xml:space="preserve"> </w:t>
+            </w:r>
+            <w:r>
+              <w:rPr>
+                <w:rFonts w:ascii="Neue Hans Kendrick" w:eastAsia="Neue Hans Kendrick Light" w:hAnsi="Neue Hans Kendrick"/>
+                <w:lang w:val="en-US" w:eastAsia="de-DE" w:bidi="de-DE"/>
+              </w:rPr>
+              <w:t xml:space="preserve">for the project {{project_no}} - {{ project_name}} in the order {{contract_no}} {{contract_name}}. </w:t>
             </w:r>
           </w:p>
           <w:p>
@@ -3368,10 +3557,10 @@
           <w:lang w:eastAsia="de-DE" w:bidi="de-DE"/>
         </w:rPr>
       </w:pPr>
-      <w:bookmarkStart w:id="0" w:name="HoaiStart_AnrechenbareKosten"/>
-      <w:bookmarkStart w:id="1" w:name="HoaiStart_Kostenschätzung"/>
-      <w:bookmarkEnd w:id="0"/>
+      <w:bookmarkStart w:id="1" w:name="HoaiStart_AnrechenbareKosten"/>
+      <w:bookmarkStart w:id="2" w:name="HoaiStart_Kostenschätzung"/>
       <w:bookmarkEnd w:id="1"/>
+      <w:bookmarkEnd w:id="2"/>
       <w:r>
         <w:rPr>
           <w:rFonts w:ascii="Neue Hans Kendrick" w:hAnsi="Neue Hans Kendrick"/>
@@ -4510,10 +4699,10 @@
           <w:lang w:eastAsia="de-DE" w:bidi="de-DE"/>
         </w:rPr>
       </w:pPr>
-      <w:bookmarkStart w:id="2" w:name="HoaiEnd_Kostenschätzung"/>
-      <w:bookmarkStart w:id="3" w:name="HoaiEnd_AnrechenbareKosten"/>
-      <w:bookmarkEnd w:id="2"/>
+      <w:bookmarkStart w:id="3" w:name="HoaiEnd_Kostenschätzung"/>
+      <w:bookmarkStart w:id="4" w:name="HoaiEnd_AnrechenbareKosten"/>
       <w:bookmarkEnd w:id="3"/>
+      <w:bookmarkEnd w:id="4"/>
     </w:p>
     <w:p>
       <w:pPr>
@@ -4524,8 +4713,8 @@
           <w:lang w:val="en-US" w:eastAsia="de-DE" w:bidi="de-DE"/>
         </w:rPr>
       </w:pPr>
-      <w:bookmarkStart w:id="4" w:name="HoaiStart_InterpolationKostenschätzung"/>
-      <w:bookmarkEnd w:id="4"/>
+      <w:bookmarkStart w:id="5" w:name="HoaiStart_InterpolationKostenschätzung"/>
+      <w:bookmarkEnd w:id="5"/>
       <w:r>
         <w:rPr>
           <w:rFonts w:ascii="Neue Hans Kendrick" w:hAnsi="Neue Hans Kendrick"/>
@@ -4559,14 +4748,6 @@
           <w:lang w:eastAsia="de-DE" w:bidi="de-DE"/>
         </w:rPr>
         <w:t>Interpolation:</w:t>
-      </w:r>
-      <w:r>
-        <w:rPr>
-          <w:rFonts w:ascii="Neue Hans Kendrick" w:hAnsi="Neue Hans Kendrick"/>
-          <w:bCs/>
-          <w:lang w:eastAsia="de-DE" w:bidi="de-DE"/>
-        </w:rPr>
-        <w:tab/>
       </w:r>
       <w:r>
         <w:rPr>
@@ -6288,7 +6469,7 @@
           <w:tab w:val="left" w:pos="14742"/>
           <w:tab w:val="left" w:pos="15876"/>
         </w:tabs>
-        <w:spacing w:line="259" w:lineRule="auto"/>
+        <w:spacing w:line="360" w:lineRule="auto"/>
         <w:rPr>
           <w:rFonts w:ascii="Neue Hans Kendrick" w:eastAsia="Neue Hans Kendrick Light" w:hAnsi="Neue Hans Kendrick" w:cs="Neue Hans Kendrick Light"/>
           <w:b/>
@@ -6317,11 +6498,11 @@
         <w:tblLook w:val="04A0" w:firstRow="1" w:lastRow="0" w:firstColumn="1" w:lastColumn="0" w:noHBand="0" w:noVBand="1"/>
       </w:tblPr>
       <w:tblGrid>
-        <w:gridCol w:w="3256"/>
-        <w:gridCol w:w="1417"/>
-        <w:gridCol w:w="1276"/>
-        <w:gridCol w:w="1843"/>
-        <w:gridCol w:w="1701"/>
+        <w:gridCol w:w="2880"/>
+        <w:gridCol w:w="1530"/>
+        <w:gridCol w:w="1710"/>
+        <w:gridCol w:w="1800"/>
+        <w:gridCol w:w="1573"/>
       </w:tblGrid>
       <w:tr>
         <w:trPr>
@@ -6330,7 +6511,7 @@
         </w:trPr>
         <w:tc>
           <w:tcPr>
-            <w:tcW w:w="3256" w:type="dxa"/>
+            <w:tcW w:w="2880" w:type="dxa"/>
             <w:shd w:val="clear" w:color="auto" w:fill="C0C0C0"/>
           </w:tcPr>
           <w:p>
@@ -6370,146 +6551,7 @@
         </w:tc>
         <w:tc>
           <w:tcPr>
-            <w:tcW w:w="1417" w:type="dxa"/>
-            <w:shd w:val="clear" w:color="auto" w:fill="C0C0C0"/>
-          </w:tcPr>
-          <w:p>
-            <w:pPr>
-              <w:tabs>
-                <w:tab w:val="left" w:pos="1134"/>
-                <w:tab w:val="left" w:pos="2268"/>
-                <w:tab w:val="left" w:pos="3402"/>
-                <w:tab w:val="left" w:pos="4536"/>
-                <w:tab w:val="left" w:pos="5670"/>
-                <w:tab w:val="left" w:pos="6804"/>
-                <w:tab w:val="left" w:pos="7938"/>
-                <w:tab w:val="left" w:pos="9072"/>
-                <w:tab w:val="left" w:pos="10206"/>
-                <w:tab w:val="left" w:pos="11340"/>
-                <w:tab w:val="left" w:pos="12474"/>
-                <w:tab w:val="left" w:pos="13608"/>
-                <w:tab w:val="left" w:pos="14742"/>
-                <w:tab w:val="left" w:pos="15876"/>
-              </w:tabs>
-              <w:spacing w:line="259" w:lineRule="auto"/>
-              <w:jc w:val="center"/>
-              <w:rPr>
-                <w:rFonts w:ascii="Neue Hans Kendrick" w:eastAsia="Neue Hans Kendrick Light" w:hAnsi="Neue Hans Kendrick" w:cs="Neue Hans Kendrick Light"/>
-                <w:b/>
-                <w:lang w:eastAsia="de-DE" w:bidi="de-DE"/>
-              </w:rPr>
-            </w:pPr>
-            <w:r>
-              <w:rPr>
-                <w:rFonts w:ascii="Neue Hans Kendrick" w:eastAsia="Neue Hans Kendrick Light" w:hAnsi="Neue Hans Kendrick" w:cs="Neue Hans Kendrick Light"/>
-                <w:b/>
-                <w:lang w:eastAsia="de-DE" w:bidi="de-DE"/>
-              </w:rPr>
-              <w:t>Basic Fee + Surcharge [€]</w:t>
-            </w:r>
-          </w:p>
-        </w:tc>
-        <w:tc>
-          <w:tcPr>
-            <w:tcW w:w="1276" w:type="dxa"/>
-            <w:shd w:val="clear" w:color="auto" w:fill="C0C0C0"/>
-          </w:tcPr>
-          <w:p>
-            <w:pPr>
-              <w:tabs>
-                <w:tab w:val="left" w:pos="1134"/>
-                <w:tab w:val="left" w:pos="2268"/>
-                <w:tab w:val="left" w:pos="3402"/>
-                <w:tab w:val="left" w:pos="4536"/>
-                <w:tab w:val="left" w:pos="5670"/>
-                <w:tab w:val="left" w:pos="6804"/>
-                <w:tab w:val="left" w:pos="7938"/>
-                <w:tab w:val="left" w:pos="9072"/>
-                <w:tab w:val="left" w:pos="10206"/>
-                <w:tab w:val="left" w:pos="11340"/>
-                <w:tab w:val="left" w:pos="12474"/>
-                <w:tab w:val="left" w:pos="13608"/>
-                <w:tab w:val="left" w:pos="14742"/>
-                <w:tab w:val="left" w:pos="15876"/>
-              </w:tabs>
-              <w:spacing w:after="160" w:line="259" w:lineRule="auto"/>
-              <w:jc w:val="center"/>
-              <w:rPr>
-                <w:rFonts w:ascii="Neue Hans Kendrick" w:eastAsia="Neue Hans Kendrick Light" w:hAnsi="Neue Hans Kendrick" w:cs="Neue Hans Kendrick Light"/>
-                <w:b/>
-                <w:lang w:eastAsia="de-DE" w:bidi="de-DE"/>
-              </w:rPr>
-            </w:pPr>
-            <w:r>
-              <w:rPr>
-                <w:rFonts w:ascii="Neue Hans Kendrick" w:eastAsia="Neue Hans Kendrick Light" w:hAnsi="Neue Hans Kendrick" w:cs="Neue Hans Kendrick Light"/>
-                <w:b/>
-                <w:lang w:eastAsia="de-DE" w:bidi="de-DE"/>
-              </w:rPr>
-              <w:t xml:space="preserve">Assigned </w:t>
-            </w:r>
-            <w:r>
-              <w:rPr>
-                <w:rFonts w:ascii="Neue Hans Kendrick" w:eastAsia="Neue Hans Kendrick Light" w:hAnsi="Neue Hans Kendrick" w:cs="Neue Hans Kendrick Light"/>
-                <w:b/>
-                <w:lang w:eastAsia="de-DE" w:bidi="de-DE"/>
-              </w:rPr>
-              <w:t>[%]</w:t>
-            </w:r>
-          </w:p>
-        </w:tc>
-        <w:tc>
-          <w:tcPr>
-            <w:tcW w:w="1843" w:type="dxa"/>
-            <w:shd w:val="clear" w:color="auto" w:fill="C0C0C0"/>
-          </w:tcPr>
-          <w:p>
-            <w:pPr>
-              <w:tabs>
-                <w:tab w:val="left" w:pos="1134"/>
-                <w:tab w:val="left" w:pos="2268"/>
-                <w:tab w:val="left" w:pos="3402"/>
-                <w:tab w:val="left" w:pos="4536"/>
-                <w:tab w:val="left" w:pos="5670"/>
-                <w:tab w:val="left" w:pos="6804"/>
-                <w:tab w:val="left" w:pos="7938"/>
-                <w:tab w:val="left" w:pos="9072"/>
-                <w:tab w:val="left" w:pos="10206"/>
-                <w:tab w:val="left" w:pos="11340"/>
-                <w:tab w:val="left" w:pos="12474"/>
-                <w:tab w:val="left" w:pos="13608"/>
-                <w:tab w:val="left" w:pos="14742"/>
-                <w:tab w:val="left" w:pos="15876"/>
-              </w:tabs>
-              <w:spacing w:after="160" w:line="259" w:lineRule="auto"/>
-              <w:jc w:val="center"/>
-              <w:rPr>
-                <w:rFonts w:ascii="Neue Hans Kendrick" w:eastAsia="Neue Hans Kendrick Light" w:hAnsi="Neue Hans Kendrick" w:cs="Neue Hans Kendrick Light"/>
-                <w:b/>
-                <w:lang w:eastAsia="de-DE" w:bidi="de-DE"/>
-              </w:rPr>
-            </w:pPr>
-            <w:r>
-              <w:rPr>
-                <w:rFonts w:ascii="Neue Hans Kendrick" w:eastAsia="Neue Hans Kendrick Light" w:hAnsi="Neue Hans Kendrick" w:cs="Neue Hans Kendrick Light"/>
-                <w:b/>
-                <w:lang w:eastAsia="de-DE" w:bidi="de-DE"/>
-              </w:rPr>
-              <w:t>Provided</w:t>
-            </w:r>
-            <w:r>
-              <w:rPr>
-                <w:rFonts w:ascii="Neue Hans Kendrick" w:eastAsia="Neue Hans Kendrick Light" w:hAnsi="Neue Hans Kendrick" w:cs="Neue Hans Kendrick Light"/>
-                <w:b/>
-                <w:lang w:eastAsia="de-DE" w:bidi="de-DE"/>
-              </w:rPr>
-              <w:t xml:space="preserve"> [%]</w:t>
-            </w:r>
-          </w:p>
-        </w:tc>
-        <w:tc>
-          <w:tcPr>
-            <w:tcW w:w="1701" w:type="dxa"/>
+            <w:tcW w:w="1530" w:type="dxa"/>
             <w:shd w:val="clear" w:color="auto" w:fill="C0C0C0"/>
           </w:tcPr>
           <w:p>
@@ -6544,62 +6586,14 @@
                 <w:b/>
                 <w:lang w:eastAsia="de-DE" w:bidi="de-DE"/>
               </w:rPr>
-              <w:t xml:space="preserve">Total fee </w:t>
-            </w:r>
-            <w:r>
-              <w:rPr>
-                <w:rFonts w:ascii="Neue Hans Kendrick" w:eastAsia="Neue Hans Kendrick Light" w:hAnsi="Neue Hans Kendrick" w:cs="Neue Hans Kendrick Light"/>
-                <w:b/>
-                <w:lang w:eastAsia="de-DE" w:bidi="de-DE"/>
-              </w:rPr>
-              <w:t>[€]</w:t>
-            </w:r>
-          </w:p>
-        </w:tc>
-      </w:tr>
-    </w:tbl>
-    <w:p>
-      <w:pPr>
-        <w:rPr>
-          <w:rFonts w:ascii="Neue Hans Kendrick" w:hAnsi="Neue Hans Kendrick"/>
-          <w:sz w:val="2"/>
-          <w:szCs w:val="2"/>
-          <w:lang w:val="en-US"/>
-        </w:rPr>
-      </w:pPr>
-      <w:r>
-        <w:rPr>
-          <w:rFonts w:ascii="Neue Hans Kendrick" w:hAnsi="Neue Hans Kendrick"/>
-          <w:sz w:val="2"/>
-          <w:szCs w:val="2"/>
-          <w:lang w:val="en-US"/>
-        </w:rPr>
-        <w:t>{% for lp in lp_sections %}</w:t>
-      </w:r>
-    </w:p>
-    <w:tbl>
-      <w:tblPr>
-        <w:tblW w:w="9493" w:type="dxa"/>
-        <w:tblLayout w:type="fixed"/>
-        <w:tblCellMar>
-          <w:left w:w="0" w:type="dxa"/>
-          <w:right w:w="36" w:type="dxa"/>
-        </w:tblCellMar>
-        <w:tblLook w:val="04A0" w:firstRow="1" w:lastRow="0" w:firstColumn="1" w:lastColumn="0" w:noHBand="0" w:noVBand="1"/>
-      </w:tblPr>
-      <w:tblGrid>
-        <w:gridCol w:w="5949"/>
-        <w:gridCol w:w="1843"/>
-        <w:gridCol w:w="1701"/>
-      </w:tblGrid>
-      <w:tr>
-        <w:trPr>
-          <w:trHeight w:val="20"/>
-        </w:trPr>
-        <w:tc>
-          <w:tcPr>
-            <w:tcW w:w="5949" w:type="dxa"/>
-            <w:shd w:val="clear" w:color="auto" w:fill="E5E5E5"/>
+              <w:t>commissioned [%]</w:t>
+            </w:r>
+          </w:p>
+        </w:tc>
+        <w:tc>
+          <w:tcPr>
+            <w:tcW w:w="1710" w:type="dxa"/>
+            <w:shd w:val="clear" w:color="auto" w:fill="C0C0C0"/>
           </w:tcPr>
           <w:p>
             <w:pPr>
@@ -6619,25 +6613,45 @@
                 <w:tab w:val="left" w:pos="14742"/>
                 <w:tab w:val="left" w:pos="15876"/>
               </w:tabs>
-              <w:spacing w:before="20" w:after="20"/>
-              <w:rPr>
-                <w:rFonts w:ascii="Neue Hans Kendrick" w:eastAsia="Neue Hans Kendrick Light" w:hAnsi="Neue Hans Kendrick" w:cs="Neue Hans Kendrick Light"/>
-                <w:lang w:val="en-US" w:eastAsia="de-DE" w:bidi="de-DE"/>
-              </w:rPr>
-            </w:pPr>
-            <w:r>
-              <w:rPr>
-                <w:rFonts w:ascii="Neue Hans Kendrick" w:eastAsia="Neue Hans Kendrick Light" w:hAnsi="Neue Hans Kendrick" w:cs="Neue Hans Kendrick Light"/>
-                <w:lang w:val="en-US" w:eastAsia="de-DE" w:bidi="de-DE"/>
-              </w:rPr>
-              <w:t>{{ lp.lp_name }}</w:t>
-            </w:r>
-          </w:p>
-        </w:tc>
-        <w:tc>
-          <w:tcPr>
-            <w:tcW w:w="1843" w:type="dxa"/>
-            <w:shd w:val="clear" w:color="auto" w:fill="E5E5E5"/>
+              <w:spacing w:after="160" w:line="259" w:lineRule="auto"/>
+              <w:jc w:val="right"/>
+              <w:rPr>
+                <w:rFonts w:ascii="Neue Hans Kendrick" w:eastAsia="Neue Hans Kendrick Light" w:hAnsi="Neue Hans Kendrick" w:cs="Neue Hans Kendrick Light"/>
+                <w:b/>
+                <w:lang w:eastAsia="de-DE" w:bidi="de-DE"/>
+              </w:rPr>
+            </w:pPr>
+            <w:r>
+              <w:rPr>
+                <w:rFonts w:ascii="Neue Hans Kendrick" w:eastAsia="Neue Hans Kendrick Light" w:hAnsi="Neue Hans Kendrick" w:cs="Neue Hans Kendrick Light"/>
+                <w:b/>
+                <w:lang w:eastAsia="de-DE" w:bidi="de-DE"/>
+              </w:rPr>
+              <w:t>commissioned [</w:t>
+            </w:r>
+            <w:r>
+              <w:rPr>
+                <w:rFonts w:ascii="Neue Hans Kendrick" w:eastAsia="Neue Hans Kendrick Light" w:hAnsi="Neue Hans Kendrick" w:cs="Neue Hans Kendrick Light"/>
+                <w:b/>
+                <w:bCs/>
+                <w:lang w:eastAsia="de-DE" w:bidi="de-DE"/>
+              </w:rPr>
+              <w:t>€</w:t>
+            </w:r>
+            <w:r>
+              <w:rPr>
+                <w:rFonts w:ascii="Neue Hans Kendrick" w:eastAsia="Neue Hans Kendrick Light" w:hAnsi="Neue Hans Kendrick" w:cs="Neue Hans Kendrick Light"/>
+                <w:b/>
+                <w:lang w:eastAsia="de-DE" w:bidi="de-DE"/>
+              </w:rPr>
+              <w:t>]</w:t>
+            </w:r>
+          </w:p>
+        </w:tc>
+        <w:tc>
+          <w:tcPr>
+            <w:tcW w:w="1800" w:type="dxa"/>
+            <w:shd w:val="clear" w:color="auto" w:fill="C0C0C0"/>
           </w:tcPr>
           <w:p>
             <w:pPr>
@@ -6657,19 +6671,44 @@
                 <w:tab w:val="left" w:pos="14742"/>
                 <w:tab w:val="left" w:pos="15876"/>
               </w:tabs>
-              <w:spacing w:after="160"/>
-              <w:jc w:val="center"/>
-              <w:rPr>
-                <w:rFonts w:ascii="Neue Hans Kendrick" w:eastAsia="Neue Hans Kendrick Light" w:hAnsi="Neue Hans Kendrick" w:cs="Neue Hans Kendrick Light"/>
-                <w:lang w:val="en-US" w:eastAsia="de-DE" w:bidi="de-DE"/>
-              </w:rPr>
-            </w:pPr>
-          </w:p>
-        </w:tc>
-        <w:tc>
-          <w:tcPr>
-            <w:tcW w:w="1701" w:type="dxa"/>
-            <w:shd w:val="clear" w:color="auto" w:fill="E5E5E5"/>
+              <w:spacing w:after="160" w:line="259" w:lineRule="auto"/>
+              <w:jc w:val="right"/>
+              <w:rPr>
+                <w:rFonts w:ascii="Neue Hans Kendrick" w:eastAsia="Neue Hans Kendrick Light" w:hAnsi="Neue Hans Kendrick" w:cs="Neue Hans Kendrick Light"/>
+                <w:b/>
+                <w:lang w:eastAsia="de-DE" w:bidi="de-DE"/>
+              </w:rPr>
+            </w:pPr>
+            <w:r>
+              <w:rPr>
+                <w:rFonts w:ascii="Neue Hans Kendrick" w:eastAsia="Neue Hans Kendrick Light" w:hAnsi="Neue Hans Kendrick" w:cs="Neue Hans Kendrick Light"/>
+                <w:b/>
+                <w:lang w:eastAsia="de-DE" w:bidi="de-DE"/>
+              </w:rPr>
+              <w:t>c</w:t>
+            </w:r>
+            <w:r>
+              <w:rPr>
+                <w:rFonts w:ascii="Neue Hans Kendrick" w:eastAsia="Neue Hans Kendrick Light" w:hAnsi="Neue Hans Kendrick" w:cs="Neue Hans Kendrick Light"/>
+                <w:b/>
+                <w:lang w:eastAsia="de-DE" w:bidi="de-DE"/>
+              </w:rPr>
+              <w:t xml:space="preserve">ompleted </w:t>
+            </w:r>
+            <w:r>
+              <w:rPr>
+                <w:rFonts w:ascii="Neue Hans Kendrick" w:eastAsia="Neue Hans Kendrick Light" w:hAnsi="Neue Hans Kendrick" w:cs="Neue Hans Kendrick Light"/>
+                <w:b/>
+                <w:lang w:eastAsia="de-DE" w:bidi="de-DE"/>
+              </w:rPr>
+              <w:t>[%]</w:t>
+            </w:r>
+          </w:p>
+        </w:tc>
+        <w:tc>
+          <w:tcPr>
+            <w:tcW w:w="1573" w:type="dxa"/>
+            <w:shd w:val="clear" w:color="auto" w:fill="C0C0C0"/>
           </w:tcPr>
           <w:p>
             <w:pPr>
@@ -6689,7 +6728,527 @@
                 <w:tab w:val="left" w:pos="14742"/>
                 <w:tab w:val="left" w:pos="15876"/>
               </w:tabs>
-              <w:spacing w:before="20" w:after="20"/>
+              <w:spacing w:line="259" w:lineRule="auto"/>
+              <w:jc w:val="right"/>
+              <w:rPr>
+                <w:rFonts w:ascii="Neue Hans Kendrick" w:eastAsia="Neue Hans Kendrick Light" w:hAnsi="Neue Hans Kendrick" w:cs="Neue Hans Kendrick Light"/>
+                <w:b/>
+                <w:lang w:eastAsia="de-DE" w:bidi="de-DE"/>
+              </w:rPr>
+            </w:pPr>
+            <w:bookmarkStart w:id="6" w:name="_Hlk209779245"/>
+            <w:r>
+              <w:rPr>
+                <w:rFonts w:ascii="Neue Hans Kendrick" w:eastAsia="Neue Hans Kendrick Light" w:hAnsi="Neue Hans Kendrick" w:cs="Neue Hans Kendrick Light"/>
+                <w:b/>
+                <w:lang w:eastAsia="de-DE" w:bidi="de-DE"/>
+              </w:rPr>
+              <w:t>Net Invoice</w:t>
+            </w:r>
+            <w:r>
+              <w:rPr>
+                <w:rFonts w:ascii="Neue Hans Kendrick" w:eastAsia="Neue Hans Kendrick Light" w:hAnsi="Neue Hans Kendrick" w:cs="Neue Hans Kendrick Light"/>
+                <w:b/>
+                <w:lang w:eastAsia="de-DE" w:bidi="de-DE"/>
+              </w:rPr>
+              <w:t xml:space="preserve"> [€]</w:t>
+            </w:r>
+            <w:bookmarkEnd w:id="6"/>
+          </w:p>
+        </w:tc>
+      </w:tr>
+    </w:tbl>
+    <w:p>
+      <w:pPr>
+        <w:rPr>
+          <w:rFonts w:ascii="Neue Hans Kendrick" w:hAnsi="Neue Hans Kendrick"/>
+          <w:sz w:val="2"/>
+          <w:szCs w:val="2"/>
+          <w:lang w:val="en-US"/>
+        </w:rPr>
+      </w:pPr>
+      <w:r>
+        <w:rPr>
+          <w:rFonts w:ascii="Neue Hans Kendrick" w:hAnsi="Neue Hans Kendrick"/>
+          <w:sz w:val="2"/>
+          <w:szCs w:val="2"/>
+          <w:lang w:val="en-US"/>
+        </w:rPr>
+        <w:t>{% for lp in lp_sections %}</w:t>
+      </w:r>
+    </w:p>
+    <w:tbl>
+      <w:tblPr>
+        <w:tblW w:w="9493" w:type="dxa"/>
+        <w:shd w:val="clear" w:color="auto" w:fill="DBDBDB" w:themeFill="accent3" w:themeFillTint="66"/>
+        <w:tblLayout w:type="fixed"/>
+        <w:tblCellMar>
+          <w:left w:w="36" w:type="dxa"/>
+          <w:right w:w="36" w:type="dxa"/>
+        </w:tblCellMar>
+        <w:tblLook w:val="04A0" w:firstRow="1" w:lastRow="0" w:firstColumn="1" w:lastColumn="0" w:noHBand="0" w:noVBand="1"/>
+      </w:tblPr>
+      <w:tblGrid>
+        <w:gridCol w:w="2520"/>
+        <w:gridCol w:w="360"/>
+        <w:gridCol w:w="1530"/>
+        <w:gridCol w:w="1710"/>
+        <w:gridCol w:w="1800"/>
+        <w:gridCol w:w="1573"/>
+      </w:tblGrid>
+      <w:tr>
+        <w:trPr>
+          <w:trHeight w:val="151"/>
+        </w:trPr>
+        <w:tc>
+          <w:tcPr>
+            <w:tcW w:w="2520" w:type="dxa"/>
+            <w:shd w:val="clear" w:color="auto" w:fill="DBDBDB" w:themeFill="accent3" w:themeFillTint="66"/>
+          </w:tcPr>
+          <w:p>
+            <w:pPr>
+              <w:tabs>
+                <w:tab w:val="left" w:pos="1134"/>
+                <w:tab w:val="left" w:pos="2268"/>
+                <w:tab w:val="left" w:pos="3402"/>
+                <w:tab w:val="left" w:pos="4536"/>
+                <w:tab w:val="left" w:pos="5670"/>
+                <w:tab w:val="left" w:pos="6804"/>
+                <w:tab w:val="left" w:pos="7938"/>
+                <w:tab w:val="left" w:pos="9072"/>
+                <w:tab w:val="left" w:pos="10206"/>
+                <w:tab w:val="left" w:pos="11340"/>
+                <w:tab w:val="left" w:pos="12474"/>
+                <w:tab w:val="left" w:pos="13608"/>
+                <w:tab w:val="left" w:pos="14742"/>
+                <w:tab w:val="left" w:pos="15876"/>
+              </w:tabs>
+              <w:spacing w:line="259" w:lineRule="auto"/>
+              <w:rPr>
+                <w:rFonts w:ascii="Neue Hans Kendrick" w:eastAsia="Neue Hans Kendrick Light" w:hAnsi="Neue Hans Kendrick" w:cs="Neue Hans Kendrick Light"/>
+                <w:lang w:val="en-US" w:eastAsia="de-DE" w:bidi="de-DE"/>
+              </w:rPr>
+            </w:pPr>
+            <w:bookmarkStart w:id="7" w:name="_Hlk190349867"/>
+            <w:r>
+              <w:rPr>
+                <w:rFonts w:ascii="Neue Hans Kendrick" w:eastAsia="Neue Hans Kendrick Light" w:hAnsi="Neue Hans Kendrick" w:cs="Neue Hans Kendrick Light"/>
+                <w:lang w:val="en-US" w:eastAsia="de-DE" w:bidi="de-DE"/>
+              </w:rPr>
+              <w:t>{{ lp.lp_name }}</w:t>
+            </w:r>
+          </w:p>
+        </w:tc>
+        <w:tc>
+          <w:tcPr>
+            <w:tcW w:w="360" w:type="dxa"/>
+            <w:shd w:val="clear" w:color="auto" w:fill="DBDBDB" w:themeFill="accent3" w:themeFillTint="66"/>
+          </w:tcPr>
+          <w:p>
+            <w:pPr>
+              <w:tabs>
+                <w:tab w:val="left" w:pos="1134"/>
+                <w:tab w:val="left" w:pos="2268"/>
+                <w:tab w:val="left" w:pos="3402"/>
+                <w:tab w:val="left" w:pos="4536"/>
+                <w:tab w:val="left" w:pos="5670"/>
+                <w:tab w:val="left" w:pos="6804"/>
+                <w:tab w:val="left" w:pos="7938"/>
+                <w:tab w:val="left" w:pos="9072"/>
+                <w:tab w:val="left" w:pos="10206"/>
+                <w:tab w:val="left" w:pos="11340"/>
+                <w:tab w:val="left" w:pos="12474"/>
+                <w:tab w:val="left" w:pos="13608"/>
+                <w:tab w:val="left" w:pos="14742"/>
+                <w:tab w:val="left" w:pos="15876"/>
+              </w:tabs>
+              <w:rPr>
+                <w:rFonts w:ascii="Neue Hans Kendrick" w:eastAsia="Neue Hans Kendrick Light" w:hAnsi="Neue Hans Kendrick" w:cs="Neue Hans Kendrick Light"/>
+                <w:lang w:val="en-US" w:eastAsia="de-DE" w:bidi="de-DE"/>
+              </w:rPr>
+            </w:pPr>
+            <w:r>
+              <w:rPr>
+                <w:rFonts w:ascii="Neue Hans Kendrick" w:eastAsia="Neue Hans Kendrick Light" w:hAnsi="Neue Hans Kendrick" w:cs="Neue Hans Kendrick Light"/>
+                <w:bCs/>
+                <w:sz w:val="2"/>
+                <w:szCs w:val="2"/>
+                <w:lang w:val="en-US" w:eastAsia="de-DE" w:bidi="de-DE"/>
+              </w:rPr>
+              <w:t>{% for item in lp.Item %}</w:t>
+            </w:r>
+          </w:p>
+        </w:tc>
+        <w:tc>
+          <w:tcPr>
+            <w:tcW w:w="1530" w:type="dxa"/>
+            <w:shd w:val="clear" w:color="auto" w:fill="DBDBDB" w:themeFill="accent3" w:themeFillTint="66"/>
+          </w:tcPr>
+          <w:p>
+            <w:pPr>
+              <w:tabs>
+                <w:tab w:val="left" w:pos="1134"/>
+                <w:tab w:val="left" w:pos="2268"/>
+                <w:tab w:val="left" w:pos="3402"/>
+                <w:tab w:val="left" w:pos="4536"/>
+                <w:tab w:val="left" w:pos="5670"/>
+                <w:tab w:val="left" w:pos="6804"/>
+                <w:tab w:val="left" w:pos="7938"/>
+                <w:tab w:val="left" w:pos="9072"/>
+                <w:tab w:val="left" w:pos="10206"/>
+                <w:tab w:val="left" w:pos="11340"/>
+                <w:tab w:val="left" w:pos="12474"/>
+                <w:tab w:val="left" w:pos="13608"/>
+                <w:tab w:val="left" w:pos="14742"/>
+                <w:tab w:val="left" w:pos="15876"/>
+              </w:tabs>
+              <w:jc w:val="right"/>
+              <w:rPr>
+                <w:rFonts w:ascii="Neue Hans Kendrick" w:eastAsia="Neue Hans Kendrick Light" w:hAnsi="Neue Hans Kendrick" w:cs="Neue Hans Kendrick Light"/>
+                <w:lang w:val="en-US" w:eastAsia="de-DE" w:bidi="de-DE"/>
+              </w:rPr>
+            </w:pPr>
+            <w:r>
+              <w:rPr>
+                <w:rFonts w:ascii="Neue Hans Kendrick" w:eastAsia="Neue Hans Kendrick Light" w:hAnsi="Neue Hans Kendrick" w:cs="Neue Hans Kendrick Light"/>
+                <w:lang w:val="en-US" w:eastAsia="de-DE" w:bidi="de-DE"/>
+              </w:rPr>
+              <w:t>{{lp.</w:t>
+            </w:r>
+            <w:r>
+              <w:rPr>
+                <w:rFonts w:ascii="Neue Hans Kendrick" w:hAnsi="Neue Hans Kendrick"/>
+                <w:lang w:val="en-US"/>
+              </w:rPr>
+              <w:t xml:space="preserve"> </w:t>
+            </w:r>
+            <w:r>
+              <w:rPr>
+                <w:rFonts w:ascii="Neue Hans Kendrick" w:eastAsia="Neue Hans Kendrick Light" w:hAnsi="Neue Hans Kendrick" w:cs="Neue Hans Kendrick Light"/>
+                <w:lang w:val="en-US" w:eastAsia="de-DE" w:bidi="de-DE"/>
+              </w:rPr>
+              <w:t xml:space="preserve">lp_percentage }} </w:t>
+            </w:r>
+            <w:r>
+              <w:rPr>
+                <w:rFonts w:ascii="Neue Hans Kendrick" w:eastAsia="Neue Hans Kendrick Light" w:hAnsi="Neue Hans Kendrick" w:cs="Neue Hans Kendrick Light"/>
+                <w:b/>
+                <w:lang w:eastAsia="de-DE" w:bidi="de-DE"/>
+              </w:rPr>
+              <w:t>%</w:t>
+            </w:r>
+          </w:p>
+        </w:tc>
+        <w:tc>
+          <w:tcPr>
+            <w:tcW w:w="1710" w:type="dxa"/>
+            <w:shd w:val="clear" w:color="auto" w:fill="DBDBDB" w:themeFill="accent3" w:themeFillTint="66"/>
+          </w:tcPr>
+          <w:p>
+            <w:pPr>
+              <w:tabs>
+                <w:tab w:val="left" w:pos="1134"/>
+                <w:tab w:val="left" w:pos="2268"/>
+                <w:tab w:val="left" w:pos="3402"/>
+                <w:tab w:val="left" w:pos="4536"/>
+                <w:tab w:val="left" w:pos="5670"/>
+                <w:tab w:val="left" w:pos="6804"/>
+                <w:tab w:val="left" w:pos="7938"/>
+                <w:tab w:val="left" w:pos="9072"/>
+                <w:tab w:val="left" w:pos="10206"/>
+                <w:tab w:val="left" w:pos="11340"/>
+                <w:tab w:val="left" w:pos="12474"/>
+                <w:tab w:val="left" w:pos="13608"/>
+                <w:tab w:val="left" w:pos="14742"/>
+                <w:tab w:val="left" w:pos="15876"/>
+              </w:tabs>
+              <w:jc w:val="right"/>
+              <w:rPr>
+                <w:rFonts w:ascii="Neue Hans Kendrick" w:eastAsia="Neue Hans Kendrick Light" w:hAnsi="Neue Hans Kendrick" w:cs="Neue Hans Kendrick Light"/>
+                <w:lang w:val="en-US" w:eastAsia="de-DE" w:bidi="de-DE"/>
+              </w:rPr>
+            </w:pPr>
+            <w:r>
+              <w:rPr>
+                <w:rFonts w:ascii="Neue Hans Kendrick" w:eastAsia="Neue Hans Kendrick Light" w:hAnsi="Neue Hans Kendrick" w:cs="Neue Hans Kendrick Light"/>
+                <w:lang w:val="en-US" w:eastAsia="de-DE" w:bidi="de-DE"/>
+              </w:rPr>
+              <w:t>{{lp.</w:t>
+            </w:r>
+            <w:r>
+              <w:rPr>
+                <w:rFonts w:ascii="Neue Hans Kendrick" w:hAnsi="Neue Hans Kendrick"/>
+                <w:lang w:val="en-US"/>
+              </w:rPr>
+              <w:t xml:space="preserve"> </w:t>
+            </w:r>
+            <w:r>
+              <w:rPr>
+                <w:rFonts w:ascii="Neue Hans Kendrick" w:eastAsia="Neue Hans Kendrick Light" w:hAnsi="Neue Hans Kendrick" w:cs="Neue Hans Kendrick Light"/>
+                <w:lang w:val="en-US" w:eastAsia="de-DE" w:bidi="de-DE"/>
+              </w:rPr>
+              <w:t xml:space="preserve">lp_beauftragt }} </w:t>
+            </w:r>
+            <w:r>
+              <w:rPr>
+                <w:rFonts w:ascii="Neue Hans Kendrick" w:eastAsia="Neue Hans Kendrick Light" w:hAnsi="Neue Hans Kendrick" w:cs="Neue Hans Kendrick Light"/>
+                <w:color w:val="000000"/>
+                <w:lang w:eastAsia="de-DE" w:bidi="de-DE"/>
+              </w:rPr>
+              <w:t>€</w:t>
+            </w:r>
+          </w:p>
+        </w:tc>
+        <w:tc>
+          <w:tcPr>
+            <w:tcW w:w="1800" w:type="dxa"/>
+            <w:shd w:val="clear" w:color="auto" w:fill="DBDBDB" w:themeFill="accent3" w:themeFillTint="66"/>
+          </w:tcPr>
+          <w:p>
+            <w:pPr>
+              <w:tabs>
+                <w:tab w:val="left" w:pos="1134"/>
+                <w:tab w:val="left" w:pos="2268"/>
+                <w:tab w:val="left" w:pos="3402"/>
+                <w:tab w:val="left" w:pos="4536"/>
+                <w:tab w:val="left" w:pos="5670"/>
+                <w:tab w:val="left" w:pos="6804"/>
+                <w:tab w:val="left" w:pos="7938"/>
+                <w:tab w:val="left" w:pos="9072"/>
+                <w:tab w:val="left" w:pos="10206"/>
+                <w:tab w:val="left" w:pos="11340"/>
+                <w:tab w:val="left" w:pos="12474"/>
+                <w:tab w:val="left" w:pos="13608"/>
+                <w:tab w:val="left" w:pos="14742"/>
+                <w:tab w:val="left" w:pos="15876"/>
+              </w:tabs>
+              <w:jc w:val="right"/>
+              <w:rPr>
+                <w:rFonts w:ascii="Neue Hans Kendrick" w:eastAsia="Neue Hans Kendrick Light" w:hAnsi="Neue Hans Kendrick" w:cs="Neue Hans Kendrick Light"/>
+                <w:lang w:val="en-US" w:eastAsia="de-DE" w:bidi="de-DE"/>
+              </w:rPr>
+            </w:pPr>
+            <w:r>
+              <w:rPr>
+                <w:rFonts w:ascii="Neue Hans Kendrick" w:eastAsia="Neue Hans Kendrick Light" w:hAnsi="Neue Hans Kendrick" w:cs="Neue Hans Kendrick Light"/>
+                <w:lang w:val="en-US" w:eastAsia="de-DE" w:bidi="de-DE"/>
+              </w:rPr>
+              <w:t xml:space="preserve">{{ item.quantity }} </w:t>
+            </w:r>
+            <w:r>
+              <w:rPr>
+                <w:rFonts w:ascii="Neue Hans Kendrick" w:eastAsia="Neue Hans Kendrick Light" w:hAnsi="Neue Hans Kendrick" w:cs="Neue Hans Kendrick Light"/>
+                <w:b/>
+                <w:lang w:eastAsia="de-DE" w:bidi="de-DE"/>
+              </w:rPr>
+              <w:t>%</w:t>
+            </w:r>
+          </w:p>
+        </w:tc>
+        <w:tc>
+          <w:tcPr>
+            <w:tcW w:w="1573" w:type="dxa"/>
+            <w:shd w:val="clear" w:color="auto" w:fill="DBDBDB" w:themeFill="accent3" w:themeFillTint="66"/>
+          </w:tcPr>
+          <w:p>
+            <w:pPr>
+              <w:tabs>
+                <w:tab w:val="left" w:pos="1134"/>
+                <w:tab w:val="left" w:pos="2268"/>
+                <w:tab w:val="left" w:pos="3402"/>
+                <w:tab w:val="left" w:pos="4536"/>
+                <w:tab w:val="left" w:pos="5670"/>
+                <w:tab w:val="left" w:pos="6804"/>
+                <w:tab w:val="left" w:pos="7938"/>
+                <w:tab w:val="left" w:pos="9072"/>
+                <w:tab w:val="left" w:pos="10206"/>
+                <w:tab w:val="left" w:pos="11340"/>
+                <w:tab w:val="left" w:pos="12474"/>
+                <w:tab w:val="left" w:pos="13608"/>
+                <w:tab w:val="left" w:pos="14742"/>
+                <w:tab w:val="left" w:pos="15876"/>
+              </w:tabs>
+              <w:jc w:val="right"/>
+              <w:rPr>
+                <w:rFonts w:ascii="Neue Hans Kendrick" w:eastAsia="Neue Hans Kendrick Light" w:hAnsi="Neue Hans Kendrick" w:cs="Neue Hans Kendrick Light"/>
+                <w:lang w:eastAsia="de-DE" w:bidi="de-DE"/>
+              </w:rPr>
+            </w:pPr>
+            <w:r>
+              <w:rPr>
+                <w:rFonts w:ascii="Neue Hans Kendrick" w:eastAsia="Neue Hans Kendrick Light" w:hAnsi="Neue Hans Kendrick" w:cs="Neue Hans Kendrick Light"/>
+                <w:lang w:eastAsia="de-DE" w:bidi="de-DE"/>
+              </w:rPr>
+              <w:t xml:space="preserve">{{ lp.lp_amount}} </w:t>
+            </w:r>
+            <w:r>
+              <w:rPr>
+                <w:rFonts w:ascii="Neue Hans Kendrick" w:eastAsia="Neue Hans Kendrick Light" w:hAnsi="Neue Hans Kendrick" w:cs="Neue Hans Kendrick Light"/>
+                <w:color w:val="000000"/>
+                <w:lang w:eastAsia="de-DE" w:bidi="de-DE"/>
+              </w:rPr>
+              <w:t>€</w:t>
+            </w:r>
+          </w:p>
+        </w:tc>
+      </w:tr>
+    </w:tbl>
+    <w:bookmarkEnd w:id="7"/>
+    <w:p>
+      <w:pPr>
+        <w:tabs>
+          <w:tab w:val="left" w:pos="1134"/>
+          <w:tab w:val="left" w:pos="2268"/>
+          <w:tab w:val="left" w:pos="3402"/>
+          <w:tab w:val="left" w:pos="4536"/>
+          <w:tab w:val="left" w:pos="5670"/>
+          <w:tab w:val="left" w:pos="6804"/>
+          <w:tab w:val="left" w:pos="7938"/>
+          <w:tab w:val="left" w:pos="9072"/>
+          <w:tab w:val="left" w:pos="10206"/>
+          <w:tab w:val="left" w:pos="11340"/>
+          <w:tab w:val="left" w:pos="12474"/>
+          <w:tab w:val="left" w:pos="13608"/>
+          <w:tab w:val="left" w:pos="14742"/>
+          <w:tab w:val="left" w:pos="15876"/>
+        </w:tabs>
+        <w:spacing w:line="259" w:lineRule="auto"/>
+        <w:rPr>
+          <w:rFonts w:ascii="Neue Hans Kendrick" w:eastAsia="Neue Hans Kendrick Light" w:hAnsi="Neue Hans Kendrick" w:cs="Neue Hans Kendrick Light"/>
+          <w:b/>
+          <w:sz w:val="2"/>
+          <w:szCs w:val="2"/>
+          <w:lang w:val="en-US" w:eastAsia="de-DE" w:bidi="de-DE"/>
+        </w:rPr>
+      </w:pPr>
+      <w:r>
+        <w:rPr>
+          <w:rFonts w:ascii="Neue Hans Kendrick" w:eastAsia="Neue Hans Kendrick Light" w:hAnsi="Neue Hans Kendrick" w:cs="Neue Hans Kendrick Light"/>
+          <w:b/>
+          <w:sz w:val="2"/>
+          <w:szCs w:val="2"/>
+          <w:lang w:val="en-US" w:eastAsia="de-DE" w:bidi="de-DE"/>
+        </w:rPr>
+        <w:t>{% endfor %}{% endfor %}</w:t>
+      </w:r>
+    </w:p>
+    <w:tbl>
+      <w:tblPr>
+        <w:tblW w:w="9503" w:type="dxa"/>
+        <w:tblBorders>
+          <w:top w:val="single" w:sz="2" w:space="0" w:color="auto"/>
+          <w:bottom w:val="single" w:sz="2" w:space="0" w:color="auto"/>
+        </w:tblBorders>
+        <w:tblLayout w:type="fixed"/>
+        <w:tblCellMar>
+          <w:left w:w="36" w:type="dxa"/>
+          <w:right w:w="36" w:type="dxa"/>
+        </w:tblCellMar>
+        <w:tblLook w:val="04A0" w:firstRow="1" w:lastRow="0" w:firstColumn="1" w:lastColumn="0" w:noHBand="0" w:noVBand="1"/>
+      </w:tblPr>
+      <w:tblGrid>
+        <w:gridCol w:w="2880"/>
+        <w:gridCol w:w="1530"/>
+        <w:gridCol w:w="1710"/>
+        <w:gridCol w:w="1800"/>
+        <w:gridCol w:w="1583"/>
+      </w:tblGrid>
+      <w:tr>
+        <w:trPr>
+          <w:trHeight w:val="20"/>
+        </w:trPr>
+        <w:tc>
+          <w:tcPr>
+            <w:tcW w:w="2880" w:type="dxa"/>
+            <w:tcBorders>
+              <w:top w:val="single" w:sz="2" w:space="0" w:color="auto"/>
+            </w:tcBorders>
+          </w:tcPr>
+          <w:p>
+            <w:pPr>
+              <w:tabs>
+                <w:tab w:val="left" w:pos="1134"/>
+                <w:tab w:val="left" w:pos="2268"/>
+                <w:tab w:val="left" w:pos="3402"/>
+                <w:tab w:val="left" w:pos="4536"/>
+                <w:tab w:val="left" w:pos="5670"/>
+                <w:tab w:val="left" w:pos="6804"/>
+                <w:tab w:val="left" w:pos="7938"/>
+                <w:tab w:val="left" w:pos="9072"/>
+                <w:tab w:val="left" w:pos="10206"/>
+                <w:tab w:val="left" w:pos="11340"/>
+                <w:tab w:val="left" w:pos="12474"/>
+                <w:tab w:val="left" w:pos="13608"/>
+                <w:tab w:val="left" w:pos="14742"/>
+                <w:tab w:val="left" w:pos="15876"/>
+              </w:tabs>
+              <w:spacing w:line="259" w:lineRule="auto"/>
+              <w:rPr>
+                <w:rFonts w:ascii="Neue Hans Kendrick" w:eastAsia="Neue Hans Kendrick Light" w:hAnsi="Neue Hans Kendrick" w:cs="Neue Hans Kendrick Light"/>
+                <w:b/>
+                <w:lang w:eastAsia="de-DE" w:bidi="de-DE"/>
+              </w:rPr>
+            </w:pPr>
+            <w:r>
+              <w:rPr>
+                <w:rFonts w:ascii="Neue Hans Kendrick" w:eastAsia="Neue Hans Kendrick Light" w:hAnsi="Neue Hans Kendrick" w:cs="Neue Hans Kendrick Light"/>
+                <w:b/>
+                <w:lang w:eastAsia="de-DE" w:bidi="de-DE"/>
+              </w:rPr>
+              <w:t>Sum</w:t>
+            </w:r>
+            <w:r>
+              <w:rPr>
+                <w:rFonts w:ascii="Neue Hans Kendrick" w:eastAsia="Neue Hans Kendrick Light" w:hAnsi="Neue Hans Kendrick" w:cs="Neue Hans Kendrick Light"/>
+                <w:b/>
+                <w:lang w:eastAsia="de-DE" w:bidi="de-DE"/>
+              </w:rPr>
+              <w:t xml:space="preserve"> of</w:t>
+            </w:r>
+            <w:r>
+              <w:rPr>
+                <w:rFonts w:ascii="Neue Hans Kendrick" w:eastAsia="Neue Hans Kendrick Light" w:hAnsi="Neue Hans Kendrick" w:cs="Neue Hans Kendrick Light"/>
+                <w:b/>
+                <w:lang w:eastAsia="de-DE" w:bidi="de-DE"/>
+              </w:rPr>
+              <w:t xml:space="preserve"> </w:t>
+            </w:r>
+            <w:r>
+              <w:rPr>
+                <w:rFonts w:ascii="Neue Hans Kendrick" w:eastAsia="Neue Hans Kendrick Light" w:hAnsi="Neue Hans Kendrick" w:cs="Neue Hans Kendrick Light"/>
+                <w:b/>
+                <w:lang w:eastAsia="de-DE" w:bidi="de-DE"/>
+              </w:rPr>
+              <w:t>basic services</w:t>
+            </w:r>
+          </w:p>
+        </w:tc>
+        <w:tc>
+          <w:tcPr>
+            <w:tcW w:w="1530" w:type="dxa"/>
+            <w:tcBorders>
+              <w:top w:val="single" w:sz="2" w:space="0" w:color="auto"/>
+            </w:tcBorders>
+          </w:tcPr>
+          <w:p>
+            <w:pPr>
+              <w:tabs>
+                <w:tab w:val="left" w:pos="1134"/>
+                <w:tab w:val="left" w:pos="2268"/>
+                <w:tab w:val="left" w:pos="3402"/>
+                <w:tab w:val="left" w:pos="4536"/>
+                <w:tab w:val="left" w:pos="5670"/>
+                <w:tab w:val="left" w:pos="6804"/>
+                <w:tab w:val="left" w:pos="7938"/>
+                <w:tab w:val="left" w:pos="9072"/>
+                <w:tab w:val="left" w:pos="10206"/>
+                <w:tab w:val="left" w:pos="11340"/>
+                <w:tab w:val="left" w:pos="12474"/>
+                <w:tab w:val="left" w:pos="13608"/>
+                <w:tab w:val="left" w:pos="14742"/>
+                <w:tab w:val="left" w:pos="15876"/>
+              </w:tabs>
+              <w:spacing w:line="259" w:lineRule="auto"/>
               <w:jc w:val="right"/>
               <w:rPr>
                 <w:rFonts w:ascii="Neue Hans Kendrick" w:eastAsia="Neue Hans Kendrick Light" w:hAnsi="Neue Hans Kendrick" w:cs="Neue Hans Kendrick Light"/>
@@ -6705,7 +7264,130 @@
                 <w:bCs/>
                 <w:lang w:eastAsia="de-DE" w:bidi="de-DE"/>
               </w:rPr>
-              <w:t>{{ lp.lp_amount}} €</w:t>
+              <w:t>{{sum_lp_percentage }} %</w:t>
+            </w:r>
+          </w:p>
+        </w:tc>
+        <w:tc>
+          <w:tcPr>
+            <w:tcW w:w="1710" w:type="dxa"/>
+            <w:tcBorders>
+              <w:top w:val="single" w:sz="2" w:space="0" w:color="auto"/>
+            </w:tcBorders>
+          </w:tcPr>
+          <w:p>
+            <w:pPr>
+              <w:tabs>
+                <w:tab w:val="left" w:pos="1134"/>
+                <w:tab w:val="left" w:pos="2268"/>
+                <w:tab w:val="left" w:pos="3402"/>
+                <w:tab w:val="left" w:pos="4536"/>
+                <w:tab w:val="left" w:pos="5670"/>
+                <w:tab w:val="left" w:pos="6804"/>
+                <w:tab w:val="left" w:pos="7938"/>
+                <w:tab w:val="left" w:pos="9072"/>
+                <w:tab w:val="left" w:pos="10206"/>
+                <w:tab w:val="left" w:pos="11340"/>
+                <w:tab w:val="left" w:pos="12474"/>
+                <w:tab w:val="left" w:pos="13608"/>
+                <w:tab w:val="left" w:pos="14742"/>
+                <w:tab w:val="left" w:pos="15876"/>
+              </w:tabs>
+              <w:spacing w:line="259" w:lineRule="auto"/>
+              <w:jc w:val="right"/>
+              <w:rPr>
+                <w:rFonts w:ascii="Neue Hans Kendrick" w:eastAsia="Neue Hans Kendrick Light" w:hAnsi="Neue Hans Kendrick" w:cs="Neue Hans Kendrick Light"/>
+                <w:b/>
+                <w:lang w:eastAsia="de-DE" w:bidi="de-DE"/>
+              </w:rPr>
+            </w:pPr>
+            <w:r>
+              <w:rPr>
+                <w:rFonts w:ascii="Neue Hans Kendrick" w:eastAsia="Neue Hans Kendrick Light" w:hAnsi="Neue Hans Kendrick" w:cs="Neue Hans Kendrick Light"/>
+                <w:b/>
+                <w:bCs/>
+                <w:lang w:eastAsia="de-DE" w:bidi="de-DE"/>
+              </w:rPr>
+              <w:t>{{sum_lp_beauftragt }} €</w:t>
+            </w:r>
+          </w:p>
+        </w:tc>
+        <w:tc>
+          <w:tcPr>
+            <w:tcW w:w="1800" w:type="dxa"/>
+            <w:tcBorders>
+              <w:top w:val="single" w:sz="2" w:space="0" w:color="auto"/>
+            </w:tcBorders>
+          </w:tcPr>
+          <w:p>
+            <w:pPr>
+              <w:tabs>
+                <w:tab w:val="left" w:pos="1134"/>
+                <w:tab w:val="left" w:pos="2268"/>
+                <w:tab w:val="left" w:pos="3402"/>
+                <w:tab w:val="left" w:pos="4536"/>
+                <w:tab w:val="left" w:pos="5670"/>
+                <w:tab w:val="left" w:pos="6804"/>
+                <w:tab w:val="left" w:pos="7938"/>
+                <w:tab w:val="left" w:pos="9072"/>
+                <w:tab w:val="left" w:pos="10206"/>
+                <w:tab w:val="left" w:pos="11340"/>
+                <w:tab w:val="left" w:pos="12474"/>
+                <w:tab w:val="left" w:pos="13608"/>
+                <w:tab w:val="left" w:pos="14742"/>
+                <w:tab w:val="left" w:pos="15876"/>
+              </w:tabs>
+              <w:spacing w:line="259" w:lineRule="auto"/>
+              <w:jc w:val="right"/>
+              <w:rPr>
+                <w:rFonts w:ascii="Neue Hans Kendrick" w:eastAsia="Neue Hans Kendrick Light" w:hAnsi="Neue Hans Kendrick" w:cs="Neue Hans Kendrick Light"/>
+                <w:b/>
+                <w:lang w:eastAsia="de-DE" w:bidi="de-DE"/>
+              </w:rPr>
+            </w:pPr>
+          </w:p>
+        </w:tc>
+        <w:tc>
+          <w:tcPr>
+            <w:tcW w:w="1583" w:type="dxa"/>
+            <w:tcBorders>
+              <w:top w:val="single" w:sz="2" w:space="0" w:color="auto"/>
+            </w:tcBorders>
+          </w:tcPr>
+          <w:p>
+            <w:pPr>
+              <w:tabs>
+                <w:tab w:val="left" w:pos="1134"/>
+                <w:tab w:val="left" w:pos="2268"/>
+                <w:tab w:val="left" w:pos="3402"/>
+                <w:tab w:val="left" w:pos="4536"/>
+                <w:tab w:val="left" w:pos="5670"/>
+                <w:tab w:val="left" w:pos="6804"/>
+                <w:tab w:val="left" w:pos="7938"/>
+                <w:tab w:val="left" w:pos="9072"/>
+                <w:tab w:val="left" w:pos="10206"/>
+                <w:tab w:val="left" w:pos="11340"/>
+                <w:tab w:val="left" w:pos="12474"/>
+                <w:tab w:val="left" w:pos="13608"/>
+                <w:tab w:val="left" w:pos="14742"/>
+                <w:tab w:val="left" w:pos="15876"/>
+              </w:tabs>
+              <w:spacing w:line="259" w:lineRule="auto"/>
+              <w:jc w:val="right"/>
+              <w:rPr>
+                <w:rFonts w:ascii="Neue Hans Kendrick" w:eastAsia="Neue Hans Kendrick Light" w:hAnsi="Neue Hans Kendrick" w:cs="Neue Hans Kendrick Light"/>
+                <w:b/>
+                <w:lang w:eastAsia="de-DE" w:bidi="de-DE"/>
+              </w:rPr>
+            </w:pPr>
+            <w:r>
+              <w:rPr>
+                <w:rFonts w:ascii="Neue Hans Kendrick" w:eastAsia="Neue Hans Kendrick Light" w:hAnsi="Neue Hans Kendrick" w:cs="Neue Hans Kendrick Light"/>
+                <w:b/>
+                <w:bCs/>
+                <w:lang w:eastAsia="de-DE" w:bidi="de-DE"/>
+              </w:rPr>
+              <w:t>{{sum_of_all_lps }} €</w:t>
             </w:r>
           </w:p>
         </w:tc>
@@ -6731,670 +7413,7 @@
         </w:tabs>
         <w:spacing w:line="259" w:lineRule="auto"/>
         <w:rPr>
-          <w:rFonts w:ascii="Neue Hans Kendrick" w:eastAsia="Neue Hans Kendrick Light" w:hAnsi="Neue Hans Kendrick" w:cs="Neue Hans Kendrick Light"/>
-          <w:bCs/>
-          <w:sz w:val="2"/>
-          <w:szCs w:val="2"/>
-          <w:lang w:val="en-US" w:eastAsia="de-DE" w:bidi="de-DE"/>
-        </w:rPr>
-      </w:pPr>
-      <w:r>
-        <w:rPr>
-          <w:rFonts w:ascii="Neue Hans Kendrick" w:eastAsia="Neue Hans Kendrick Light" w:hAnsi="Neue Hans Kendrick" w:cs="Neue Hans Kendrick Light"/>
-          <w:bCs/>
-          <w:sz w:val="2"/>
-          <w:szCs w:val="2"/>
-          <w:lang w:val="en-US" w:eastAsia="de-DE" w:bidi="de-DE"/>
-        </w:rPr>
-        <w:t>{% for item in lp.Item %}</w:t>
-      </w:r>
-    </w:p>
-    <w:tbl>
-      <w:tblPr>
-        <w:tblW w:w="9493" w:type="dxa"/>
-        <w:tblLayout w:type="fixed"/>
-        <w:tblCellMar>
-          <w:left w:w="36" w:type="dxa"/>
-          <w:right w:w="36" w:type="dxa"/>
-        </w:tblCellMar>
-        <w:tblLook w:val="04A0" w:firstRow="1" w:lastRow="0" w:firstColumn="1" w:lastColumn="0" w:noHBand="0" w:noVBand="1"/>
-      </w:tblPr>
-      <w:tblGrid>
-        <w:gridCol w:w="432"/>
-        <w:gridCol w:w="2824"/>
-        <w:gridCol w:w="1417"/>
-        <w:gridCol w:w="1276"/>
-        <w:gridCol w:w="1843"/>
-        <w:gridCol w:w="1701"/>
-      </w:tblGrid>
-      <w:tr>
-        <w:trPr>
-          <w:trHeight w:val="151"/>
-        </w:trPr>
-        <w:tc>
-          <w:tcPr>
-            <w:tcW w:w="432" w:type="dxa"/>
-          </w:tcPr>
-          <w:p>
-            <w:pPr>
-              <w:tabs>
-                <w:tab w:val="left" w:pos="1134"/>
-                <w:tab w:val="left" w:pos="2268"/>
-                <w:tab w:val="left" w:pos="3402"/>
-                <w:tab w:val="left" w:pos="4536"/>
-                <w:tab w:val="left" w:pos="5670"/>
-                <w:tab w:val="left" w:pos="6804"/>
-                <w:tab w:val="left" w:pos="7938"/>
-                <w:tab w:val="left" w:pos="9072"/>
-                <w:tab w:val="left" w:pos="10206"/>
-                <w:tab w:val="left" w:pos="11340"/>
-                <w:tab w:val="left" w:pos="12474"/>
-                <w:tab w:val="left" w:pos="13608"/>
-                <w:tab w:val="left" w:pos="14742"/>
-                <w:tab w:val="left" w:pos="15876"/>
-              </w:tabs>
-              <w:spacing w:line="259" w:lineRule="auto"/>
-              <w:jc w:val="right"/>
-              <w:rPr>
-                <w:rFonts w:ascii="Neue Hans Kendrick" w:eastAsia="Neue Hans Kendrick Light" w:hAnsi="Neue Hans Kendrick" w:cs="Neue Hans Kendrick Light"/>
-                <w:lang w:val="en-US" w:eastAsia="de-DE" w:bidi="de-DE"/>
-              </w:rPr>
-            </w:pPr>
-            <w:bookmarkStart w:id="5" w:name="_Hlk190349867"/>
-          </w:p>
-        </w:tc>
-        <w:tc>
-          <w:tcPr>
-            <w:tcW w:w="2824" w:type="dxa"/>
-          </w:tcPr>
-          <w:p>
-            <w:pPr>
-              <w:tabs>
-                <w:tab w:val="left" w:pos="1134"/>
-                <w:tab w:val="left" w:pos="2268"/>
-                <w:tab w:val="left" w:pos="3402"/>
-                <w:tab w:val="left" w:pos="4536"/>
-                <w:tab w:val="left" w:pos="5670"/>
-                <w:tab w:val="left" w:pos="6804"/>
-                <w:tab w:val="left" w:pos="7938"/>
-                <w:tab w:val="left" w:pos="9072"/>
-                <w:tab w:val="left" w:pos="10206"/>
-                <w:tab w:val="left" w:pos="11340"/>
-                <w:tab w:val="left" w:pos="12474"/>
-                <w:tab w:val="left" w:pos="13608"/>
-                <w:tab w:val="left" w:pos="14742"/>
-                <w:tab w:val="left" w:pos="15876"/>
-              </w:tabs>
-              <w:rPr>
-                <w:rFonts w:ascii="Neue Hans Kendrick" w:eastAsia="Neue Hans Kendrick Light" w:hAnsi="Neue Hans Kendrick" w:cs="Neue Hans Kendrick Light"/>
-                <w:lang w:val="en-US" w:eastAsia="de-DE" w:bidi="de-DE"/>
-              </w:rPr>
-            </w:pPr>
-            <w:r>
-              <w:rPr>
-                <w:rFonts w:ascii="Neue Hans Kendrick" w:eastAsia="Neue Hans Kendrick Light" w:hAnsi="Neue Hans Kendrick" w:cs="Neue Hans Kendrick Light"/>
-                <w:lang w:val="en-US" w:eastAsia="de-DE" w:bidi="de-DE"/>
-              </w:rPr>
-              <w:t>{{ item.Item_name }}</w:t>
-            </w:r>
-          </w:p>
-        </w:tc>
-        <w:tc>
-          <w:tcPr>
-            <w:tcW w:w="1417" w:type="dxa"/>
-          </w:tcPr>
-          <w:p>
-            <w:pPr>
-              <w:tabs>
-                <w:tab w:val="left" w:pos="1134"/>
-                <w:tab w:val="left" w:pos="2268"/>
-                <w:tab w:val="left" w:pos="3402"/>
-                <w:tab w:val="left" w:pos="4536"/>
-                <w:tab w:val="left" w:pos="5670"/>
-                <w:tab w:val="left" w:pos="6804"/>
-                <w:tab w:val="left" w:pos="7938"/>
-                <w:tab w:val="left" w:pos="9072"/>
-                <w:tab w:val="left" w:pos="10206"/>
-                <w:tab w:val="left" w:pos="11340"/>
-                <w:tab w:val="left" w:pos="12474"/>
-                <w:tab w:val="left" w:pos="13608"/>
-                <w:tab w:val="left" w:pos="14742"/>
-                <w:tab w:val="left" w:pos="15876"/>
-              </w:tabs>
-              <w:jc w:val="center"/>
-              <w:rPr>
-                <w:rFonts w:ascii="Neue Hans Kendrick" w:eastAsia="Neue Hans Kendrick Light" w:hAnsi="Neue Hans Kendrick" w:cs="Neue Hans Kendrick Light"/>
-                <w:lang w:eastAsia="de-DE" w:bidi="de-DE"/>
-              </w:rPr>
-            </w:pPr>
-            <w:r>
-              <w:rPr>
-                <w:rFonts w:ascii="Neue Hans Kendrick" w:eastAsia="Neue Hans Kendrick Light" w:hAnsi="Neue Hans Kendrick" w:cs="Neue Hans Kendrick Light"/>
-                <w:lang w:eastAsia="de-DE" w:bidi="de-DE"/>
-              </w:rPr>
-              <w:t>{{ grundhonorar }}</w:t>
-            </w:r>
-          </w:p>
-        </w:tc>
-        <w:tc>
-          <w:tcPr>
-            <w:tcW w:w="1276" w:type="dxa"/>
-          </w:tcPr>
-          <w:p>
-            <w:pPr>
-              <w:tabs>
-                <w:tab w:val="left" w:pos="1134"/>
-                <w:tab w:val="left" w:pos="2268"/>
-                <w:tab w:val="left" w:pos="3402"/>
-                <w:tab w:val="left" w:pos="4536"/>
-                <w:tab w:val="left" w:pos="5670"/>
-                <w:tab w:val="left" w:pos="6804"/>
-                <w:tab w:val="left" w:pos="7938"/>
-                <w:tab w:val="left" w:pos="9072"/>
-                <w:tab w:val="left" w:pos="10206"/>
-                <w:tab w:val="left" w:pos="11340"/>
-                <w:tab w:val="left" w:pos="12474"/>
-                <w:tab w:val="left" w:pos="13608"/>
-                <w:tab w:val="left" w:pos="14742"/>
-                <w:tab w:val="left" w:pos="15876"/>
-              </w:tabs>
-              <w:jc w:val="center"/>
-              <w:rPr>
-                <w:rFonts w:ascii="Neue Hans Kendrick" w:eastAsia="Neue Hans Kendrick Light" w:hAnsi="Neue Hans Kendrick" w:cs="Neue Hans Kendrick Light"/>
-                <w:lang w:eastAsia="de-DE" w:bidi="de-DE"/>
-              </w:rPr>
-            </w:pPr>
-            <w:r>
-              <w:rPr>
-                <w:rFonts w:ascii="Neue Hans Kendrick" w:eastAsia="Neue Hans Kendrick Light" w:hAnsi="Neue Hans Kendrick" w:cs="Neue Hans Kendrick Light"/>
-                <w:lang w:val="en-US" w:eastAsia="de-DE" w:bidi="de-DE"/>
-              </w:rPr>
-              <w:t>{{lp.</w:t>
-            </w:r>
-            <w:r>
-              <w:rPr>
-                <w:rFonts w:ascii="Neue Hans Kendrick" w:eastAsia="Neue Hans Kendrick Light" w:hAnsi="Neue Hans Kendrick" w:cs="Neue Hans Kendrick Light"/>
-                <w:lang w:eastAsia="de-DE" w:bidi="de-DE"/>
-              </w:rPr>
-              <w:t xml:space="preserve"> </w:t>
-            </w:r>
-            <w:r>
-              <w:rPr>
-                <w:rFonts w:ascii="Neue Hans Kendrick" w:eastAsia="Neue Hans Kendrick Light" w:hAnsi="Neue Hans Kendrick" w:cs="Neue Hans Kendrick Light"/>
-                <w:lang w:val="en-US" w:eastAsia="de-DE" w:bidi="de-DE"/>
-              </w:rPr>
-              <w:t>lp_percentage}}</w:t>
-            </w:r>
-          </w:p>
-        </w:tc>
-        <w:tc>
-          <w:tcPr>
-            <w:tcW w:w="1843" w:type="dxa"/>
-          </w:tcPr>
-          <w:p>
-            <w:pPr>
-              <w:tabs>
-                <w:tab w:val="left" w:pos="1134"/>
-                <w:tab w:val="left" w:pos="2268"/>
-                <w:tab w:val="left" w:pos="3402"/>
-                <w:tab w:val="left" w:pos="4536"/>
-                <w:tab w:val="left" w:pos="5670"/>
-                <w:tab w:val="left" w:pos="6804"/>
-                <w:tab w:val="left" w:pos="7938"/>
-                <w:tab w:val="left" w:pos="9072"/>
-                <w:tab w:val="left" w:pos="10206"/>
-                <w:tab w:val="left" w:pos="11340"/>
-                <w:tab w:val="left" w:pos="12474"/>
-                <w:tab w:val="left" w:pos="13608"/>
-                <w:tab w:val="left" w:pos="14742"/>
-                <w:tab w:val="left" w:pos="15876"/>
-              </w:tabs>
-              <w:jc w:val="center"/>
-              <w:rPr>
-                <w:rFonts w:ascii="Neue Hans Kendrick" w:eastAsia="Neue Hans Kendrick Light" w:hAnsi="Neue Hans Kendrick" w:cs="Neue Hans Kendrick Light"/>
-                <w:lang w:eastAsia="de-DE" w:bidi="de-DE"/>
-              </w:rPr>
-            </w:pPr>
-            <w:r>
-              <w:rPr>
-                <w:rFonts w:ascii="Neue Hans Kendrick" w:eastAsia="Neue Hans Kendrick Light" w:hAnsi="Neue Hans Kendrick" w:cs="Neue Hans Kendrick Light"/>
-                <w:lang w:eastAsia="de-DE" w:bidi="de-DE"/>
-              </w:rPr>
-              <w:t>{{ item.quantity }}</w:t>
-            </w:r>
-          </w:p>
-        </w:tc>
-        <w:tc>
-          <w:tcPr>
-            <w:tcW w:w="1701" w:type="dxa"/>
-          </w:tcPr>
-          <w:p>
-            <w:pPr>
-              <w:tabs>
-                <w:tab w:val="left" w:pos="1134"/>
-                <w:tab w:val="left" w:pos="2268"/>
-                <w:tab w:val="left" w:pos="3402"/>
-                <w:tab w:val="left" w:pos="4536"/>
-                <w:tab w:val="left" w:pos="5670"/>
-                <w:tab w:val="left" w:pos="6804"/>
-                <w:tab w:val="left" w:pos="7938"/>
-                <w:tab w:val="left" w:pos="9072"/>
-                <w:tab w:val="left" w:pos="10206"/>
-                <w:tab w:val="left" w:pos="11340"/>
-                <w:tab w:val="left" w:pos="12474"/>
-                <w:tab w:val="left" w:pos="13608"/>
-                <w:tab w:val="left" w:pos="14742"/>
-                <w:tab w:val="left" w:pos="15876"/>
-              </w:tabs>
-              <w:jc w:val="right"/>
-              <w:rPr>
-                <w:rFonts w:ascii="Neue Hans Kendrick" w:eastAsia="Neue Hans Kendrick Light" w:hAnsi="Neue Hans Kendrick" w:cs="Neue Hans Kendrick Light"/>
-                <w:lang w:eastAsia="de-DE" w:bidi="de-DE"/>
-              </w:rPr>
-            </w:pPr>
-            <w:r>
-              <w:rPr>
-                <w:rFonts w:ascii="Neue Hans Kendrick" w:eastAsia="Neue Hans Kendrick Light" w:hAnsi="Neue Hans Kendrick" w:cs="Neue Hans Kendrick Light"/>
-                <w:lang w:eastAsia="de-DE" w:bidi="de-DE"/>
-              </w:rPr>
-              <w:t xml:space="preserve">{{ lp.lp_amount}} </w:t>
-            </w:r>
-            <w:r>
-              <w:rPr>
-                <w:rFonts w:ascii="Neue Hans Kendrick" w:eastAsia="Neue Hans Kendrick Light" w:hAnsi="Neue Hans Kendrick" w:cs="Neue Hans Kendrick Light"/>
-                <w:color w:val="000000"/>
-                <w:lang w:eastAsia="de-DE" w:bidi="de-DE"/>
-              </w:rPr>
-              <w:t>€</w:t>
-            </w:r>
-          </w:p>
-        </w:tc>
-      </w:tr>
-    </w:tbl>
-    <w:bookmarkEnd w:id="5"/>
-    <w:p>
-      <w:pPr>
-        <w:tabs>
-          <w:tab w:val="left" w:pos="1134"/>
-          <w:tab w:val="left" w:pos="2268"/>
-          <w:tab w:val="left" w:pos="3402"/>
-          <w:tab w:val="left" w:pos="4536"/>
-          <w:tab w:val="left" w:pos="5670"/>
-          <w:tab w:val="left" w:pos="6804"/>
-          <w:tab w:val="left" w:pos="7938"/>
-          <w:tab w:val="left" w:pos="9072"/>
-          <w:tab w:val="left" w:pos="10206"/>
-          <w:tab w:val="left" w:pos="11340"/>
-          <w:tab w:val="left" w:pos="12474"/>
-          <w:tab w:val="left" w:pos="13608"/>
-          <w:tab w:val="left" w:pos="14742"/>
-          <w:tab w:val="left" w:pos="15876"/>
-        </w:tabs>
-        <w:spacing w:line="259" w:lineRule="auto"/>
-        <w:rPr>
-          <w:rFonts w:ascii="Neue Hans Kendrick" w:eastAsia="Neue Hans Kendrick Light" w:hAnsi="Neue Hans Kendrick" w:cs="Neue Hans Kendrick Light"/>
-          <w:b/>
-          <w:sz w:val="2"/>
-          <w:szCs w:val="2"/>
-          <w:lang w:val="en-US" w:eastAsia="de-DE" w:bidi="de-DE"/>
-        </w:rPr>
-      </w:pPr>
-      <w:r>
-        <w:rPr>
-          <w:rFonts w:ascii="Neue Hans Kendrick" w:eastAsia="Neue Hans Kendrick Light" w:hAnsi="Neue Hans Kendrick" w:cs="Neue Hans Kendrick Light"/>
-          <w:b/>
-          <w:sz w:val="2"/>
-          <w:szCs w:val="2"/>
-          <w:lang w:val="en-US" w:eastAsia="de-DE" w:bidi="de-DE"/>
-        </w:rPr>
-        <w:t>{% endfor %}</w:t>
-      </w:r>
-    </w:p>
-    <w:p>
-      <w:pPr>
-        <w:tabs>
-          <w:tab w:val="left" w:pos="1134"/>
-          <w:tab w:val="left" w:pos="2268"/>
-          <w:tab w:val="left" w:pos="3402"/>
-          <w:tab w:val="left" w:pos="4536"/>
-          <w:tab w:val="left" w:pos="5670"/>
-          <w:tab w:val="left" w:pos="6804"/>
-          <w:tab w:val="left" w:pos="7938"/>
-          <w:tab w:val="left" w:pos="9072"/>
-          <w:tab w:val="left" w:pos="10206"/>
-          <w:tab w:val="left" w:pos="11340"/>
-          <w:tab w:val="left" w:pos="12474"/>
-          <w:tab w:val="left" w:pos="13608"/>
-          <w:tab w:val="left" w:pos="14742"/>
-          <w:tab w:val="left" w:pos="15876"/>
-        </w:tabs>
-        <w:spacing w:line="259" w:lineRule="auto"/>
-        <w:rPr>
-          <w:rFonts w:ascii="Neue Hans Kendrick" w:eastAsia="Neue Hans Kendrick Light" w:hAnsi="Neue Hans Kendrick" w:cs="Neue Hans Kendrick Light"/>
-          <w:b/>
-          <w:sz w:val="2"/>
-          <w:szCs w:val="2"/>
-          <w:lang w:val="en-US" w:eastAsia="de-DE" w:bidi="de-DE"/>
-        </w:rPr>
-      </w:pPr>
-      <w:r>
-        <w:rPr>
-          <w:rFonts w:ascii="Neue Hans Kendrick" w:eastAsia="Neue Hans Kendrick Light" w:hAnsi="Neue Hans Kendrick" w:cs="Neue Hans Kendrick Light"/>
-          <w:b/>
-          <w:sz w:val="2"/>
-          <w:szCs w:val="2"/>
-          <w:lang w:val="en-US" w:eastAsia="de-DE" w:bidi="de-DE"/>
-        </w:rPr>
-        <w:t>{% endfor %}</w:t>
-      </w:r>
-    </w:p>
-    <w:tbl>
-      <w:tblPr>
-        <w:tblW w:w="9503" w:type="dxa"/>
-        <w:tblBorders>
-          <w:top w:val="single" w:sz="2" w:space="0" w:color="auto"/>
-          <w:bottom w:val="single" w:sz="2" w:space="0" w:color="auto"/>
-        </w:tblBorders>
-        <w:tblLayout w:type="fixed"/>
-        <w:tblCellMar>
-          <w:left w:w="36" w:type="dxa"/>
-          <w:right w:w="36" w:type="dxa"/>
-        </w:tblCellMar>
-        <w:tblLook w:val="04A0" w:firstRow="1" w:lastRow="0" w:firstColumn="1" w:lastColumn="0" w:noHBand="0" w:noVBand="1"/>
-      </w:tblPr>
-      <w:tblGrid>
-        <w:gridCol w:w="4320"/>
-        <w:gridCol w:w="145"/>
-        <w:gridCol w:w="719"/>
-        <w:gridCol w:w="720"/>
-        <w:gridCol w:w="1007"/>
-        <w:gridCol w:w="1152"/>
-        <w:gridCol w:w="1440"/>
-      </w:tblGrid>
-      <w:tr>
-        <w:trPr>
-          <w:trHeight w:val="20"/>
-        </w:trPr>
-        <w:tc>
-          <w:tcPr>
-            <w:tcW w:w="4320" w:type="dxa"/>
-            <w:tcBorders>
-              <w:top w:val="single" w:sz="2" w:space="0" w:color="auto"/>
-            </w:tcBorders>
-          </w:tcPr>
-          <w:p>
-            <w:pPr>
-              <w:tabs>
-                <w:tab w:val="left" w:pos="1134"/>
-                <w:tab w:val="left" w:pos="2268"/>
-                <w:tab w:val="left" w:pos="3402"/>
-                <w:tab w:val="left" w:pos="4536"/>
-                <w:tab w:val="left" w:pos="5670"/>
-                <w:tab w:val="left" w:pos="6804"/>
-                <w:tab w:val="left" w:pos="7938"/>
-                <w:tab w:val="left" w:pos="9072"/>
-                <w:tab w:val="left" w:pos="10206"/>
-                <w:tab w:val="left" w:pos="11340"/>
-                <w:tab w:val="left" w:pos="12474"/>
-                <w:tab w:val="left" w:pos="13608"/>
-                <w:tab w:val="left" w:pos="14742"/>
-                <w:tab w:val="left" w:pos="15876"/>
-              </w:tabs>
-              <w:spacing w:before="60" w:after="60" w:line="259" w:lineRule="auto"/>
-              <w:rPr>
-                <w:rFonts w:ascii="Neue Hans Kendrick" w:eastAsia="Neue Hans Kendrick Light" w:hAnsi="Neue Hans Kendrick" w:cs="Neue Hans Kendrick Light"/>
-                <w:b/>
-                <w:lang w:eastAsia="de-DE" w:bidi="de-DE"/>
-              </w:rPr>
-            </w:pPr>
-            <w:r>
-              <w:rPr>
-                <w:rFonts w:ascii="Neue Hans Kendrick" w:eastAsia="Neue Hans Kendrick Light" w:hAnsi="Neue Hans Kendrick" w:cs="Neue Hans Kendrick Light"/>
-                <w:b/>
-                <w:lang w:eastAsia="de-DE" w:bidi="de-DE"/>
-              </w:rPr>
-              <w:t>Sum of Services</w:t>
-            </w:r>
-          </w:p>
-        </w:tc>
-        <w:tc>
-          <w:tcPr>
-            <w:tcW w:w="145" w:type="dxa"/>
-            <w:tcBorders>
-              <w:top w:val="single" w:sz="2" w:space="0" w:color="auto"/>
-            </w:tcBorders>
-          </w:tcPr>
-          <w:p>
-            <w:pPr>
-              <w:tabs>
-                <w:tab w:val="left" w:pos="1134"/>
-                <w:tab w:val="left" w:pos="2268"/>
-                <w:tab w:val="left" w:pos="3402"/>
-                <w:tab w:val="left" w:pos="4536"/>
-                <w:tab w:val="left" w:pos="5670"/>
-                <w:tab w:val="left" w:pos="6804"/>
-                <w:tab w:val="left" w:pos="7938"/>
-                <w:tab w:val="left" w:pos="9072"/>
-                <w:tab w:val="left" w:pos="10206"/>
-                <w:tab w:val="left" w:pos="11340"/>
-                <w:tab w:val="left" w:pos="12474"/>
-                <w:tab w:val="left" w:pos="13608"/>
-                <w:tab w:val="left" w:pos="14742"/>
-                <w:tab w:val="left" w:pos="15876"/>
-              </w:tabs>
-              <w:spacing w:line="259" w:lineRule="auto"/>
-              <w:rPr>
-                <w:rFonts w:ascii="Neue Hans Kendrick" w:eastAsia="Neue Hans Kendrick Light" w:hAnsi="Neue Hans Kendrick" w:cs="Neue Hans Kendrick Light"/>
-                <w:b/>
-                <w:lang w:eastAsia="de-DE" w:bidi="de-DE"/>
-              </w:rPr>
-            </w:pPr>
-          </w:p>
-        </w:tc>
-        <w:tc>
-          <w:tcPr>
-            <w:tcW w:w="719" w:type="dxa"/>
-            <w:tcBorders>
-              <w:top w:val="single" w:sz="2" w:space="0" w:color="auto"/>
-            </w:tcBorders>
-          </w:tcPr>
-          <w:p>
-            <w:pPr>
-              <w:tabs>
-                <w:tab w:val="left" w:pos="1134"/>
-                <w:tab w:val="left" w:pos="2268"/>
-                <w:tab w:val="left" w:pos="3402"/>
-                <w:tab w:val="left" w:pos="4536"/>
-                <w:tab w:val="left" w:pos="5670"/>
-                <w:tab w:val="left" w:pos="6804"/>
-                <w:tab w:val="left" w:pos="7938"/>
-                <w:tab w:val="left" w:pos="9072"/>
-                <w:tab w:val="left" w:pos="10206"/>
-                <w:tab w:val="left" w:pos="11340"/>
-                <w:tab w:val="left" w:pos="12474"/>
-                <w:tab w:val="left" w:pos="13608"/>
-                <w:tab w:val="left" w:pos="14742"/>
-                <w:tab w:val="left" w:pos="15876"/>
-              </w:tabs>
-              <w:spacing w:line="259" w:lineRule="auto"/>
-              <w:rPr>
-                <w:rFonts w:ascii="Neue Hans Kendrick" w:eastAsia="Neue Hans Kendrick Light" w:hAnsi="Neue Hans Kendrick" w:cs="Neue Hans Kendrick Light"/>
-                <w:b/>
-                <w:lang w:eastAsia="de-DE" w:bidi="de-DE"/>
-              </w:rPr>
-            </w:pPr>
-          </w:p>
-        </w:tc>
-        <w:tc>
-          <w:tcPr>
-            <w:tcW w:w="720" w:type="dxa"/>
-            <w:tcBorders>
-              <w:top w:val="single" w:sz="2" w:space="0" w:color="auto"/>
-            </w:tcBorders>
-          </w:tcPr>
-          <w:p>
-            <w:pPr>
-              <w:tabs>
-                <w:tab w:val="left" w:pos="1134"/>
-                <w:tab w:val="left" w:pos="2268"/>
-                <w:tab w:val="left" w:pos="3402"/>
-                <w:tab w:val="left" w:pos="4536"/>
-                <w:tab w:val="left" w:pos="5670"/>
-                <w:tab w:val="left" w:pos="6804"/>
-                <w:tab w:val="left" w:pos="7938"/>
-                <w:tab w:val="left" w:pos="9072"/>
-                <w:tab w:val="left" w:pos="10206"/>
-                <w:tab w:val="left" w:pos="11340"/>
-                <w:tab w:val="left" w:pos="12474"/>
-                <w:tab w:val="left" w:pos="13608"/>
-                <w:tab w:val="left" w:pos="14742"/>
-                <w:tab w:val="left" w:pos="15876"/>
-              </w:tabs>
-              <w:spacing w:line="259" w:lineRule="auto"/>
-              <w:rPr>
-                <w:rFonts w:ascii="Neue Hans Kendrick" w:eastAsia="Neue Hans Kendrick Light" w:hAnsi="Neue Hans Kendrick" w:cs="Neue Hans Kendrick Light"/>
-                <w:b/>
-                <w:lang w:eastAsia="de-DE" w:bidi="de-DE"/>
-              </w:rPr>
-            </w:pPr>
-          </w:p>
-        </w:tc>
-        <w:tc>
-          <w:tcPr>
-            <w:tcW w:w="1007" w:type="dxa"/>
-            <w:tcBorders>
-              <w:top w:val="single" w:sz="2" w:space="0" w:color="auto"/>
-            </w:tcBorders>
-          </w:tcPr>
-          <w:p>
-            <w:pPr>
-              <w:tabs>
-                <w:tab w:val="left" w:pos="1134"/>
-                <w:tab w:val="left" w:pos="2268"/>
-                <w:tab w:val="left" w:pos="3402"/>
-                <w:tab w:val="left" w:pos="4536"/>
-                <w:tab w:val="left" w:pos="5670"/>
-                <w:tab w:val="left" w:pos="6804"/>
-                <w:tab w:val="left" w:pos="7938"/>
-                <w:tab w:val="left" w:pos="9072"/>
-                <w:tab w:val="left" w:pos="10206"/>
-                <w:tab w:val="left" w:pos="11340"/>
-                <w:tab w:val="left" w:pos="12474"/>
-                <w:tab w:val="left" w:pos="13608"/>
-                <w:tab w:val="left" w:pos="14742"/>
-                <w:tab w:val="left" w:pos="15876"/>
-              </w:tabs>
-              <w:spacing w:line="259" w:lineRule="auto"/>
-              <w:jc w:val="right"/>
-              <w:rPr>
-                <w:rFonts w:ascii="Neue Hans Kendrick" w:eastAsia="Neue Hans Kendrick Light" w:hAnsi="Neue Hans Kendrick" w:cs="Neue Hans Kendrick Light"/>
-                <w:b/>
-                <w:lang w:eastAsia="de-DE" w:bidi="de-DE"/>
-              </w:rPr>
-            </w:pPr>
-          </w:p>
-        </w:tc>
-        <w:tc>
-          <w:tcPr>
-            <w:tcW w:w="1152" w:type="dxa"/>
-            <w:tcBorders>
-              <w:top w:val="single" w:sz="2" w:space="0" w:color="auto"/>
-            </w:tcBorders>
-          </w:tcPr>
-          <w:p>
-            <w:pPr>
-              <w:tabs>
-                <w:tab w:val="left" w:pos="1134"/>
-                <w:tab w:val="left" w:pos="2268"/>
-                <w:tab w:val="left" w:pos="3402"/>
-                <w:tab w:val="left" w:pos="4536"/>
-                <w:tab w:val="left" w:pos="5670"/>
-                <w:tab w:val="left" w:pos="6804"/>
-                <w:tab w:val="left" w:pos="7938"/>
-                <w:tab w:val="left" w:pos="9072"/>
-                <w:tab w:val="left" w:pos="10206"/>
-                <w:tab w:val="left" w:pos="11340"/>
-                <w:tab w:val="left" w:pos="12474"/>
-                <w:tab w:val="left" w:pos="13608"/>
-                <w:tab w:val="left" w:pos="14742"/>
-                <w:tab w:val="left" w:pos="15876"/>
-              </w:tabs>
-              <w:spacing w:line="259" w:lineRule="auto"/>
-              <w:rPr>
-                <w:rFonts w:ascii="Neue Hans Kendrick" w:eastAsia="Neue Hans Kendrick Light" w:hAnsi="Neue Hans Kendrick" w:cs="Neue Hans Kendrick Light"/>
-                <w:b/>
-                <w:lang w:eastAsia="de-DE" w:bidi="de-DE"/>
-              </w:rPr>
-            </w:pPr>
-          </w:p>
-        </w:tc>
-        <w:tc>
-          <w:tcPr>
-            <w:tcW w:w="1440" w:type="dxa"/>
-            <w:tcBorders>
-              <w:top w:val="single" w:sz="2" w:space="0" w:color="auto"/>
-            </w:tcBorders>
-          </w:tcPr>
-          <w:p>
-            <w:pPr>
-              <w:tabs>
-                <w:tab w:val="left" w:pos="1134"/>
-                <w:tab w:val="left" w:pos="2268"/>
-                <w:tab w:val="left" w:pos="3402"/>
-                <w:tab w:val="left" w:pos="4536"/>
-                <w:tab w:val="left" w:pos="5670"/>
-                <w:tab w:val="left" w:pos="6804"/>
-                <w:tab w:val="left" w:pos="7938"/>
-                <w:tab w:val="left" w:pos="9072"/>
-                <w:tab w:val="left" w:pos="10206"/>
-                <w:tab w:val="left" w:pos="11340"/>
-                <w:tab w:val="left" w:pos="12474"/>
-                <w:tab w:val="left" w:pos="13608"/>
-                <w:tab w:val="left" w:pos="14742"/>
-                <w:tab w:val="left" w:pos="15876"/>
-              </w:tabs>
-              <w:spacing w:before="60" w:after="60" w:line="259" w:lineRule="auto"/>
-              <w:jc w:val="right"/>
-              <w:rPr>
-                <w:rFonts w:ascii="Neue Hans Kendrick" w:eastAsia="Neue Hans Kendrick Light" w:hAnsi="Neue Hans Kendrick" w:cs="Neue Hans Kendrick Light"/>
-                <w:b/>
-                <w:lang w:eastAsia="de-DE" w:bidi="de-DE"/>
-              </w:rPr>
-            </w:pPr>
-            <w:r>
-              <w:rPr>
-                <w:rFonts w:ascii="Neue Hans Kendrick" w:eastAsia="Neue Hans Kendrick Light" w:hAnsi="Neue Hans Kendrick" w:cs="Neue Hans Kendrick Light"/>
-                <w:b/>
-                <w:bCs/>
-                <w:lang w:eastAsia="de-DE" w:bidi="de-DE"/>
-              </w:rPr>
-              <w:t>{{sum_of_all_lps }} €</w:t>
-            </w:r>
-          </w:p>
-        </w:tc>
-      </w:tr>
-    </w:tbl>
-    <w:p>
-      <w:pPr>
-        <w:tabs>
-          <w:tab w:val="left" w:pos="1134"/>
-          <w:tab w:val="left" w:pos="2268"/>
-          <w:tab w:val="left" w:pos="3402"/>
-          <w:tab w:val="left" w:pos="4536"/>
-          <w:tab w:val="left" w:pos="5670"/>
-          <w:tab w:val="left" w:pos="6804"/>
-          <w:tab w:val="left" w:pos="7938"/>
-          <w:tab w:val="left" w:pos="9072"/>
-          <w:tab w:val="left" w:pos="10206"/>
-          <w:tab w:val="left" w:pos="11340"/>
-          <w:tab w:val="left" w:pos="12474"/>
-          <w:tab w:val="left" w:pos="13608"/>
-          <w:tab w:val="left" w:pos="14742"/>
-          <w:tab w:val="left" w:pos="15876"/>
-        </w:tabs>
-        <w:spacing w:line="259" w:lineRule="auto"/>
-        <w:rPr>
-          <w:rFonts w:ascii="Neue Hans Kendrick" w:eastAsia="Neue Hans Kendrick Light" w:hAnsi="Neue Hans Kendrick" w:cs="Neue Hans Kendrick Light"/>
+          <w:rFonts w:eastAsia="Neue Hans Kendrick Light" w:cs="Neue Hans Kendrick Light"/>
           <w:b/>
           <w:sz w:val="2"/>
           <w:szCs w:val="2"/>
@@ -7404,7 +7423,7 @@
       </w:pPr>
       <w:r>
         <w:rPr>
-          <w:rFonts w:ascii="Neue Hans Kendrick" w:eastAsia="Neue Hans Kendrick Light" w:hAnsi="Neue Hans Kendrick" w:cs="Neue Hans Kendrick Light"/>
+          <w:rFonts w:eastAsia="Neue Hans Kendrick Light" w:cs="Neue Hans Kendrick Light"/>
           <w:b/>
           <w:sz w:val="2"/>
           <w:szCs w:val="2"/>
@@ -7434,7 +7453,7 @@
         </w:tabs>
         <w:spacing w:after="160"/>
         <w:rPr>
-          <w:rFonts w:ascii="Neue Hans Kendrick" w:eastAsia="Neue Hans Kendrick Light" w:hAnsi="Neue Hans Kendrick" w:cs="Neue Hans Kendrick Light"/>
+          <w:rFonts w:eastAsia="Neue Hans Kendrick Light" w:cs="Neue Hans Kendrick Light"/>
           <w:b/>
           <w:sz w:val="2"/>
           <w:szCs w:val="2"/>
@@ -7444,7 +7463,7 @@
       </w:pPr>
       <w:r>
         <w:rPr>
-          <w:rFonts w:ascii="Neue Hans Kendrick" w:eastAsia="Neue Hans Kendrick Light" w:hAnsi="Neue Hans Kendrick" w:cs="Neue Hans Kendrick Light"/>
+          <w:rFonts w:eastAsia="Neue Hans Kendrick Light" w:cs="Neue Hans Kendrick Light"/>
           <w:b/>
           <w:sz w:val="2"/>
           <w:szCs w:val="2"/>
@@ -7480,6 +7499,7 @@
           <w:lang w:val="en-US" w:eastAsia="de-DE" w:bidi="de-DE"/>
         </w:rPr>
       </w:pPr>
+      <w:bookmarkStart w:id="8" w:name="_Hlk209779131"/>
       <w:r>
         <w:rPr>
           <w:rFonts w:ascii="Neue Hans Kendrick" w:eastAsia="Neue Hans Kendrick Light" w:hAnsi="Neue Hans Kendrick" w:cs="Neue Hans Kendrick Light"/>
@@ -7488,17 +7508,6 @@
           <w:lang w:val="en-US" w:eastAsia="de-DE" w:bidi="de-DE"/>
         </w:rPr>
         <w:t>{% if lp_sections %}</w:t>
-      </w:r>
-      <w:r>
-        <w:rPr>
-          <w:b/>
-          <w:bCs/>
-          <w:color w:val="000000"/>
-          <w:u w:val="single"/>
-          <w:shd w:val="clear" w:color="auto" w:fill="FFFFFF"/>
-          <w:lang w:val="en-US"/>
-        </w:rPr>
-        <w:t xml:space="preserve"> </w:t>
       </w:r>
       <w:r>
         <w:rPr>
@@ -7508,7 +7517,7 @@
           <w:u w:val="single"/>
           <w:lang w:val="en-US" w:eastAsia="de-DE" w:bidi="de-DE"/>
         </w:rPr>
-        <w:t xml:space="preserve">Special services (Additional fee)  </w:t>
+        <w:t>Special services (Additional fee)</w:t>
       </w:r>
       <w:r>
         <w:rPr>
@@ -7517,7 +7526,7 @@
           <w:u w:val="single"/>
           <w:lang w:val="en-US" w:eastAsia="de-DE" w:bidi="de-DE"/>
         </w:rPr>
-        <w:t xml:space="preserve">{% else  %} </w:t>
+        <w:t>{% else  %}</w:t>
       </w:r>
       <w:r>
         <w:rPr>
@@ -7526,7 +7535,7 @@
           <w:u w:val="single"/>
           <w:lang w:val="en-US" w:eastAsia="de-DE" w:bidi="de-DE"/>
         </w:rPr>
-        <w:t xml:space="preserve">Calculation of services </w:t>
+        <w:t>Calculation of services</w:t>
       </w:r>
       <w:r>
         <w:rPr>
@@ -7549,11 +7558,12 @@
         <w:tblLook w:val="04A0" w:firstRow="1" w:lastRow="0" w:firstColumn="1" w:lastColumn="0" w:noHBand="0" w:noVBand="1"/>
       </w:tblPr>
       <w:tblGrid>
-        <w:gridCol w:w="3256"/>
-        <w:gridCol w:w="1417"/>
-        <w:gridCol w:w="997"/>
-        <w:gridCol w:w="1843"/>
-        <w:gridCol w:w="1980"/>
+        <w:gridCol w:w="2880"/>
+        <w:gridCol w:w="1530"/>
+        <w:gridCol w:w="900"/>
+        <w:gridCol w:w="810"/>
+        <w:gridCol w:w="1800"/>
+        <w:gridCol w:w="1573"/>
       </w:tblGrid>
       <w:tr>
         <w:trPr>
@@ -7562,9 +7572,10 @@
         </w:trPr>
         <w:tc>
           <w:tcPr>
-            <w:tcW w:w="3256" w:type="dxa"/>
+            <w:tcW w:w="2880" w:type="dxa"/>
             <w:shd w:val="clear" w:color="auto" w:fill="C0C0C0"/>
           </w:tcPr>
+          <w:bookmarkEnd w:id="8"/>
           <w:p>
             <w:pPr>
               <w:tabs>
@@ -7583,7 +7594,7 @@
                 <w:tab w:val="left" w:pos="14742"/>
                 <w:tab w:val="left" w:pos="15876"/>
               </w:tabs>
-              <w:spacing w:after="160" w:line="259" w:lineRule="auto"/>
+              <w:spacing w:line="259" w:lineRule="auto"/>
               <w:rPr>
                 <w:rFonts w:ascii="Neue Hans Kendrick" w:eastAsia="Neue Hans Kendrick Light" w:hAnsi="Neue Hans Kendrick" w:cs="Neue Hans Kendrick Light"/>
                 <w:b/>
@@ -7596,13 +7607,13 @@
                 <w:b/>
                 <w:lang w:eastAsia="de-DE" w:bidi="de-DE"/>
               </w:rPr>
-              <w:t>Leistungen</w:t>
-            </w:r>
-          </w:p>
-        </w:tc>
-        <w:tc>
-          <w:tcPr>
-            <w:tcW w:w="1417" w:type="dxa"/>
+              <w:t>Services</w:t>
+            </w:r>
+          </w:p>
+        </w:tc>
+        <w:tc>
+          <w:tcPr>
+            <w:tcW w:w="1530" w:type="dxa"/>
             <w:shd w:val="clear" w:color="auto" w:fill="C0C0C0"/>
           </w:tcPr>
           <w:p>
@@ -7623,8 +7634,8 @@
                 <w:tab w:val="left" w:pos="14742"/>
                 <w:tab w:val="left" w:pos="15876"/>
               </w:tabs>
-              <w:spacing w:after="160" w:line="259" w:lineRule="auto"/>
-              <w:jc w:val="center"/>
+              <w:spacing w:line="259" w:lineRule="auto"/>
+              <w:jc w:val="right"/>
               <w:rPr>
                 <w:rFonts w:ascii="Neue Hans Kendrick" w:eastAsia="Neue Hans Kendrick Light" w:hAnsi="Neue Hans Kendrick" w:cs="Neue Hans Kendrick Light"/>
                 <w:b/>
@@ -7637,13 +7648,21 @@
                 <w:b/>
                 <w:lang w:eastAsia="de-DE" w:bidi="de-DE"/>
               </w:rPr>
-              <w:t>Quantity</w:t>
-            </w:r>
-          </w:p>
-        </w:tc>
-        <w:tc>
-          <w:tcPr>
-            <w:tcW w:w="997" w:type="dxa"/>
+              <w:t xml:space="preserve">commissioned </w:t>
+            </w:r>
+            <w:r>
+              <w:rPr>
+                <w:rFonts w:ascii="Neue Hans Kendrick" w:eastAsia="Neue Hans Kendrick Light" w:hAnsi="Neue Hans Kendrick" w:cs="Neue Hans Kendrick Light"/>
+                <w:b/>
+                <w:lang w:eastAsia="de-DE" w:bidi="de-DE"/>
+              </w:rPr>
+              <w:t>(€)</w:t>
+            </w:r>
+          </w:p>
+        </w:tc>
+        <w:tc>
+          <w:tcPr>
+            <w:tcW w:w="900" w:type="dxa"/>
             <w:shd w:val="clear" w:color="auto" w:fill="C0C0C0"/>
           </w:tcPr>
           <w:p>
@@ -7664,8 +7683,8 @@
                 <w:tab w:val="left" w:pos="14742"/>
                 <w:tab w:val="left" w:pos="15876"/>
               </w:tabs>
-              <w:spacing w:after="160" w:line="259" w:lineRule="auto"/>
-              <w:jc w:val="center"/>
+              <w:spacing w:line="259" w:lineRule="auto"/>
+              <w:jc w:val="right"/>
               <w:rPr>
                 <w:rFonts w:ascii="Neue Hans Kendrick" w:eastAsia="Neue Hans Kendrick Light" w:hAnsi="Neue Hans Kendrick" w:cs="Neue Hans Kendrick Light"/>
                 <w:b/>
@@ -7678,13 +7697,13 @@
                 <w:b/>
                 <w:lang w:eastAsia="de-DE" w:bidi="de-DE"/>
               </w:rPr>
-              <w:t>Unit</w:t>
-            </w:r>
-          </w:p>
-        </w:tc>
-        <w:tc>
-          <w:tcPr>
-            <w:tcW w:w="1843" w:type="dxa"/>
+              <w:t>completed Quantity</w:t>
+            </w:r>
+          </w:p>
+        </w:tc>
+        <w:tc>
+          <w:tcPr>
+            <w:tcW w:w="810" w:type="dxa"/>
             <w:shd w:val="clear" w:color="auto" w:fill="C0C0C0"/>
           </w:tcPr>
           <w:p>
@@ -7705,8 +7724,8 @@
                 <w:tab w:val="left" w:pos="14742"/>
                 <w:tab w:val="left" w:pos="15876"/>
               </w:tabs>
-              <w:spacing w:after="160" w:line="259" w:lineRule="auto"/>
-              <w:jc w:val="center"/>
+              <w:spacing w:line="259" w:lineRule="auto"/>
+              <w:jc w:val="right"/>
               <w:rPr>
                 <w:rFonts w:ascii="Neue Hans Kendrick" w:eastAsia="Neue Hans Kendrick Light" w:hAnsi="Neue Hans Kendrick" w:cs="Neue Hans Kendrick Light"/>
                 <w:b/>
@@ -7719,13 +7738,13 @@
                 <w:b/>
                 <w:lang w:eastAsia="de-DE" w:bidi="de-DE"/>
               </w:rPr>
-              <w:t>Fee / Unit</w:t>
-            </w:r>
-          </w:p>
-        </w:tc>
-        <w:tc>
-          <w:tcPr>
-            <w:tcW w:w="1980" w:type="dxa"/>
+              <w:t>unit</w:t>
+            </w:r>
+          </w:p>
+        </w:tc>
+        <w:tc>
+          <w:tcPr>
+            <w:tcW w:w="1800" w:type="dxa"/>
             <w:shd w:val="clear" w:color="auto" w:fill="C0C0C0"/>
           </w:tcPr>
           <w:p>
@@ -7746,7 +7765,7 @@
                 <w:tab w:val="left" w:pos="14742"/>
                 <w:tab w:val="left" w:pos="15876"/>
               </w:tabs>
-              <w:spacing w:after="160" w:line="259" w:lineRule="auto"/>
+              <w:spacing w:line="259" w:lineRule="auto"/>
               <w:jc w:val="right"/>
               <w:rPr>
                 <w:rFonts w:ascii="Neue Hans Kendrick" w:eastAsia="Neue Hans Kendrick Light" w:hAnsi="Neue Hans Kendrick" w:cs="Neue Hans Kendrick Light"/>
@@ -7760,54 +7779,30 @@
                 <w:b/>
                 <w:lang w:eastAsia="de-DE" w:bidi="de-DE"/>
               </w:rPr>
-              <w:t>Service Fee</w:t>
-            </w:r>
-          </w:p>
-        </w:tc>
-      </w:tr>
-    </w:tbl>
-    <w:p>
-      <w:pPr>
-        <w:rPr>
-          <w:rFonts w:ascii="Neue Hans Kendrick" w:hAnsi="Neue Hans Kendrick"/>
-          <w:sz w:val="2"/>
-          <w:szCs w:val="2"/>
-          <w:lang w:val="en-US"/>
-        </w:rPr>
-      </w:pPr>
-      <w:r>
-        <w:rPr>
-          <w:rFonts w:ascii="Neue Hans Kendrick" w:hAnsi="Neue Hans Kendrick"/>
-          <w:sz w:val="2"/>
-          <w:szCs w:val="8"/>
-          <w:lang w:val="en-US"/>
-        </w:rPr>
-        <w:t>{% for section in contract_sections %}</w:t>
-      </w:r>
-    </w:p>
-    <w:tbl>
-      <w:tblPr>
-        <w:tblW w:w="9493" w:type="dxa"/>
-        <w:tblLayout w:type="fixed"/>
-        <w:tblCellMar>
-          <w:left w:w="0" w:type="dxa"/>
-          <w:right w:w="36" w:type="dxa"/>
-        </w:tblCellMar>
-        <w:tblLook w:val="04A0" w:firstRow="1" w:lastRow="0" w:firstColumn="1" w:lastColumn="0" w:noHBand="0" w:noVBand="1"/>
-      </w:tblPr>
-      <w:tblGrid>
-        <w:gridCol w:w="5949"/>
-        <w:gridCol w:w="1564"/>
-        <w:gridCol w:w="1980"/>
-      </w:tblGrid>
-      <w:tr>
-        <w:trPr>
-          <w:trHeight w:val="20"/>
-        </w:trPr>
-        <w:tc>
-          <w:tcPr>
-            <w:tcW w:w="5949" w:type="dxa"/>
-            <w:shd w:val="clear" w:color="auto" w:fill="E5E5E5"/>
+              <w:t>fee</w:t>
+            </w:r>
+            <w:r>
+              <w:rPr>
+                <w:rFonts w:ascii="Neue Hans Kendrick" w:eastAsia="Neue Hans Kendrick Light" w:hAnsi="Neue Hans Kendrick" w:cs="Neue Hans Kendrick Light"/>
+                <w:b/>
+                <w:lang w:eastAsia="de-DE" w:bidi="de-DE"/>
+              </w:rPr>
+              <w:t>/</w:t>
+            </w:r>
+            <w:r>
+              <w:rPr>
+                <w:rFonts w:ascii="Neue Hans Kendrick" w:eastAsia="Neue Hans Kendrick Light" w:hAnsi="Neue Hans Kendrick" w:cs="Neue Hans Kendrick Light"/>
+                <w:b/>
+                <w:lang w:eastAsia="de-DE" w:bidi="de-DE"/>
+              </w:rPr>
+              <w:t>unit</w:t>
+            </w:r>
+          </w:p>
+        </w:tc>
+        <w:tc>
+          <w:tcPr>
+            <w:tcW w:w="1573" w:type="dxa"/>
+            <w:shd w:val="clear" w:color="auto" w:fill="C0C0C0"/>
           </w:tcPr>
           <w:p>
             <w:pPr>
@@ -7827,24 +7822,68 @@
                 <w:tab w:val="left" w:pos="14742"/>
                 <w:tab w:val="left" w:pos="15876"/>
               </w:tabs>
-              <w:spacing w:before="20" w:after="20"/>
-              <w:rPr>
-                <w:rFonts w:ascii="Neue Hans Kendrick" w:eastAsia="Neue Hans Kendrick Light" w:hAnsi="Neue Hans Kendrick" w:cs="Neue Hans Kendrick Light"/>
-                <w:lang w:val="en-US" w:eastAsia="de-DE" w:bidi="de-DE"/>
-              </w:rPr>
-            </w:pPr>
-            <w:r>
-              <w:rPr>
-                <w:rFonts w:ascii="Neue Hans Kendrick" w:eastAsia="Neue Hans Kendrick Light" w:hAnsi="Neue Hans Kendrick" w:cs="Neue Hans Kendrick Light"/>
-                <w:lang w:val="en-US" w:eastAsia="de-DE" w:bidi="de-DE"/>
-              </w:rPr>
-              <w:t>{{section.section_serial }}. {{ section.section_name }}</w:t>
-            </w:r>
-          </w:p>
-        </w:tc>
-        <w:tc>
-          <w:tcPr>
-            <w:tcW w:w="1564" w:type="dxa"/>
+              <w:spacing w:line="259" w:lineRule="auto"/>
+              <w:jc w:val="right"/>
+              <w:rPr>
+                <w:rFonts w:ascii="Neue Hans Kendrick" w:eastAsia="Neue Hans Kendrick Light" w:hAnsi="Neue Hans Kendrick" w:cs="Neue Hans Kendrick Light"/>
+                <w:b/>
+                <w:lang w:eastAsia="de-DE" w:bidi="de-DE"/>
+              </w:rPr>
+            </w:pPr>
+            <w:r>
+              <w:rPr>
+                <w:rFonts w:ascii="Neue Hans Kendrick" w:eastAsia="Neue Hans Kendrick Light" w:hAnsi="Neue Hans Kendrick" w:cs="Neue Hans Kendrick Light"/>
+                <w:b/>
+                <w:lang w:eastAsia="de-DE" w:bidi="de-DE"/>
+              </w:rPr>
+              <w:t>Fee for Services</w:t>
+            </w:r>
+          </w:p>
+        </w:tc>
+      </w:tr>
+    </w:tbl>
+    <w:p>
+      <w:pPr>
+        <w:rPr>
+          <w:rFonts w:ascii="Neue Hans Kendrick" w:hAnsi="Neue Hans Kendrick"/>
+          <w:sz w:val="2"/>
+          <w:szCs w:val="2"/>
+          <w:lang w:val="en-US"/>
+        </w:rPr>
+      </w:pPr>
+      <w:r>
+        <w:rPr>
+          <w:rFonts w:ascii="Neue Hans Kendrick" w:hAnsi="Neue Hans Kendrick"/>
+          <w:sz w:val="2"/>
+          <w:szCs w:val="8"/>
+          <w:lang w:val="en-US"/>
+        </w:rPr>
+        <w:t>{% for section in contract_sections %}</w:t>
+      </w:r>
+    </w:p>
+    <w:tbl>
+      <w:tblPr>
+        <w:tblW w:w="9493" w:type="dxa"/>
+        <w:tblLayout w:type="fixed"/>
+        <w:tblCellMar>
+          <w:left w:w="0" w:type="dxa"/>
+          <w:right w:w="36" w:type="dxa"/>
+        </w:tblCellMar>
+        <w:tblLook w:val="04A0" w:firstRow="1" w:lastRow="0" w:firstColumn="1" w:lastColumn="0" w:noHBand="0" w:noVBand="1"/>
+      </w:tblPr>
+      <w:tblGrid>
+        <w:gridCol w:w="2880"/>
+        <w:gridCol w:w="1530"/>
+        <w:gridCol w:w="3510"/>
+        <w:gridCol w:w="1573"/>
+      </w:tblGrid>
+      <w:tr>
+        <w:trPr>
+          <w:trHeight w:val="20"/>
+        </w:trPr>
+        <w:tc>
+          <w:tcPr>
+            <w:tcW w:w="2880" w:type="dxa"/>
             <w:shd w:val="clear" w:color="auto" w:fill="E5E5E5"/>
           </w:tcPr>
           <w:p>
@@ -7865,18 +7904,23 @@
                 <w:tab w:val="left" w:pos="14742"/>
                 <w:tab w:val="left" w:pos="15876"/>
               </w:tabs>
-              <w:spacing w:after="160"/>
-              <w:jc w:val="center"/>
               <w:rPr>
                 <w:rFonts w:ascii="Neue Hans Kendrick" w:eastAsia="Neue Hans Kendrick Light" w:hAnsi="Neue Hans Kendrick" w:cs="Neue Hans Kendrick Light"/>
                 <w:lang w:val="en-US" w:eastAsia="de-DE" w:bidi="de-DE"/>
               </w:rPr>
             </w:pPr>
-          </w:p>
-        </w:tc>
-        <w:tc>
-          <w:tcPr>
-            <w:tcW w:w="1980" w:type="dxa"/>
+            <w:r>
+              <w:rPr>
+                <w:rFonts w:ascii="Neue Hans Kendrick" w:eastAsia="Neue Hans Kendrick Light" w:hAnsi="Neue Hans Kendrick" w:cs="Neue Hans Kendrick Light"/>
+                <w:lang w:val="en-US" w:eastAsia="de-DE" w:bidi="de-DE"/>
+              </w:rPr>
+              <w:t>{{section.section_serial }}. {{ section.section_name }}</w:t>
+            </w:r>
+          </w:p>
+        </w:tc>
+        <w:tc>
+          <w:tcPr>
+            <w:tcW w:w="1530" w:type="dxa"/>
             <w:shd w:val="clear" w:color="auto" w:fill="E5E5E5"/>
           </w:tcPr>
           <w:p>
@@ -7897,7 +7941,88 @@
                 <w:tab w:val="left" w:pos="14742"/>
                 <w:tab w:val="left" w:pos="15876"/>
               </w:tabs>
-              <w:spacing w:before="20" w:after="20"/>
+              <w:jc w:val="right"/>
+              <w:rPr>
+                <w:rFonts w:ascii="Neue Hans Kendrick" w:eastAsia="Neue Hans Kendrick Light" w:hAnsi="Neue Hans Kendrick" w:cs="Neue Hans Kendrick Light"/>
+                <w:lang w:val="en-US" w:eastAsia="de-DE" w:bidi="de-DE"/>
+              </w:rPr>
+            </w:pPr>
+            <w:r>
+              <w:rPr>
+                <w:rFonts w:ascii="Neue Hans Kendrick" w:eastAsia="Neue Hans Kendrick Light" w:hAnsi="Neue Hans Kendrick" w:cs="Neue Hans Kendrick Light"/>
+                <w:lang w:val="en-US" w:eastAsia="de-DE" w:bidi="de-DE"/>
+              </w:rPr>
+              <w:t>{{section.</w:t>
+            </w:r>
+            <w:r>
+              <w:rPr>
+                <w:rFonts w:ascii="Neue Hans Kendrick" w:hAnsi="Neue Hans Kendrick"/>
+              </w:rPr>
+              <w:t xml:space="preserve"> </w:t>
+            </w:r>
+            <w:r>
+              <w:rPr>
+                <w:rFonts w:ascii="Neue Hans Kendrick" w:eastAsia="Neue Hans Kendrick Light" w:hAnsi="Neue Hans Kendrick" w:cs="Neue Hans Kendrick Light"/>
+                <w:lang w:val="en-US" w:eastAsia="de-DE" w:bidi="de-DE"/>
+              </w:rPr>
+              <w:t>beauftragt}} €</w:t>
+            </w:r>
+          </w:p>
+        </w:tc>
+        <w:tc>
+          <w:tcPr>
+            <w:tcW w:w="3510" w:type="dxa"/>
+            <w:shd w:val="clear" w:color="auto" w:fill="E5E5E5"/>
+          </w:tcPr>
+          <w:p>
+            <w:pPr>
+              <w:tabs>
+                <w:tab w:val="left" w:pos="1134"/>
+                <w:tab w:val="left" w:pos="2268"/>
+                <w:tab w:val="left" w:pos="3402"/>
+                <w:tab w:val="left" w:pos="4536"/>
+                <w:tab w:val="left" w:pos="5670"/>
+                <w:tab w:val="left" w:pos="6804"/>
+                <w:tab w:val="left" w:pos="7938"/>
+                <w:tab w:val="left" w:pos="9072"/>
+                <w:tab w:val="left" w:pos="10206"/>
+                <w:tab w:val="left" w:pos="11340"/>
+                <w:tab w:val="left" w:pos="12474"/>
+                <w:tab w:val="left" w:pos="13608"/>
+                <w:tab w:val="left" w:pos="14742"/>
+                <w:tab w:val="left" w:pos="15876"/>
+              </w:tabs>
+              <w:jc w:val="center"/>
+              <w:rPr>
+                <w:rFonts w:ascii="Neue Hans Kendrick" w:eastAsia="Neue Hans Kendrick Light" w:hAnsi="Neue Hans Kendrick" w:cs="Neue Hans Kendrick Light"/>
+                <w:lang w:val="en-US" w:eastAsia="de-DE" w:bidi="de-DE"/>
+              </w:rPr>
+            </w:pPr>
+          </w:p>
+        </w:tc>
+        <w:tc>
+          <w:tcPr>
+            <w:tcW w:w="1573" w:type="dxa"/>
+            <w:shd w:val="clear" w:color="auto" w:fill="E5E5E5"/>
+          </w:tcPr>
+          <w:p>
+            <w:pPr>
+              <w:tabs>
+                <w:tab w:val="left" w:pos="1134"/>
+                <w:tab w:val="left" w:pos="2268"/>
+                <w:tab w:val="left" w:pos="3402"/>
+                <w:tab w:val="left" w:pos="4536"/>
+                <w:tab w:val="left" w:pos="5670"/>
+                <w:tab w:val="left" w:pos="6804"/>
+                <w:tab w:val="left" w:pos="7938"/>
+                <w:tab w:val="left" w:pos="9072"/>
+                <w:tab w:val="left" w:pos="10206"/>
+                <w:tab w:val="left" w:pos="11340"/>
+                <w:tab w:val="left" w:pos="12474"/>
+                <w:tab w:val="left" w:pos="13608"/>
+                <w:tab w:val="left" w:pos="14742"/>
+                <w:tab w:val="left" w:pos="15876"/>
+              </w:tabs>
               <w:jc w:val="right"/>
               <w:rPr>
                 <w:rFonts w:ascii="Neue Hans Kendrick" w:eastAsia="Neue Hans Kendrick Light" w:hAnsi="Neue Hans Kendrick" w:cs="Neue Hans Kendrick Light"/>
@@ -7967,11 +8092,12 @@
       </w:tblPr>
       <w:tblGrid>
         <w:gridCol w:w="432"/>
-        <w:gridCol w:w="2824"/>
-        <w:gridCol w:w="1417"/>
-        <w:gridCol w:w="1276"/>
-        <w:gridCol w:w="1564"/>
-        <w:gridCol w:w="1980"/>
+        <w:gridCol w:w="2448"/>
+        <w:gridCol w:w="1530"/>
+        <w:gridCol w:w="900"/>
+        <w:gridCol w:w="810"/>
+        <w:gridCol w:w="1800"/>
+        <w:gridCol w:w="1573"/>
       </w:tblGrid>
       <w:tr>
         <w:trPr>
@@ -8017,7 +8143,7 @@
         </w:tc>
         <w:tc>
           <w:tcPr>
-            <w:tcW w:w="2824" w:type="dxa"/>
+            <w:tcW w:w="2448" w:type="dxa"/>
           </w:tcPr>
           <w:p>
             <w:pPr>
@@ -8053,7 +8179,7 @@
         </w:tc>
         <w:tc>
           <w:tcPr>
-            <w:tcW w:w="1417" w:type="dxa"/>
+            <w:tcW w:w="1530" w:type="dxa"/>
           </w:tcPr>
           <w:p>
             <w:pPr>
@@ -8073,24 +8199,17 @@
                 <w:tab w:val="left" w:pos="14742"/>
                 <w:tab w:val="left" w:pos="15876"/>
               </w:tabs>
-              <w:jc w:val="center"/>
-              <w:rPr>
-                <w:rFonts w:ascii="Neue Hans Kendrick" w:eastAsia="Neue Hans Kendrick Light" w:hAnsi="Neue Hans Kendrick" w:cs="Neue Hans Kendrick Light"/>
-                <w:lang w:eastAsia="de-DE" w:bidi="de-DE"/>
-              </w:rPr>
-            </w:pPr>
-            <w:r>
-              <w:rPr>
-                <w:rFonts w:ascii="Neue Hans Kendrick" w:eastAsia="Neue Hans Kendrick Light" w:hAnsi="Neue Hans Kendrick" w:cs="Neue Hans Kendrick Light"/>
-                <w:lang w:eastAsia="de-DE" w:bidi="de-DE"/>
-              </w:rPr>
-              <w:t>{{ item.quantity }}</w:t>
-            </w:r>
-          </w:p>
-        </w:tc>
-        <w:tc>
-          <w:tcPr>
-            <w:tcW w:w="1276" w:type="dxa"/>
+              <w:jc w:val="right"/>
+              <w:rPr>
+                <w:rFonts w:ascii="Neue Hans Kendrick" w:eastAsia="Neue Hans Kendrick Light" w:hAnsi="Neue Hans Kendrick" w:cs="Neue Hans Kendrick Light"/>
+                <w:lang w:eastAsia="de-DE" w:bidi="de-DE"/>
+              </w:rPr>
+            </w:pPr>
+          </w:p>
+        </w:tc>
+        <w:tc>
+          <w:tcPr>
+            <w:tcW w:w="900" w:type="dxa"/>
           </w:tcPr>
           <w:p>
             <w:pPr>
@@ -8110,24 +8229,24 @@
                 <w:tab w:val="left" w:pos="14742"/>
                 <w:tab w:val="left" w:pos="15876"/>
               </w:tabs>
-              <w:jc w:val="center"/>
-              <w:rPr>
-                <w:rFonts w:ascii="Neue Hans Kendrick" w:eastAsia="Neue Hans Kendrick Light" w:hAnsi="Neue Hans Kendrick" w:cs="Neue Hans Kendrick Light"/>
-                <w:lang w:eastAsia="de-DE" w:bidi="de-DE"/>
-              </w:rPr>
-            </w:pPr>
-            <w:r>
-              <w:rPr>
-                <w:rFonts w:ascii="Neue Hans Kendrick" w:eastAsia="Neue Hans Kendrick Light" w:hAnsi="Neue Hans Kendrick" w:cs="Neue Hans Kendrick Light"/>
-                <w:lang w:eastAsia="de-DE" w:bidi="de-DE"/>
-              </w:rPr>
-              <w:t>{{ item.unit }}</w:t>
-            </w:r>
-          </w:p>
-        </w:tc>
-        <w:tc>
-          <w:tcPr>
-            <w:tcW w:w="1564" w:type="dxa"/>
+              <w:jc w:val="right"/>
+              <w:rPr>
+                <w:rFonts w:ascii="Neue Hans Kendrick" w:eastAsia="Neue Hans Kendrick Light" w:hAnsi="Neue Hans Kendrick" w:cs="Neue Hans Kendrick Light"/>
+                <w:lang w:eastAsia="de-DE" w:bidi="de-DE"/>
+              </w:rPr>
+            </w:pPr>
+            <w:r>
+              <w:rPr>
+                <w:rFonts w:ascii="Neue Hans Kendrick" w:eastAsia="Neue Hans Kendrick Light" w:hAnsi="Neue Hans Kendrick" w:cs="Neue Hans Kendrick Light"/>
+                <w:lang w:eastAsia="de-DE" w:bidi="de-DE"/>
+              </w:rPr>
+              <w:t>{{ item.quantity }}</w:t>
+            </w:r>
+          </w:p>
+        </w:tc>
+        <w:tc>
+          <w:tcPr>
+            <w:tcW w:w="810" w:type="dxa"/>
           </w:tcPr>
           <w:p>
             <w:pPr>
@@ -8147,7 +8266,44 @@
                 <w:tab w:val="left" w:pos="14742"/>
                 <w:tab w:val="left" w:pos="15876"/>
               </w:tabs>
-              <w:jc w:val="center"/>
+              <w:jc w:val="right"/>
+              <w:rPr>
+                <w:rFonts w:ascii="Neue Hans Kendrick" w:eastAsia="Neue Hans Kendrick Light" w:hAnsi="Neue Hans Kendrick" w:cs="Neue Hans Kendrick Light"/>
+                <w:lang w:eastAsia="de-DE" w:bidi="de-DE"/>
+              </w:rPr>
+            </w:pPr>
+            <w:r>
+              <w:rPr>
+                <w:rFonts w:ascii="Neue Hans Kendrick" w:eastAsia="Neue Hans Kendrick Light" w:hAnsi="Neue Hans Kendrick" w:cs="Neue Hans Kendrick Light"/>
+                <w:lang w:eastAsia="de-DE" w:bidi="de-DE"/>
+              </w:rPr>
+              <w:t>{{ item.unit }}</w:t>
+            </w:r>
+          </w:p>
+        </w:tc>
+        <w:tc>
+          <w:tcPr>
+            <w:tcW w:w="1800" w:type="dxa"/>
+          </w:tcPr>
+          <w:p>
+            <w:pPr>
+              <w:tabs>
+                <w:tab w:val="left" w:pos="1134"/>
+                <w:tab w:val="left" w:pos="2268"/>
+                <w:tab w:val="left" w:pos="3402"/>
+                <w:tab w:val="left" w:pos="4536"/>
+                <w:tab w:val="left" w:pos="5670"/>
+                <w:tab w:val="left" w:pos="6804"/>
+                <w:tab w:val="left" w:pos="7938"/>
+                <w:tab w:val="left" w:pos="9072"/>
+                <w:tab w:val="left" w:pos="10206"/>
+                <w:tab w:val="left" w:pos="11340"/>
+                <w:tab w:val="left" w:pos="12474"/>
+                <w:tab w:val="left" w:pos="13608"/>
+                <w:tab w:val="left" w:pos="14742"/>
+                <w:tab w:val="left" w:pos="15876"/>
+              </w:tabs>
+              <w:jc w:val="right"/>
               <w:rPr>
                 <w:rFonts w:ascii="Neue Hans Kendrick" w:eastAsia="Neue Hans Kendrick Light" w:hAnsi="Neue Hans Kendrick" w:cs="Neue Hans Kendrick Light"/>
                 <w:lang w:eastAsia="de-DE" w:bidi="de-DE"/>
@@ -8179,7 +8335,7 @@
         </w:tc>
         <w:tc>
           <w:tcPr>
-            <w:tcW w:w="1980" w:type="dxa"/>
+            <w:tcW w:w="1573" w:type="dxa"/>
           </w:tcPr>
           <w:p>
             <w:pPr>
@@ -8274,8 +8430,8 @@
       </w:tblPr>
       <w:tblGrid>
         <w:gridCol w:w="709"/>
-        <w:gridCol w:w="7083"/>
-        <w:gridCol w:w="1701"/>
+        <w:gridCol w:w="7211"/>
+        <w:gridCol w:w="1573"/>
       </w:tblGrid>
       <w:tr>
         <w:trPr>
@@ -8315,7 +8471,7 @@
         </w:tc>
         <w:tc>
           <w:tcPr>
-            <w:tcW w:w="7083" w:type="dxa"/>
+            <w:tcW w:w="7211" w:type="dxa"/>
           </w:tcPr>
           <w:p>
             <w:pPr>
@@ -8354,7 +8510,7 @@
         </w:tc>
         <w:tc>
           <w:tcPr>
-            <w:tcW w:w="1701" w:type="dxa"/>
+            <w:tcW w:w="1573" w:type="dxa"/>
           </w:tcPr>
           <w:p>
             <w:pPr>
@@ -8409,7 +8565,7 @@
           <w:b/>
           <w:sz w:val="2"/>
           <w:szCs w:val="6"/>
-          <w:lang w:eastAsia="de-DE" w:bidi="de-DE"/>
+          <w:lang w:val="en-US" w:eastAsia="de-DE" w:bidi="de-DE"/>
         </w:rPr>
       </w:pPr>
       <w:r>
@@ -8422,26 +8578,7 @@
         </w:rPr>
         <w:t>{% else %}</w:t>
       </w:r>
-    </w:p>
-    <w:p>
-      <w:pPr>
-        <w:tabs>
-          <w:tab w:val="left" w:pos="1134"/>
-          <w:tab w:val="left" w:pos="2268"/>
-          <w:tab w:val="left" w:pos="3402"/>
-          <w:tab w:val="left" w:pos="4536"/>
-          <w:tab w:val="left" w:pos="5670"/>
-          <w:tab w:val="left" w:pos="6804"/>
-          <w:tab w:val="left" w:pos="7938"/>
-          <w:tab w:val="left" w:pos="9072"/>
-          <w:tab w:val="left" w:pos="10206"/>
-          <w:tab w:val="left" w:pos="11340"/>
-          <w:tab w:val="left" w:pos="12474"/>
-          <w:tab w:val="left" w:pos="13608"/>
-          <w:tab w:val="left" w:pos="14742"/>
-          <w:tab w:val="left" w:pos="15876"/>
-        </w:tabs>
-        <w:spacing w:line="259" w:lineRule="auto"/>
+      <w:r>
         <w:rPr>
           <w:rFonts w:ascii="Neue Hans Kendrick" w:eastAsia="Neue Hans Kendrick Light" w:hAnsi="Neue Hans Kendrick" w:cs="Neue Hans Kendrick Light"/>
           <w:b/>
@@ -8449,120 +8586,7 @@
           <w:szCs w:val="6"/>
           <w:lang w:val="en-US" w:eastAsia="de-DE" w:bidi="de-DE"/>
         </w:rPr>
-      </w:pPr>
-      <w:r>
-        <w:rPr>
-          <w:rFonts w:ascii="Neue Hans Kendrick" w:eastAsia="Neue Hans Kendrick Light" w:hAnsi="Neue Hans Kendrick" w:cs="Neue Hans Kendrick Light"/>
-          <w:b/>
-          <w:sz w:val="2"/>
-          <w:szCs w:val="6"/>
-          <w:lang w:val="en-US" w:eastAsia="de-DE" w:bidi="de-DE"/>
-        </w:rPr>
-        <w:t>{% endif %}</w:t>
-      </w:r>
-    </w:p>
-    <w:p>
-      <w:pPr>
-        <w:tabs>
-          <w:tab w:val="left" w:pos="1134"/>
-          <w:tab w:val="left" w:pos="2268"/>
-          <w:tab w:val="left" w:pos="3402"/>
-          <w:tab w:val="left" w:pos="4536"/>
-          <w:tab w:val="left" w:pos="5670"/>
-          <w:tab w:val="left" w:pos="6804"/>
-          <w:tab w:val="left" w:pos="7938"/>
-          <w:tab w:val="left" w:pos="9072"/>
-          <w:tab w:val="left" w:pos="10206"/>
-          <w:tab w:val="left" w:pos="11340"/>
-          <w:tab w:val="left" w:pos="12474"/>
-          <w:tab w:val="left" w:pos="13608"/>
-          <w:tab w:val="left" w:pos="14742"/>
-          <w:tab w:val="left" w:pos="15876"/>
-        </w:tabs>
-        <w:spacing w:line="259" w:lineRule="auto"/>
-        <w:rPr>
-          <w:rFonts w:ascii="Neue Hans Kendrick" w:eastAsia="Neue Hans Kendrick Light" w:hAnsi="Neue Hans Kendrick" w:cs="Neue Hans Kendrick Light"/>
-          <w:b/>
-          <w:sz w:val="2"/>
-          <w:szCs w:val="6"/>
-          <w:lang w:val="en-US" w:eastAsia="de-DE" w:bidi="de-DE"/>
-        </w:rPr>
-      </w:pPr>
-    </w:p>
-    <w:p>
-      <w:pPr>
-        <w:tabs>
-          <w:tab w:val="left" w:pos="1134"/>
-          <w:tab w:val="left" w:pos="2268"/>
-          <w:tab w:val="left" w:pos="3402"/>
-          <w:tab w:val="left" w:pos="4536"/>
-          <w:tab w:val="left" w:pos="5670"/>
-          <w:tab w:val="left" w:pos="6804"/>
-          <w:tab w:val="left" w:pos="7938"/>
-          <w:tab w:val="left" w:pos="9072"/>
-          <w:tab w:val="left" w:pos="10206"/>
-          <w:tab w:val="left" w:pos="11340"/>
-          <w:tab w:val="left" w:pos="12474"/>
-          <w:tab w:val="left" w:pos="13608"/>
-          <w:tab w:val="left" w:pos="14742"/>
-          <w:tab w:val="left" w:pos="15876"/>
-        </w:tabs>
-        <w:spacing w:line="259" w:lineRule="auto"/>
-        <w:rPr>
-          <w:rFonts w:ascii="Neue Hans Kendrick" w:eastAsia="Neue Hans Kendrick Light" w:hAnsi="Neue Hans Kendrick" w:cs="Neue Hans Kendrick Light"/>
-          <w:b/>
-          <w:sz w:val="2"/>
-          <w:szCs w:val="6"/>
-          <w:lang w:val="en-US" w:eastAsia="de-DE" w:bidi="de-DE"/>
-        </w:rPr>
-      </w:pPr>
-      <w:r>
-        <w:rPr>
-          <w:rFonts w:ascii="Neue Hans Kendrick" w:eastAsia="Neue Hans Kendrick Light" w:hAnsi="Neue Hans Kendrick" w:cs="Neue Hans Kendrick Light"/>
-          <w:b/>
-          <w:sz w:val="2"/>
-          <w:szCs w:val="6"/>
-          <w:lang w:val="en-US" w:eastAsia="de-DE" w:bidi="de-DE"/>
-        </w:rPr>
-        <w:t>{% endfor %}</w:t>
-      </w:r>
-    </w:p>
-    <w:p>
-      <w:pPr>
-        <w:tabs>
-          <w:tab w:val="left" w:pos="1134"/>
-          <w:tab w:val="left" w:pos="2268"/>
-          <w:tab w:val="left" w:pos="3402"/>
-          <w:tab w:val="left" w:pos="4536"/>
-          <w:tab w:val="left" w:pos="5670"/>
-          <w:tab w:val="left" w:pos="6804"/>
-          <w:tab w:val="left" w:pos="7938"/>
-          <w:tab w:val="left" w:pos="9072"/>
-          <w:tab w:val="left" w:pos="10206"/>
-          <w:tab w:val="left" w:pos="11340"/>
-          <w:tab w:val="left" w:pos="12474"/>
-          <w:tab w:val="left" w:pos="13608"/>
-          <w:tab w:val="left" w:pos="14742"/>
-          <w:tab w:val="left" w:pos="15876"/>
-        </w:tabs>
-        <w:spacing w:line="259" w:lineRule="auto"/>
-        <w:rPr>
-          <w:rFonts w:ascii="Neue Hans Kendrick" w:eastAsia="Neue Hans Kendrick Light" w:hAnsi="Neue Hans Kendrick" w:cs="Neue Hans Kendrick Light"/>
-          <w:b/>
-          <w:sz w:val="2"/>
-          <w:szCs w:val="6"/>
-          <w:lang w:val="en-US" w:eastAsia="de-DE" w:bidi="de-DE"/>
-        </w:rPr>
-      </w:pPr>
-      <w:r>
-        <w:rPr>
-          <w:rFonts w:ascii="Neue Hans Kendrick" w:eastAsia="Neue Hans Kendrick Light" w:hAnsi="Neue Hans Kendrick" w:cs="Neue Hans Kendrick Light"/>
-          <w:b/>
-          <w:sz w:val="2"/>
-          <w:szCs w:val="6"/>
-          <w:lang w:val="en-US" w:eastAsia="de-DE" w:bidi="de-DE"/>
-        </w:rPr>
-        <w:t>{% endfor %}</w:t>
+        <w:t>{% endif %}{% endfor %}{% endfor %}</w:t>
       </w:r>
     </w:p>
     <w:tbl>
@@ -8580,13 +8604,10 @@
         <w:tblLook w:val="04A0" w:firstRow="1" w:lastRow="0" w:firstColumn="1" w:lastColumn="0" w:noHBand="0" w:noVBand="1"/>
       </w:tblPr>
       <w:tblGrid>
-        <w:gridCol w:w="4320"/>
-        <w:gridCol w:w="145"/>
-        <w:gridCol w:w="719"/>
-        <w:gridCol w:w="720"/>
-        <w:gridCol w:w="1007"/>
-        <w:gridCol w:w="1152"/>
-        <w:gridCol w:w="1440"/>
+        <w:gridCol w:w="2880"/>
+        <w:gridCol w:w="1530"/>
+        <w:gridCol w:w="3510"/>
+        <w:gridCol w:w="1583"/>
       </w:tblGrid>
       <w:tr>
         <w:trPr>
@@ -8594,7 +8615,7 @@
         </w:trPr>
         <w:tc>
           <w:tcPr>
-            <w:tcW w:w="4320" w:type="dxa"/>
+            <w:tcW w:w="2880" w:type="dxa"/>
             <w:tcBorders>
               <w:top w:val="single" w:sz="2" w:space="0" w:color="auto"/>
             </w:tcBorders>
@@ -8617,7 +8638,7 @@
                 <w:tab w:val="left" w:pos="14742"/>
                 <w:tab w:val="left" w:pos="15876"/>
               </w:tabs>
-              <w:spacing w:before="60" w:after="60" w:line="259" w:lineRule="auto"/>
+              <w:spacing w:before="40" w:after="40"/>
               <w:rPr>
                 <w:rFonts w:ascii="Neue Hans Kendrick" w:eastAsia="Neue Hans Kendrick Light" w:hAnsi="Neue Hans Kendrick" w:cs="Neue Hans Kendrick Light"/>
                 <w:b/>
@@ -8636,7 +8657,7 @@
         </w:tc>
         <w:tc>
           <w:tcPr>
-            <w:tcW w:w="145" w:type="dxa"/>
+            <w:tcW w:w="1530" w:type="dxa"/>
             <w:tcBorders>
               <w:top w:val="single" w:sz="2" w:space="0" w:color="auto"/>
             </w:tcBorders>
@@ -8659,22 +8680,40 @@
                 <w:tab w:val="left" w:pos="14742"/>
                 <w:tab w:val="left" w:pos="15876"/>
               </w:tabs>
-              <w:spacing w:line="259" w:lineRule="auto"/>
+              <w:spacing w:before="40" w:after="40"/>
+              <w:jc w:val="right"/>
               <w:rPr>
                 <w:rFonts w:ascii="Neue Hans Kendrick" w:eastAsia="Neue Hans Kendrick Light" w:hAnsi="Neue Hans Kendrick" w:cs="Neue Hans Kendrick Light"/>
                 <w:b/>
                 <w:lang w:eastAsia="de-DE" w:bidi="de-DE"/>
               </w:rPr>
             </w:pPr>
-          </w:p>
-        </w:tc>
-        <w:tc>
-          <w:tcPr>
-            <w:tcW w:w="719" w:type="dxa"/>
-            <w:tcBorders>
-              <w:top w:val="single" w:sz="2" w:space="0" w:color="auto"/>
-            </w:tcBorders>
-          </w:tcPr>
+            <w:r>
+              <w:rPr>
+                <w:rFonts w:ascii="Neue Hans Kendrick" w:eastAsia="Neue Hans Kendrick Light" w:hAnsi="Neue Hans Kendrick" w:cs="Neue Hans Kendrick Light"/>
+                <w:b/>
+                <w:lang w:eastAsia="de-DE" w:bidi="de-DE"/>
+              </w:rPr>
+              <w:t>{{</w:t>
+            </w:r>
+            <w:r>
+              <w:rPr>
+                <w:rFonts w:ascii="Neue Hans Kendrick" w:eastAsia="Times New Roman" w:hAnsi="Neue Hans Kendrick" w:cs="Times New Roman"/>
+                <w:color w:val="CE9178"/>
+                <w:sz w:val="21"/>
+                <w:szCs w:val="21"/>
+              </w:rPr>
+              <w:t xml:space="preserve"> </w:t>
+            </w:r>
+            <w:r>
+              <w:rPr>
+                <w:rFonts w:ascii="Neue Hans Kendrick" w:eastAsia="Neue Hans Kendrick Light" w:hAnsi="Neue Hans Kendrick" w:cs="Neue Hans Kendrick Light"/>
+                <w:b/>
+                <w:lang w:eastAsia="de-DE" w:bidi="de-DE"/>
+              </w:rPr>
+              <w:t>sum_beauftragt</w:t>
+            </w:r>
+          </w:p>
           <w:p>
             <w:pPr>
               <w:tabs>
@@ -8693,18 +8732,27 @@
                 <w:tab w:val="left" w:pos="14742"/>
                 <w:tab w:val="left" w:pos="15876"/>
               </w:tabs>
-              <w:spacing w:line="259" w:lineRule="auto"/>
+              <w:spacing w:before="40" w:after="40"/>
+              <w:jc w:val="right"/>
               <w:rPr>
                 <w:rFonts w:ascii="Neue Hans Kendrick" w:eastAsia="Neue Hans Kendrick Light" w:hAnsi="Neue Hans Kendrick" w:cs="Neue Hans Kendrick Light"/>
                 <w:b/>
                 <w:lang w:eastAsia="de-DE" w:bidi="de-DE"/>
               </w:rPr>
             </w:pPr>
-          </w:p>
-        </w:tc>
-        <w:tc>
-          <w:tcPr>
-            <w:tcW w:w="720" w:type="dxa"/>
+            <w:r>
+              <w:rPr>
+                <w:rFonts w:ascii="Neue Hans Kendrick" w:eastAsia="Neue Hans Kendrick Light" w:hAnsi="Neue Hans Kendrick" w:cs="Neue Hans Kendrick Light"/>
+                <w:b/>
+                <w:lang w:eastAsia="de-DE" w:bidi="de-DE"/>
+              </w:rPr>
+              <w:t>}} €</w:t>
+            </w:r>
+          </w:p>
+        </w:tc>
+        <w:tc>
+          <w:tcPr>
+            <w:tcW w:w="3510" w:type="dxa"/>
             <w:tcBorders>
               <w:top w:val="single" w:sz="2" w:space="0" w:color="auto"/>
             </w:tcBorders>
@@ -8727,7 +8775,7 @@
                 <w:tab w:val="left" w:pos="14742"/>
                 <w:tab w:val="left" w:pos="15876"/>
               </w:tabs>
-              <w:spacing w:line="259" w:lineRule="auto"/>
+              <w:spacing w:before="40" w:after="40"/>
               <w:rPr>
                 <w:rFonts w:ascii="Neue Hans Kendrick" w:eastAsia="Neue Hans Kendrick Light" w:hAnsi="Neue Hans Kendrick" w:cs="Neue Hans Kendrick Light"/>
                 <w:b/>
@@ -8738,7 +8786,7 @@
         </w:tc>
         <w:tc>
           <w:tcPr>
-            <w:tcW w:w="1007" w:type="dxa"/>
+            <w:tcW w:w="1583" w:type="dxa"/>
             <w:tcBorders>
               <w:top w:val="single" w:sz="2" w:space="0" w:color="auto"/>
             </w:tcBorders>
@@ -8761,76 +8809,7 @@
                 <w:tab w:val="left" w:pos="14742"/>
                 <w:tab w:val="left" w:pos="15876"/>
               </w:tabs>
-              <w:spacing w:line="259" w:lineRule="auto"/>
-              <w:jc w:val="right"/>
-              <w:rPr>
-                <w:rFonts w:ascii="Neue Hans Kendrick" w:eastAsia="Neue Hans Kendrick Light" w:hAnsi="Neue Hans Kendrick" w:cs="Neue Hans Kendrick Light"/>
-                <w:b/>
-                <w:lang w:eastAsia="de-DE" w:bidi="de-DE"/>
-              </w:rPr>
-            </w:pPr>
-          </w:p>
-        </w:tc>
-        <w:tc>
-          <w:tcPr>
-            <w:tcW w:w="1152" w:type="dxa"/>
-            <w:tcBorders>
-              <w:top w:val="single" w:sz="2" w:space="0" w:color="auto"/>
-            </w:tcBorders>
-          </w:tcPr>
-          <w:p>
-            <w:pPr>
-              <w:tabs>
-                <w:tab w:val="left" w:pos="1134"/>
-                <w:tab w:val="left" w:pos="2268"/>
-                <w:tab w:val="left" w:pos="3402"/>
-                <w:tab w:val="left" w:pos="4536"/>
-                <w:tab w:val="left" w:pos="5670"/>
-                <w:tab w:val="left" w:pos="6804"/>
-                <w:tab w:val="left" w:pos="7938"/>
-                <w:tab w:val="left" w:pos="9072"/>
-                <w:tab w:val="left" w:pos="10206"/>
-                <w:tab w:val="left" w:pos="11340"/>
-                <w:tab w:val="left" w:pos="12474"/>
-                <w:tab w:val="left" w:pos="13608"/>
-                <w:tab w:val="left" w:pos="14742"/>
-                <w:tab w:val="left" w:pos="15876"/>
-              </w:tabs>
-              <w:spacing w:line="259" w:lineRule="auto"/>
-              <w:rPr>
-                <w:rFonts w:ascii="Neue Hans Kendrick" w:eastAsia="Neue Hans Kendrick Light" w:hAnsi="Neue Hans Kendrick" w:cs="Neue Hans Kendrick Light"/>
-                <w:b/>
-                <w:lang w:eastAsia="de-DE" w:bidi="de-DE"/>
-              </w:rPr>
-            </w:pPr>
-          </w:p>
-        </w:tc>
-        <w:tc>
-          <w:tcPr>
-            <w:tcW w:w="1440" w:type="dxa"/>
-            <w:tcBorders>
-              <w:top w:val="single" w:sz="2" w:space="0" w:color="auto"/>
-            </w:tcBorders>
-          </w:tcPr>
-          <w:p>
-            <w:pPr>
-              <w:tabs>
-                <w:tab w:val="left" w:pos="1134"/>
-                <w:tab w:val="left" w:pos="2268"/>
-                <w:tab w:val="left" w:pos="3402"/>
-                <w:tab w:val="left" w:pos="4536"/>
-                <w:tab w:val="left" w:pos="5670"/>
-                <w:tab w:val="left" w:pos="6804"/>
-                <w:tab w:val="left" w:pos="7938"/>
-                <w:tab w:val="left" w:pos="9072"/>
-                <w:tab w:val="left" w:pos="10206"/>
-                <w:tab w:val="left" w:pos="11340"/>
-                <w:tab w:val="left" w:pos="12474"/>
-                <w:tab w:val="left" w:pos="13608"/>
-                <w:tab w:val="left" w:pos="14742"/>
-                <w:tab w:val="left" w:pos="15876"/>
-              </w:tabs>
-              <w:spacing w:before="60" w:after="60" w:line="259" w:lineRule="auto"/>
+              <w:spacing w:before="40" w:after="40"/>
               <w:jc w:val="right"/>
               <w:rPr>
                 <w:rFonts w:ascii="Neue Hans Kendrick" w:eastAsia="Neue Hans Kendrick Light" w:hAnsi="Neue Hans Kendrick" w:cs="Neue Hans Kendrick Light"/>
@@ -8915,8 +8894,9 @@
           <w:rFonts w:ascii="Neue Hans Kendrick" w:eastAsia="Neue Hans Kendrick Light" w:hAnsi="Neue Hans Kendrick" w:cs="Neue Hans Kendrick Light"/>
           <w:b/>
           <w:color w:val="000000"/>
+          <w:sz w:val="18"/>
           <w:u w:val="single"/>
-          <w:lang w:eastAsia="de-DE" w:bidi="de-DE"/>
+          <w:lang w:val="en-US" w:eastAsia="de-DE" w:bidi="de-DE"/>
         </w:rPr>
       </w:pPr>
       <w:r>
@@ -8924,6 +8904,7 @@
           <w:rFonts w:ascii="Neue Hans Kendrick" w:eastAsia="Neue Hans Kendrick Light" w:hAnsi="Neue Hans Kendrick" w:cs="Neue Hans Kendrick Light"/>
           <w:b/>
           <w:color w:val="000000"/>
+          <w:sz w:val="18"/>
           <w:u w:val="single"/>
           <w:lang w:val="en-US" w:eastAsia="de-DE" w:bidi="de-DE"/>
         </w:rPr>
@@ -8983,8 +8964,8 @@
       <w:tblGrid>
         <w:gridCol w:w="3256"/>
         <w:gridCol w:w="2835"/>
-        <w:gridCol w:w="1559"/>
-        <w:gridCol w:w="1848"/>
+        <w:gridCol w:w="1829"/>
+        <w:gridCol w:w="1578"/>
       </w:tblGrid>
       <w:tr>
         <w:trPr>
@@ -9069,7 +9050,7 @@
         </w:tc>
         <w:tc>
           <w:tcPr>
-            <w:tcW w:w="1559" w:type="dxa"/>
+            <w:tcW w:w="1829" w:type="dxa"/>
           </w:tcPr>
           <w:p>
             <w:pPr>
@@ -9089,7 +9070,7 @@
                 <w:tab w:val="left" w:pos="14742"/>
                 <w:tab w:val="left" w:pos="15876"/>
               </w:tabs>
-              <w:jc w:val="center"/>
+              <w:jc w:val="right"/>
               <w:rPr>
                 <w:rFonts w:ascii="Neue Hans Kendrick" w:eastAsia="Neue Hans Kendrick Light" w:hAnsi="Neue Hans Kendrick" w:cs="Neue Hans Kendrick Light"/>
                 <w:lang w:eastAsia="de-DE" w:bidi="de-DE"/>
@@ -9128,7 +9109,7 @@
                 <w:tab w:val="left" w:pos="14742"/>
                 <w:tab w:val="left" w:pos="15876"/>
               </w:tabs>
-              <w:jc w:val="center"/>
+              <w:jc w:val="right"/>
               <w:rPr>
                 <w:rFonts w:ascii="Neue Hans Kendrick" w:eastAsia="Neue Hans Kendrick Light" w:hAnsi="Neue Hans Kendrick" w:cs="Neue Hans Kendrick Light"/>
                 <w:bCs/>
@@ -9146,7 +9127,7 @@
         </w:tc>
         <w:tc>
           <w:tcPr>
-            <w:tcW w:w="1848" w:type="dxa"/>
+            <w:tcW w:w="1578" w:type="dxa"/>
           </w:tcPr>
           <w:p>
             <w:pPr>
@@ -9253,6 +9234,1396 @@
           <w:rFonts w:ascii="Neue Hans Kendrick" w:eastAsia="Neue Hans Kendrick Light" w:hAnsi="Neue Hans Kendrick" w:cs="Neue Hans Kendrick Light"/>
           <w:b/>
           <w:lang w:eastAsia="de-DE" w:bidi="de-DE"/>
+        </w:rPr>
+        <w:t>{% endif %}</w:t>
+      </w:r>
+    </w:p>
+    <w:tbl>
+      <w:tblPr>
+        <w:tblW w:w="9498" w:type="dxa"/>
+        <w:tblBorders>
+          <w:top w:val="single" w:sz="6" w:space="0" w:color="auto"/>
+        </w:tblBorders>
+        <w:tblLayout w:type="fixed"/>
+        <w:tblLook w:val="04A0" w:firstRow="1" w:lastRow="0" w:firstColumn="1" w:lastColumn="0" w:noHBand="0" w:noVBand="1"/>
+      </w:tblPr>
+      <w:tblGrid>
+        <w:gridCol w:w="3240"/>
+        <w:gridCol w:w="4680"/>
+        <w:gridCol w:w="1578"/>
+      </w:tblGrid>
+      <w:tr>
+        <w:tc>
+          <w:tcPr>
+            <w:tcW w:w="3240" w:type="dxa"/>
+            <w:tcMar>
+              <w:left w:w="51" w:type="dxa"/>
+              <w:right w:w="51" w:type="dxa"/>
+            </w:tcMar>
+          </w:tcPr>
+          <w:p>
+            <w:pPr>
+              <w:widowControl w:val="0"/>
+              <w:tabs>
+                <w:tab w:val="decimal" w:pos="6236"/>
+                <w:tab w:val="right" w:pos="9524"/>
+                <w:tab w:val="left" w:pos="10080"/>
+                <w:tab w:val="left" w:pos="10800"/>
+                <w:tab w:val="left" w:pos="11520"/>
+                <w:tab w:val="left" w:pos="12240"/>
+                <w:tab w:val="left" w:pos="12960"/>
+                <w:tab w:val="left" w:pos="13680"/>
+                <w:tab w:val="left" w:pos="14400"/>
+                <w:tab w:val="left" w:pos="15120"/>
+                <w:tab w:val="left" w:pos="15840"/>
+                <w:tab w:val="left" w:pos="16560"/>
+                <w:tab w:val="left" w:pos="17280"/>
+                <w:tab w:val="left" w:pos="18000"/>
+              </w:tabs>
+              <w:spacing w:line="240" w:lineRule="atLeast"/>
+              <w:rPr>
+                <w:rFonts w:ascii="Neue Hans Kendrick" w:eastAsia="Neue Hans Kendrick Light" w:hAnsi="Neue Hans Kendrick" w:cs="Neue Hans Kendrick Light"/>
+                <w:color w:val="000000"/>
+                <w:lang w:eastAsia="de-DE" w:bidi="de-DE"/>
+              </w:rPr>
+            </w:pPr>
+            <w:r>
+              <w:rPr>
+                <w:rFonts w:ascii="Neue Hans Kendrick" w:eastAsia="Neue Hans Kendrick Light" w:hAnsi="Neue Hans Kendrick" w:cs="Neue Hans Kendrick Light"/>
+                <w:b/>
+                <w:color w:val="000000"/>
+                <w:u w:val="single"/>
+                <w:lang w:eastAsia="de-DE" w:bidi="de-DE"/>
+              </w:rPr>
+              <w:t>Calculated total fee</w:t>
+            </w:r>
+          </w:p>
+        </w:tc>
+        <w:tc>
+          <w:tcPr>
+            <w:tcW w:w="4680" w:type="dxa"/>
+          </w:tcPr>
+          <w:p>
+            <w:pPr>
+              <w:tabs>
+                <w:tab w:val="right" w:pos="7650"/>
+                <w:tab w:val="right" w:pos="9360"/>
+                <w:tab w:val="left" w:pos="10080"/>
+                <w:tab w:val="left" w:pos="10800"/>
+                <w:tab w:val="left" w:pos="11520"/>
+                <w:tab w:val="left" w:pos="12240"/>
+                <w:tab w:val="left" w:pos="12960"/>
+                <w:tab w:val="left" w:pos="13680"/>
+                <w:tab w:val="left" w:pos="14400"/>
+                <w:tab w:val="left" w:pos="15120"/>
+                <w:tab w:val="left" w:pos="15840"/>
+                <w:tab w:val="left" w:pos="16560"/>
+                <w:tab w:val="left" w:pos="17280"/>
+                <w:tab w:val="left" w:pos="18000"/>
+              </w:tabs>
+              <w:spacing w:line="240" w:lineRule="atLeast"/>
+              <w:jc w:val="right"/>
+              <w:rPr>
+                <w:rFonts w:ascii="Neue Hans Kendrick" w:eastAsia="Neue Hans Kendrick Light" w:hAnsi="Neue Hans Kendrick" w:cs="Neue Hans Kendrick Light"/>
+                <w:color w:val="000000"/>
+                <w:lang w:eastAsia="de-DE" w:bidi="de-DE"/>
+              </w:rPr>
+            </w:pPr>
+          </w:p>
+        </w:tc>
+        <w:tc>
+          <w:tcPr>
+            <w:tcW w:w="1578" w:type="dxa"/>
+            <w:tcMar>
+              <w:right w:w="51" w:type="dxa"/>
+            </w:tcMar>
+          </w:tcPr>
+          <w:p>
+            <w:pPr>
+              <w:tabs>
+                <w:tab w:val="right" w:pos="7650"/>
+                <w:tab w:val="right" w:pos="9360"/>
+                <w:tab w:val="left" w:pos="10080"/>
+                <w:tab w:val="left" w:pos="10800"/>
+                <w:tab w:val="left" w:pos="11520"/>
+                <w:tab w:val="left" w:pos="12240"/>
+                <w:tab w:val="left" w:pos="12960"/>
+                <w:tab w:val="left" w:pos="13680"/>
+                <w:tab w:val="left" w:pos="14400"/>
+                <w:tab w:val="left" w:pos="15120"/>
+                <w:tab w:val="left" w:pos="15840"/>
+                <w:tab w:val="left" w:pos="16560"/>
+                <w:tab w:val="left" w:pos="17280"/>
+                <w:tab w:val="left" w:pos="18000"/>
+              </w:tabs>
+              <w:spacing w:line="240" w:lineRule="atLeast"/>
+              <w:jc w:val="right"/>
+              <w:rPr>
+                <w:rFonts w:ascii="Neue Hans Kendrick" w:eastAsia="Neue Hans Kendrick Light" w:hAnsi="Neue Hans Kendrick" w:cs="Neue Hans Kendrick Light"/>
+                <w:lang w:eastAsia="de-DE" w:bidi="de-DE"/>
+              </w:rPr>
+            </w:pPr>
+            <w:r>
+              <w:rPr>
+                <w:rFonts w:ascii="Neue Hans Kendrick" w:eastAsia="Neue Hans Kendrick Light" w:hAnsi="Neue Hans Kendrick" w:cs="Neue Hans Kendrick Light"/>
+                <w:lang w:eastAsia="de-DE" w:bidi="de-DE"/>
+              </w:rPr>
+              <w:t>{{invoice_net}} €</w:t>
+            </w:r>
+          </w:p>
+        </w:tc>
+      </w:tr>
+    </w:tbl>
+    <w:p>
+      <w:pPr>
+        <w:widowControl w:val="0"/>
+        <w:tabs>
+          <w:tab w:val="decimal" w:pos="6236"/>
+          <w:tab w:val="right" w:pos="9524"/>
+          <w:tab w:val="left" w:pos="10080"/>
+          <w:tab w:val="left" w:pos="10800"/>
+          <w:tab w:val="left" w:pos="11520"/>
+          <w:tab w:val="left" w:pos="12240"/>
+          <w:tab w:val="left" w:pos="12960"/>
+          <w:tab w:val="left" w:pos="13680"/>
+          <w:tab w:val="left" w:pos="14400"/>
+          <w:tab w:val="left" w:pos="15120"/>
+          <w:tab w:val="left" w:pos="15840"/>
+          <w:tab w:val="left" w:pos="16560"/>
+          <w:tab w:val="left" w:pos="17280"/>
+          <w:tab w:val="left" w:pos="18000"/>
+        </w:tabs>
+        <w:spacing w:line="240" w:lineRule="atLeast"/>
+        <w:rPr>
+          <w:rFonts w:ascii="Neue Hans Kendrick" w:eastAsia="Neue Hans Kendrick Light" w:hAnsi="Neue Hans Kendrick" w:cs="Neue Hans Kendrick Light"/>
+          <w:b/>
+          <w:color w:val="000000"/>
+          <w:u w:val="single"/>
+          <w:lang w:eastAsia="de-DE" w:bidi="de-DE"/>
+        </w:rPr>
+      </w:pPr>
+      <w:bookmarkStart w:id="9" w:name="_Hlk197420184"/>
+      <w:r>
+        <w:rPr>
+          <w:rFonts w:ascii="Neue Hans Kendrick" w:eastAsia="Neue Hans Kendrick Light" w:hAnsi="Neue Hans Kendrick" w:cs="Neue Hans Kendrick Light"/>
+          <w:b/>
+          <w:color w:val="000000"/>
+          <w:u w:val="single"/>
+          <w:lang w:eastAsia="de-DE" w:bidi="de-DE"/>
+        </w:rPr>
+        <w:t xml:space="preserve">{% if </w:t>
+      </w:r>
+      <w:r>
+        <w:rPr>
+          <w:rFonts w:ascii="Neue Hans Kendrick" w:eastAsia="Neue Hans Kendrick Light" w:hAnsi="Neue Hans Kendrick" w:cs="Neue Hans Kendrick Light"/>
+          <w:b/>
+          <w:color w:val="000000"/>
+          <w:u w:val="single"/>
+          <w:lang w:eastAsia="de-DE" w:bidi="de-DE"/>
+        </w:rPr>
+        <w:t>nachlass_value</w:t>
+      </w:r>
+      <w:r>
+        <w:rPr>
+          <w:rFonts w:ascii="Neue Hans Kendrick" w:eastAsia="Neue Hans Kendrick Light" w:hAnsi="Neue Hans Kendrick" w:cs="Neue Hans Kendrick Light"/>
+          <w:b/>
+          <w:color w:val="000000"/>
+          <w:u w:val="single"/>
+          <w:lang w:eastAsia="de-DE" w:bidi="de-DE"/>
+        </w:rPr>
+        <w:t>%}</w:t>
+      </w:r>
+    </w:p>
+    <w:p>
+      <w:pPr>
+        <w:widowControl w:val="0"/>
+        <w:tabs>
+          <w:tab w:val="decimal" w:pos="6236"/>
+          <w:tab w:val="right" w:pos="9524"/>
+          <w:tab w:val="left" w:pos="10080"/>
+          <w:tab w:val="left" w:pos="10800"/>
+          <w:tab w:val="left" w:pos="11520"/>
+          <w:tab w:val="left" w:pos="12240"/>
+          <w:tab w:val="left" w:pos="12960"/>
+          <w:tab w:val="left" w:pos="13680"/>
+          <w:tab w:val="left" w:pos="14400"/>
+          <w:tab w:val="left" w:pos="15120"/>
+          <w:tab w:val="left" w:pos="15840"/>
+          <w:tab w:val="left" w:pos="16560"/>
+          <w:tab w:val="left" w:pos="17280"/>
+          <w:tab w:val="left" w:pos="18000"/>
+        </w:tabs>
+        <w:spacing w:line="360" w:lineRule="auto"/>
+        <w:rPr>
+          <w:rFonts w:ascii="Neue Hans Kendrick" w:eastAsia="Neue Hans Kendrick Light" w:hAnsi="Neue Hans Kendrick" w:cs="Neue Hans Kendrick Light"/>
+          <w:b/>
+          <w:lang w:eastAsia="de-DE" w:bidi="de-DE"/>
+        </w:rPr>
+      </w:pPr>
+      <w:r>
+        <w:rPr>
+          <w:rFonts w:ascii="Neue Hans Kendrick" w:eastAsia="Neue Hans Kendrick Light" w:hAnsi="Neue Hans Kendrick" w:cs="Neue Hans Kendrick Light"/>
+          <w:b/>
+          <w:color w:val="000000"/>
+          <w:u w:val="single"/>
+          <w:lang w:eastAsia="de-DE" w:bidi="de-DE"/>
+        </w:rPr>
+        <w:t>Deductions</w:t>
+      </w:r>
+    </w:p>
+    <w:tbl>
+      <w:tblPr>
+        <w:tblW w:w="9561" w:type="dxa"/>
+        <w:tblLayout w:type="fixed"/>
+        <w:tblCellMar>
+          <w:left w:w="36" w:type="dxa"/>
+          <w:right w:w="36" w:type="dxa"/>
+        </w:tblCellMar>
+        <w:tblLook w:val="04A0" w:firstRow="1" w:lastRow="0" w:firstColumn="1" w:lastColumn="0" w:noHBand="0" w:noVBand="1"/>
+      </w:tblPr>
+      <w:tblGrid>
+        <w:gridCol w:w="3256"/>
+        <w:gridCol w:w="2835"/>
+        <w:gridCol w:w="1829"/>
+        <w:gridCol w:w="1641"/>
+      </w:tblGrid>
+      <w:tr>
+        <w:trPr>
+          <w:trHeight w:val="20"/>
+        </w:trPr>
+        <w:tc>
+          <w:tcPr>
+            <w:tcW w:w="3256" w:type="dxa"/>
+          </w:tcPr>
+          <w:p>
+            <w:pPr>
+              <w:tabs>
+                <w:tab w:val="left" w:pos="1134"/>
+                <w:tab w:val="left" w:pos="2268"/>
+                <w:tab w:val="left" w:pos="3402"/>
+                <w:tab w:val="left" w:pos="4536"/>
+                <w:tab w:val="left" w:pos="5670"/>
+                <w:tab w:val="left" w:pos="6804"/>
+                <w:tab w:val="left" w:pos="7938"/>
+                <w:tab w:val="left" w:pos="9072"/>
+                <w:tab w:val="left" w:pos="10206"/>
+                <w:tab w:val="left" w:pos="11340"/>
+                <w:tab w:val="left" w:pos="12474"/>
+                <w:tab w:val="left" w:pos="13608"/>
+                <w:tab w:val="left" w:pos="14742"/>
+                <w:tab w:val="left" w:pos="15876"/>
+              </w:tabs>
+              <w:spacing w:line="259" w:lineRule="auto"/>
+              <w:rPr>
+                <w:rFonts w:ascii="Neue Hans Kendrick" w:eastAsia="Neue Hans Kendrick Light" w:hAnsi="Neue Hans Kendrick" w:cs="Neue Hans Kendrick Light"/>
+                <w:bCs/>
+                <w:lang w:eastAsia="de-DE" w:bidi="de-DE"/>
+              </w:rPr>
+            </w:pPr>
+            <w:r>
+              <w:rPr>
+                <w:rFonts w:ascii="Neue Hans Kendrick" w:eastAsia="Neue Hans Kendrick Light" w:hAnsi="Neue Hans Kendrick" w:cs="Neue Hans Kendrick Light"/>
+                <w:bCs/>
+                <w:lang w:eastAsia="de-DE" w:bidi="de-DE"/>
+              </w:rPr>
+              <w:t>Discount</w:t>
+            </w:r>
+          </w:p>
+        </w:tc>
+        <w:tc>
+          <w:tcPr>
+            <w:tcW w:w="2835" w:type="dxa"/>
+          </w:tcPr>
+          <w:p>
+            <w:pPr>
+              <w:tabs>
+                <w:tab w:val="left" w:pos="1134"/>
+                <w:tab w:val="left" w:pos="2268"/>
+                <w:tab w:val="left" w:pos="3402"/>
+                <w:tab w:val="left" w:pos="4536"/>
+                <w:tab w:val="left" w:pos="5670"/>
+                <w:tab w:val="left" w:pos="6804"/>
+                <w:tab w:val="left" w:pos="7938"/>
+                <w:tab w:val="left" w:pos="9072"/>
+                <w:tab w:val="left" w:pos="10206"/>
+                <w:tab w:val="left" w:pos="11340"/>
+                <w:tab w:val="left" w:pos="12474"/>
+                <w:tab w:val="left" w:pos="13608"/>
+                <w:tab w:val="left" w:pos="14742"/>
+                <w:tab w:val="left" w:pos="15876"/>
+              </w:tabs>
+              <w:spacing w:line="259" w:lineRule="auto"/>
+              <w:rPr>
+                <w:rFonts w:ascii="Neue Hans Kendrick" w:eastAsia="Neue Hans Kendrick Light" w:hAnsi="Neue Hans Kendrick" w:cs="Neue Hans Kendrick Light"/>
+                <w:bCs/>
+                <w:lang w:val="en-US" w:eastAsia="de-DE" w:bidi="de-DE"/>
+              </w:rPr>
+            </w:pPr>
+            <w:r>
+              <w:rPr>
+                <w:rFonts w:ascii="Neue Hans Kendrick" w:eastAsia="Neue Hans Kendrick Light" w:hAnsi="Neue Hans Kendrick" w:cs="Neue Hans Kendrick Light"/>
+                <w:bCs/>
+                <w:lang w:val="en-US" w:eastAsia="de-DE" w:bidi="de-DE"/>
+              </w:rPr>
+              <w:t xml:space="preserve">On </w:t>
+            </w:r>
+            <w:r>
+              <w:rPr>
+                <w:rFonts w:ascii="Neue Hans Kendrick" w:eastAsia="Neue Hans Kendrick Light" w:hAnsi="Neue Hans Kendrick" w:cs="Neue Hans Kendrick Light"/>
+                <w:bCs/>
+                <w:lang w:val="en-US" w:eastAsia="de-DE" w:bidi="de-DE"/>
+              </w:rPr>
+              <w:t>p</w:t>
+            </w:r>
+            <w:r>
+              <w:rPr>
+                <w:rFonts w:ascii="Neue Hans Kendrick" w:eastAsia="Neue Hans Kendrick Light" w:hAnsi="Neue Hans Kendrick" w:cs="Neue Hans Kendrick Light"/>
+                <w:bCs/>
+                <w:lang w:val="en-US" w:eastAsia="de-DE" w:bidi="de-DE"/>
+              </w:rPr>
+              <w:t>os.</w:t>
+            </w:r>
+            <w:r>
+              <w:rPr>
+                <w:rFonts w:ascii="Neue Hans Kendrick" w:eastAsia="Neue Hans Kendrick Light" w:hAnsi="Neue Hans Kendrick" w:cs="Neue Hans Kendrick Light"/>
+                <w:bCs/>
+                <w:lang w:val="en-US" w:eastAsia="de-DE" w:bidi="de-DE"/>
+              </w:rPr>
+              <w:t xml:space="preserve"> </w:t>
+            </w:r>
+            <w:r>
+              <w:rPr>
+                <w:rFonts w:ascii="Neue Hans Kendrick" w:eastAsia="Neue Hans Kendrick Light" w:hAnsi="Neue Hans Kendrick" w:cs="Neue Hans Kendrick Light"/>
+                <w:bCs/>
+                <w:lang w:val="en-US" w:eastAsia="de-DE" w:bidi="de-DE"/>
+              </w:rPr>
+              <w:t>{{nachlass_applied_items}}</w:t>
+            </w:r>
+          </w:p>
+        </w:tc>
+        <w:tc>
+          <w:tcPr>
+            <w:tcW w:w="1829" w:type="dxa"/>
+          </w:tcPr>
+          <w:p>
+            <w:pPr>
+              <w:tabs>
+                <w:tab w:val="left" w:pos="1134"/>
+                <w:tab w:val="left" w:pos="2268"/>
+                <w:tab w:val="left" w:pos="3402"/>
+                <w:tab w:val="left" w:pos="4536"/>
+                <w:tab w:val="left" w:pos="5670"/>
+                <w:tab w:val="left" w:pos="6804"/>
+                <w:tab w:val="left" w:pos="7938"/>
+                <w:tab w:val="left" w:pos="9072"/>
+                <w:tab w:val="left" w:pos="10206"/>
+                <w:tab w:val="left" w:pos="11340"/>
+                <w:tab w:val="left" w:pos="12474"/>
+                <w:tab w:val="left" w:pos="13608"/>
+                <w:tab w:val="left" w:pos="14742"/>
+                <w:tab w:val="left" w:pos="15876"/>
+              </w:tabs>
+              <w:spacing w:line="259" w:lineRule="auto"/>
+              <w:jc w:val="right"/>
+              <w:rPr>
+                <w:rFonts w:ascii="Neue Hans Kendrick" w:eastAsia="Neue Hans Kendrick Light" w:hAnsi="Neue Hans Kendrick" w:cs="Neue Hans Kendrick Light"/>
+                <w:bCs/>
+                <w:lang w:eastAsia="de-DE" w:bidi="de-DE"/>
+              </w:rPr>
+            </w:pPr>
+            <w:r>
+              <w:rPr>
+                <w:rFonts w:ascii="Neue Hans Kendrick" w:eastAsia="Neue Hans Kendrick Light" w:hAnsi="Neue Hans Kendrick" w:cs="Neue Hans Kendrick Light"/>
+                <w:lang w:eastAsia="de-DE" w:bidi="de-DE"/>
+              </w:rPr>
+              <w:t>(equivalent to</w:t>
+            </w:r>
+            <w:r>
+              <w:rPr>
+                <w:rFonts w:ascii="Neue Hans Kendrick" w:eastAsia="Neue Hans Kendrick Light" w:hAnsi="Neue Hans Kendrick" w:cs="Neue Hans Kendrick Light"/>
+                <w:lang w:eastAsia="de-DE" w:bidi="de-DE"/>
+              </w:rPr>
+              <w:t xml:space="preserve">{{ </w:t>
+            </w:r>
+            <w:r>
+              <w:rPr>
+                <w:rFonts w:ascii="Neue Hans Kendrick" w:eastAsia="Neue Hans Kendrick Light" w:hAnsi="Neue Hans Kendrick" w:cs="Neue Hans Kendrick Light"/>
+                <w:lang w:eastAsia="de-DE" w:bidi="de-DE"/>
+              </w:rPr>
+              <w:t>nachlass_percentage</w:t>
+            </w:r>
+            <w:r>
+              <w:rPr>
+                <w:rFonts w:ascii="Neue Hans Kendrick" w:eastAsia="Neue Hans Kendrick Light" w:hAnsi="Neue Hans Kendrick" w:cs="Neue Hans Kendrick Light"/>
+                <w:lang w:eastAsia="de-DE" w:bidi="de-DE"/>
+              </w:rPr>
+              <w:t>}}%</w:t>
+            </w:r>
+            <w:r>
+              <w:rPr>
+                <w:rFonts w:ascii="Neue Hans Kendrick" w:eastAsia="Neue Hans Kendrick Light" w:hAnsi="Neue Hans Kendrick" w:cs="Neue Hans Kendrick Light"/>
+                <w:lang w:eastAsia="de-DE" w:bidi="de-DE"/>
+              </w:rPr>
+              <w:t>)</w:t>
+            </w:r>
+          </w:p>
+        </w:tc>
+        <w:tc>
+          <w:tcPr>
+            <w:tcW w:w="1641" w:type="dxa"/>
+          </w:tcPr>
+          <w:p>
+            <w:pPr>
+              <w:tabs>
+                <w:tab w:val="left" w:pos="1134"/>
+                <w:tab w:val="left" w:pos="2268"/>
+                <w:tab w:val="left" w:pos="3402"/>
+                <w:tab w:val="left" w:pos="4536"/>
+                <w:tab w:val="left" w:pos="5670"/>
+                <w:tab w:val="left" w:pos="6804"/>
+                <w:tab w:val="left" w:pos="7938"/>
+                <w:tab w:val="left" w:pos="9072"/>
+                <w:tab w:val="left" w:pos="10206"/>
+                <w:tab w:val="left" w:pos="11340"/>
+                <w:tab w:val="left" w:pos="12474"/>
+                <w:tab w:val="left" w:pos="13608"/>
+                <w:tab w:val="left" w:pos="14742"/>
+                <w:tab w:val="left" w:pos="15876"/>
+              </w:tabs>
+              <w:spacing w:line="259" w:lineRule="auto"/>
+              <w:jc w:val="right"/>
+              <w:rPr>
+                <w:rFonts w:ascii="Neue Hans Kendrick" w:eastAsia="Neue Hans Kendrick Light" w:hAnsi="Neue Hans Kendrick" w:cs="Neue Hans Kendrick Light"/>
+                <w:b/>
+                <w:bCs/>
+                <w:lang w:eastAsia="de-DE" w:bidi="de-DE"/>
+              </w:rPr>
+            </w:pPr>
+            <w:r>
+              <w:rPr>
+                <w:rFonts w:ascii="Neue Hans Kendrick" w:eastAsia="Neue Hans Kendrick Light" w:hAnsi="Neue Hans Kendrick" w:cs="Neue Hans Kendrick Light"/>
+                <w:b/>
+                <w:bCs/>
+                <w:lang w:eastAsia="de-DE" w:bidi="de-DE"/>
+              </w:rPr>
+              <w:t>-</w:t>
+            </w:r>
+            <w:r>
+              <w:rPr>
+                <w:rFonts w:ascii="Neue Hans Kendrick" w:eastAsia="Neue Hans Kendrick Light" w:hAnsi="Neue Hans Kendrick" w:cs="Neue Hans Kendrick Light"/>
+                <w:b/>
+                <w:bCs/>
+                <w:lang w:eastAsia="de-DE" w:bidi="de-DE"/>
+              </w:rPr>
+              <w:t>{{</w:t>
+            </w:r>
+            <w:r>
+              <w:rPr>
+                <w:rFonts w:ascii="Neue Hans Kendrick" w:eastAsia="Neue Hans Kendrick Light" w:hAnsi="Neue Hans Kendrick" w:cs="Neue Hans Kendrick Light"/>
+                <w:b/>
+                <w:bCs/>
+                <w:lang w:eastAsia="de-DE" w:bidi="de-DE"/>
+              </w:rPr>
+              <w:t>nachlass</w:t>
+            </w:r>
+            <w:r>
+              <w:rPr>
+                <w:rFonts w:ascii="Neue Hans Kendrick" w:eastAsia="Neue Hans Kendrick Light" w:hAnsi="Neue Hans Kendrick" w:cs="Neue Hans Kendrick Light"/>
+                <w:b/>
+                <w:bCs/>
+                <w:lang w:eastAsia="de-DE" w:bidi="de-DE"/>
+              </w:rPr>
+              <w:t xml:space="preserve">_value}} </w:t>
+            </w:r>
+            <w:r>
+              <w:rPr>
+                <w:rFonts w:ascii="Neue Hans Kendrick" w:eastAsia="Neue Hans Kendrick Light" w:hAnsi="Neue Hans Kendrick" w:cs="Neue Hans Kendrick Light"/>
+                <w:b/>
+                <w:lang w:eastAsia="de-DE" w:bidi="de-DE"/>
+              </w:rPr>
+              <w:t>€</w:t>
+            </w:r>
+          </w:p>
+        </w:tc>
+      </w:tr>
+    </w:tbl>
+    <w:p>
+      <w:pPr>
+        <w:widowControl w:val="0"/>
+        <w:tabs>
+          <w:tab w:val="decimal" w:pos="6236"/>
+          <w:tab w:val="right" w:pos="9524"/>
+          <w:tab w:val="left" w:pos="10080"/>
+          <w:tab w:val="left" w:pos="10800"/>
+          <w:tab w:val="left" w:pos="11520"/>
+          <w:tab w:val="left" w:pos="12240"/>
+          <w:tab w:val="left" w:pos="12960"/>
+          <w:tab w:val="left" w:pos="13680"/>
+          <w:tab w:val="left" w:pos="14400"/>
+          <w:tab w:val="left" w:pos="15120"/>
+          <w:tab w:val="left" w:pos="15840"/>
+          <w:tab w:val="left" w:pos="16560"/>
+          <w:tab w:val="left" w:pos="17280"/>
+          <w:tab w:val="left" w:pos="18000"/>
+        </w:tabs>
+        <w:rPr>
+          <w:rFonts w:ascii="Neue Hans Kendrick" w:eastAsia="Neue Hans Kendrick Light" w:hAnsi="Neue Hans Kendrick" w:cs="Neue Hans Kendrick Light"/>
+          <w:b/>
+          <w:sz w:val="2"/>
+          <w:szCs w:val="6"/>
+          <w:lang w:eastAsia="de-DE" w:bidi="de-DE"/>
+        </w:rPr>
+      </w:pPr>
+      <w:bookmarkStart w:id="10" w:name="_Hlk209779835"/>
+      <w:r>
+        <w:rPr>
+          <w:rFonts w:ascii="Neue Hans Kendrick" w:eastAsia="Neue Hans Kendrick Light" w:hAnsi="Neue Hans Kendrick" w:cs="Neue Hans Kendrick Light"/>
+          <w:b/>
+          <w:lang w:eastAsia="de-DE" w:bidi="de-DE"/>
+        </w:rPr>
+        <w:t>{% endif %}</w:t>
+      </w:r>
+    </w:p>
+    <w:bookmarkEnd w:id="9"/>
+    <w:p>
+      <w:pPr>
+        <w:rPr>
+          <w:rFonts w:ascii="Neue Hans Kendrick" w:hAnsi="Neue Hans Kendrick"/>
+          <w:sz w:val="14"/>
+          <w:szCs w:val="14"/>
+          <w:lang w:val="en-GB"/>
+        </w:rPr>
+      </w:pPr>
+    </w:p>
+    <w:p>
+      <w:pPr>
+        <w:rPr>
+          <w:rFonts w:ascii="Neue Hans Kendrick" w:hAnsi="Neue Hans Kendrick"/>
+          <w:sz w:val="2"/>
+          <w:szCs w:val="2"/>
+          <w:highlight w:val="yellow"/>
+          <w:lang w:val="en-GB"/>
+        </w:rPr>
+      </w:pPr>
+      <w:r>
+        <w:rPr>
+          <w:rFonts w:ascii="Neue Hans Kendrick" w:hAnsi="Neue Hans Kendrick"/>
+          <w:sz w:val="2"/>
+          <w:szCs w:val="2"/>
+          <w:lang w:val="en-GB"/>
+        </w:rPr>
+        <w:t xml:space="preserve">{% if previous_invoices %} </w:t>
+      </w:r>
+    </w:p>
+    <w:bookmarkEnd w:id="10"/>
+    <w:p>
+      <w:pPr>
+        <w:rPr>
+          <w:rFonts w:ascii="Neue Hans Kendrick" w:eastAsia="Liberation Serif" w:hAnsi="Neue Hans Kendrick" w:cs="Liberation Serif"/>
+          <w:sz w:val="2"/>
+          <w:szCs w:val="2"/>
+          <w:lang w:val="en-US" w:eastAsia="x-none"/>
+        </w:rPr>
+      </w:pPr>
+      <w:r>
+        <w:rPr>
+          <w:rFonts w:ascii="Neue Hans Kendrick" w:eastAsia="Liberation Serif" w:hAnsi="Neue Hans Kendrick" w:cs="Liberation Serif"/>
+          <w:sz w:val="2"/>
+          <w:szCs w:val="2"/>
+          <w:lang w:val="en-US" w:eastAsia="x-none"/>
+        </w:rPr>
+        <w:t>{% if invoice_type == 'AR' or invoice_type == 'SR' %}</w:t>
+      </w:r>
+    </w:p>
+    <w:p>
+      <w:pPr>
+        <w:widowControl w:val="0"/>
+        <w:tabs>
+          <w:tab w:val="right" w:pos="9524"/>
+          <w:tab w:val="left" w:pos="10080"/>
+          <w:tab w:val="left" w:pos="10800"/>
+          <w:tab w:val="left" w:pos="11520"/>
+          <w:tab w:val="left" w:pos="12240"/>
+          <w:tab w:val="left" w:pos="12960"/>
+          <w:tab w:val="left" w:pos="13680"/>
+          <w:tab w:val="left" w:pos="14400"/>
+          <w:tab w:val="left" w:pos="15120"/>
+          <w:tab w:val="left" w:pos="15840"/>
+          <w:tab w:val="left" w:pos="16560"/>
+          <w:tab w:val="left" w:pos="17280"/>
+          <w:tab w:val="left" w:pos="18000"/>
+          <w:tab w:val="left" w:pos="18720"/>
+        </w:tabs>
+        <w:spacing w:line="360" w:lineRule="auto"/>
+        <w:rPr>
+          <w:rFonts w:ascii="Neue Hans Kendrick" w:eastAsia="Neue Hans Kendrick Light" w:hAnsi="Neue Hans Kendrick"/>
+          <w:b/>
+          <w:u w:val="single"/>
+          <w:lang w:val="en-US" w:eastAsia="de-DE" w:bidi="de-DE"/>
+        </w:rPr>
+      </w:pPr>
+      <w:r>
+        <w:rPr>
+          <w:rFonts w:ascii="Neue Hans Kendrick" w:eastAsia="Neue Hans Kendrick Light" w:hAnsi="Neue Hans Kendrick"/>
+          <w:b/>
+          <w:u w:val="single"/>
+          <w:lang w:val="en-US" w:eastAsia="de-DE" w:bidi="de-DE"/>
+        </w:rPr>
+        <w:t xml:space="preserve">Deduct </w:t>
+      </w:r>
+      <w:r>
+        <w:rPr>
+          <w:rFonts w:ascii="Neue Hans Kendrick" w:eastAsia="Neue Hans Kendrick Light" w:hAnsi="Neue Hans Kendrick"/>
+          <w:b/>
+          <w:u w:val="single"/>
+          <w:lang w:val="en-US" w:eastAsia="de-DE" w:bidi="de-DE"/>
+        </w:rPr>
+        <w:t>partial</w:t>
+      </w:r>
+      <w:r>
+        <w:rPr>
+          <w:rFonts w:ascii="Neue Hans Kendrick" w:eastAsia="Neue Hans Kendrick Light" w:hAnsi="Neue Hans Kendrick"/>
+          <w:b/>
+          <w:u w:val="single"/>
+          <w:lang w:val="en-US" w:eastAsia="de-DE" w:bidi="de-DE"/>
+        </w:rPr>
+        <w:t xml:space="preserve"> Invoices issued t</w:t>
+      </w:r>
+      <w:r>
+        <w:rPr>
+          <w:rFonts w:ascii="Neue Hans Kendrick" w:eastAsia="Neue Hans Kendrick Light" w:hAnsi="Neue Hans Kendrick"/>
+          <w:b/>
+          <w:u w:val="single"/>
+          <w:lang w:val="en-US" w:eastAsia="de-DE" w:bidi="de-DE"/>
+        </w:rPr>
+        <w:t>ill date</w:t>
+      </w:r>
+    </w:p>
+    <w:tbl>
+      <w:tblPr>
+        <w:tblW w:w="9498" w:type="dxa"/>
+        <w:tblLayout w:type="fixed"/>
+        <w:tblCellMar>
+          <w:left w:w="0" w:type="dxa"/>
+          <w:right w:w="51" w:type="dxa"/>
+        </w:tblCellMar>
+        <w:tblLook w:val="0000" w:firstRow="0" w:lastRow="0" w:firstColumn="0" w:lastColumn="0" w:noHBand="0" w:noVBand="0"/>
+      </w:tblPr>
+      <w:tblGrid>
+        <w:gridCol w:w="3240"/>
+        <w:gridCol w:w="1710"/>
+        <w:gridCol w:w="2138"/>
+        <w:gridCol w:w="2410"/>
+      </w:tblGrid>
+      <w:tr>
+        <w:trPr>
+          <w:trHeight w:val="225"/>
+          <w:tblHeader/>
+        </w:trPr>
+        <w:tc>
+          <w:tcPr>
+            <w:tcW w:w="3240" w:type="dxa"/>
+            <w:shd w:val="clear" w:color="auto" w:fill="D9D9D9" w:themeFill="background1" w:themeFillShade="D9"/>
+          </w:tcPr>
+          <w:p>
+            <w:pPr>
+              <w:widowControl w:val="0"/>
+              <w:tabs>
+                <w:tab w:val="decimal" w:pos="3380"/>
+                <w:tab w:val="left" w:pos="3600"/>
+                <w:tab w:val="left" w:pos="4320"/>
+                <w:tab w:val="left" w:pos="5040"/>
+                <w:tab w:val="left" w:pos="5760"/>
+                <w:tab w:val="left" w:pos="6480"/>
+                <w:tab w:val="left" w:pos="7200"/>
+                <w:tab w:val="left" w:pos="7920"/>
+                <w:tab w:val="left" w:pos="8640"/>
+                <w:tab w:val="left" w:pos="9360"/>
+                <w:tab w:val="left" w:pos="9781"/>
+                <w:tab w:val="left" w:pos="10800"/>
+                <w:tab w:val="left" w:pos="11520"/>
+                <w:tab w:val="left" w:pos="12240"/>
+              </w:tabs>
+              <w:rPr>
+                <w:rFonts w:ascii="Neue Hans Kendrick" w:eastAsia="Neue Hans Kendrick Light" w:hAnsi="Neue Hans Kendrick"/>
+                <w:b/>
+                <w:bCs/>
+              </w:rPr>
+            </w:pPr>
+            <w:r>
+              <w:rPr>
+                <w:rFonts w:ascii="Neue Hans Kendrick" w:eastAsia="Neue Hans Kendrick Light" w:hAnsi="Neue Hans Kendrick"/>
+                <w:b/>
+                <w:bCs/>
+                <w:lang w:eastAsia="de-DE" w:bidi="de-DE"/>
+              </w:rPr>
+              <w:t>Description / Invoice no. / Date</w:t>
+            </w:r>
+          </w:p>
+        </w:tc>
+        <w:tc>
+          <w:tcPr>
+            <w:tcW w:w="1710" w:type="dxa"/>
+            <w:shd w:val="clear" w:color="auto" w:fill="D9D9D9" w:themeFill="background1" w:themeFillShade="D9"/>
+          </w:tcPr>
+          <w:p>
+            <w:pPr>
+              <w:widowControl w:val="0"/>
+              <w:tabs>
+                <w:tab w:val="right" w:pos="4252"/>
+                <w:tab w:val="decimal" w:pos="5386"/>
+                <w:tab w:val="decimal" w:pos="7370"/>
+                <w:tab w:val="right" w:pos="9524"/>
+                <w:tab w:val="left" w:pos="9781"/>
+                <w:tab w:val="left" w:pos="10800"/>
+                <w:tab w:val="left" w:pos="11520"/>
+                <w:tab w:val="left" w:pos="12240"/>
+                <w:tab w:val="left" w:pos="12960"/>
+                <w:tab w:val="left" w:pos="13680"/>
+                <w:tab w:val="left" w:pos="14400"/>
+                <w:tab w:val="left" w:pos="15120"/>
+                <w:tab w:val="left" w:pos="15840"/>
+                <w:tab w:val="left" w:pos="16560"/>
+              </w:tabs>
+              <w:jc w:val="right"/>
+              <w:rPr>
+                <w:rFonts w:ascii="Neue Hans Kendrick" w:eastAsia="Neue Hans Kendrick Light" w:hAnsi="Neue Hans Kendrick"/>
+                <w:b/>
+                <w:bCs/>
+              </w:rPr>
+            </w:pPr>
+            <w:r>
+              <w:rPr>
+                <w:rFonts w:ascii="Neue Hans Kendrick" w:eastAsia="Neue Hans Kendrick Light" w:hAnsi="Neue Hans Kendrick"/>
+                <w:b/>
+                <w:bCs/>
+              </w:rPr>
+              <w:t>VAT</w:t>
+            </w:r>
+            <w:r>
+              <w:rPr>
+                <w:rFonts w:ascii="Neue Hans Kendrick" w:hAnsi="Neue Hans Kendrick"/>
+                <w:b/>
+                <w:bCs/>
+              </w:rPr>
+              <w:t xml:space="preserve"> </w:t>
+            </w:r>
+          </w:p>
+        </w:tc>
+        <w:tc>
+          <w:tcPr>
+            <w:tcW w:w="2138" w:type="dxa"/>
+            <w:shd w:val="clear" w:color="auto" w:fill="D9D9D9" w:themeFill="background1" w:themeFillShade="D9"/>
+          </w:tcPr>
+          <w:p>
+            <w:pPr>
+              <w:widowControl w:val="0"/>
+              <w:tabs>
+                <w:tab w:val="right" w:pos="4252"/>
+                <w:tab w:val="decimal" w:pos="5386"/>
+                <w:tab w:val="decimal" w:pos="7370"/>
+                <w:tab w:val="right" w:pos="9524"/>
+                <w:tab w:val="left" w:pos="9781"/>
+                <w:tab w:val="left" w:pos="10800"/>
+                <w:tab w:val="left" w:pos="11520"/>
+                <w:tab w:val="left" w:pos="12240"/>
+                <w:tab w:val="left" w:pos="12960"/>
+                <w:tab w:val="left" w:pos="13680"/>
+                <w:tab w:val="left" w:pos="14400"/>
+                <w:tab w:val="left" w:pos="15120"/>
+                <w:tab w:val="left" w:pos="15840"/>
+                <w:tab w:val="left" w:pos="16560"/>
+              </w:tabs>
+              <w:jc w:val="right"/>
+              <w:rPr>
+                <w:rFonts w:ascii="Neue Hans Kendrick" w:eastAsia="Neue Hans Kendrick Light" w:hAnsi="Neue Hans Kendrick"/>
+                <w:b/>
+                <w:bCs/>
+              </w:rPr>
+            </w:pPr>
+            <w:r>
+              <w:rPr>
+                <w:rFonts w:ascii="Neue Hans Kendrick" w:eastAsia="Neue Hans Kendrick Light" w:hAnsi="Neue Hans Kendrick"/>
+                <w:b/>
+                <w:bCs/>
+              </w:rPr>
+              <w:t>Amount Net</w:t>
+            </w:r>
+          </w:p>
+        </w:tc>
+        <w:tc>
+          <w:tcPr>
+            <w:tcW w:w="2410" w:type="dxa"/>
+            <w:shd w:val="clear" w:color="auto" w:fill="D9D9D9" w:themeFill="background1" w:themeFillShade="D9"/>
+          </w:tcPr>
+          <w:p>
+            <w:pPr>
+              <w:widowControl w:val="0"/>
+              <w:tabs>
+                <w:tab w:val="right" w:pos="4252"/>
+                <w:tab w:val="decimal" w:pos="5386"/>
+                <w:tab w:val="decimal" w:pos="7370"/>
+                <w:tab w:val="right" w:pos="9524"/>
+                <w:tab w:val="left" w:pos="9781"/>
+                <w:tab w:val="left" w:pos="10800"/>
+                <w:tab w:val="left" w:pos="11520"/>
+                <w:tab w:val="left" w:pos="12240"/>
+                <w:tab w:val="left" w:pos="12960"/>
+                <w:tab w:val="left" w:pos="13680"/>
+                <w:tab w:val="left" w:pos="14400"/>
+                <w:tab w:val="left" w:pos="15120"/>
+                <w:tab w:val="left" w:pos="15840"/>
+                <w:tab w:val="left" w:pos="16560"/>
+              </w:tabs>
+              <w:jc w:val="right"/>
+              <w:rPr>
+                <w:rFonts w:ascii="Neue Hans Kendrick" w:eastAsia="Neue Hans Kendrick Light" w:hAnsi="Neue Hans Kendrick"/>
+                <w:b/>
+                <w:bCs/>
+              </w:rPr>
+            </w:pPr>
+            <w:r>
+              <w:rPr>
+                <w:rFonts w:ascii="Neue Hans Kendrick" w:eastAsia="Neue Hans Kendrick Light" w:hAnsi="Neue Hans Kendrick"/>
+                <w:b/>
+                <w:bCs/>
+              </w:rPr>
+              <w:t>Amount Gross</w:t>
+            </w:r>
+          </w:p>
+        </w:tc>
+      </w:tr>
+    </w:tbl>
+    <w:p>
+      <w:pPr>
+        <w:rPr>
+          <w:rFonts w:ascii="Neue Hans Kendrick" w:hAnsi="Neue Hans Kendrick"/>
+          <w:sz w:val="2"/>
+          <w:szCs w:val="8"/>
+          <w:lang w:val="en-US"/>
+        </w:rPr>
+      </w:pPr>
+      <w:r>
+        <w:rPr>
+          <w:rFonts w:ascii="Neue Hans Kendrick" w:hAnsi="Neue Hans Kendrick"/>
+          <w:sz w:val="2"/>
+          <w:szCs w:val="8"/>
+          <w:lang w:val="en-US"/>
+        </w:rPr>
+        <w:t>{% for inv in previous_invoices %}</w:t>
+      </w:r>
+    </w:p>
+    <w:tbl>
+      <w:tblPr>
+        <w:tblW w:w="9498" w:type="dxa"/>
+        <w:tblLayout w:type="fixed"/>
+        <w:tblCellMar>
+          <w:left w:w="0" w:type="dxa"/>
+          <w:right w:w="51" w:type="dxa"/>
+        </w:tblCellMar>
+        <w:tblLook w:val="0000" w:firstRow="0" w:lastRow="0" w:firstColumn="0" w:lastColumn="0" w:noHBand="0" w:noVBand="0"/>
+      </w:tblPr>
+      <w:tblGrid>
+        <w:gridCol w:w="3240"/>
+        <w:gridCol w:w="1710"/>
+        <w:gridCol w:w="2138"/>
+        <w:gridCol w:w="2410"/>
+      </w:tblGrid>
+      <w:tr>
+        <w:trPr>
+          <w:trHeight w:val="285"/>
+          <w:tblHeader/>
+        </w:trPr>
+        <w:tc>
+          <w:tcPr>
+            <w:tcW w:w="3240" w:type="dxa"/>
+          </w:tcPr>
+          <w:p>
+            <w:pPr>
+              <w:widowControl w:val="0"/>
+              <w:tabs>
+                <w:tab w:val="right" w:pos="4252"/>
+                <w:tab w:val="decimal" w:pos="5386"/>
+                <w:tab w:val="decimal" w:pos="7370"/>
+                <w:tab w:val="right" w:pos="9524"/>
+                <w:tab w:val="left" w:pos="9781"/>
+                <w:tab w:val="left" w:pos="10800"/>
+                <w:tab w:val="left" w:pos="11520"/>
+                <w:tab w:val="left" w:pos="12240"/>
+                <w:tab w:val="left" w:pos="12960"/>
+                <w:tab w:val="left" w:pos="13680"/>
+                <w:tab w:val="left" w:pos="14400"/>
+                <w:tab w:val="left" w:pos="15120"/>
+                <w:tab w:val="left" w:pos="15840"/>
+                <w:tab w:val="left" w:pos="16560"/>
+              </w:tabs>
+              <w:spacing w:before="20" w:after="20"/>
+              <w:rPr>
+                <w:rFonts w:ascii="Neue Hans Kendrick" w:eastAsia="Neue Hans Kendrick Light" w:hAnsi="Neue Hans Kendrick"/>
+                <w:lang w:val="en-US"/>
+              </w:rPr>
+            </w:pPr>
+            <w:r>
+              <w:rPr>
+                <w:rFonts w:ascii="Neue Hans Kendrick" w:hAnsi="Neue Hans Kendrick"/>
+                <w:lang w:val="en-US"/>
+              </w:rPr>
+              <w:t>{{ inv.get_invoice_label}}/  {{ inv.invoice_title }}/  {{ inv.created_at}}</w:t>
+            </w:r>
+          </w:p>
+        </w:tc>
+        <w:tc>
+          <w:tcPr>
+            <w:tcW w:w="1710" w:type="dxa"/>
+          </w:tcPr>
+          <w:p>
+            <w:pPr>
+              <w:widowControl w:val="0"/>
+              <w:tabs>
+                <w:tab w:val="right" w:pos="4252"/>
+                <w:tab w:val="decimal" w:pos="5386"/>
+                <w:tab w:val="decimal" w:pos="7370"/>
+                <w:tab w:val="right" w:pos="9524"/>
+                <w:tab w:val="left" w:pos="9781"/>
+                <w:tab w:val="left" w:pos="10800"/>
+                <w:tab w:val="left" w:pos="11520"/>
+                <w:tab w:val="left" w:pos="12240"/>
+                <w:tab w:val="left" w:pos="12960"/>
+                <w:tab w:val="left" w:pos="13680"/>
+                <w:tab w:val="left" w:pos="14400"/>
+                <w:tab w:val="left" w:pos="15120"/>
+                <w:tab w:val="left" w:pos="15840"/>
+                <w:tab w:val="left" w:pos="16560"/>
+              </w:tabs>
+              <w:spacing w:before="20" w:after="20"/>
+              <w:jc w:val="right"/>
+              <w:rPr>
+                <w:rFonts w:ascii="Neue Hans Kendrick" w:eastAsia="Neue Hans Kendrick Light" w:hAnsi="Neue Hans Kendrick"/>
+              </w:rPr>
+            </w:pPr>
+            <w:r>
+              <w:rPr>
+                <w:rFonts w:ascii="Neue Hans Kendrick" w:hAnsi="Neue Hans Kendrick"/>
+              </w:rPr>
+              <w:t>{{ inv.invoice_tax }}</w:t>
+            </w:r>
+            <w:r>
+              <w:rPr>
+                <w:rFonts w:ascii="Neue Hans Kendrick" w:hAnsi="Neue Hans Kendrick"/>
+              </w:rPr>
+              <w:t xml:space="preserve"> </w:t>
+            </w:r>
+            <w:r>
+              <w:rPr>
+                <w:rFonts w:ascii="Neue Hans Kendrick" w:hAnsi="Neue Hans Kendrick"/>
+                <w:bCs/>
+                <w:color w:val="000000"/>
+              </w:rPr>
+              <w:t>€</w:t>
+            </w:r>
+          </w:p>
+        </w:tc>
+        <w:tc>
+          <w:tcPr>
+            <w:tcW w:w="2138" w:type="dxa"/>
+          </w:tcPr>
+          <w:p>
+            <w:pPr>
+              <w:widowControl w:val="0"/>
+              <w:tabs>
+                <w:tab w:val="right" w:pos="4252"/>
+                <w:tab w:val="decimal" w:pos="5386"/>
+                <w:tab w:val="decimal" w:pos="7370"/>
+                <w:tab w:val="right" w:pos="9524"/>
+                <w:tab w:val="left" w:pos="9781"/>
+                <w:tab w:val="left" w:pos="10800"/>
+                <w:tab w:val="left" w:pos="11520"/>
+                <w:tab w:val="left" w:pos="12240"/>
+                <w:tab w:val="left" w:pos="12960"/>
+                <w:tab w:val="left" w:pos="13680"/>
+                <w:tab w:val="left" w:pos="14400"/>
+                <w:tab w:val="left" w:pos="15120"/>
+                <w:tab w:val="left" w:pos="15840"/>
+                <w:tab w:val="left" w:pos="16560"/>
+              </w:tabs>
+              <w:spacing w:before="20" w:after="20"/>
+              <w:jc w:val="right"/>
+              <w:rPr>
+                <w:rFonts w:ascii="Neue Hans Kendrick" w:eastAsia="Neue Hans Kendrick Light" w:hAnsi="Neue Hans Kendrick"/>
+                <w:lang w:eastAsia="de-DE" w:bidi="de-DE"/>
+              </w:rPr>
+            </w:pPr>
+            <w:r>
+              <w:rPr>
+                <w:rFonts w:ascii="Neue Hans Kendrick" w:hAnsi="Neue Hans Kendrick"/>
+              </w:rPr>
+              <w:t>{{ inv.invoice_net }}</w:t>
+            </w:r>
+            <w:r>
+              <w:rPr>
+                <w:rFonts w:ascii="Neue Hans Kendrick" w:hAnsi="Neue Hans Kendrick"/>
+              </w:rPr>
+              <w:t xml:space="preserve"> </w:t>
+            </w:r>
+            <w:r>
+              <w:rPr>
+                <w:rFonts w:ascii="Neue Hans Kendrick" w:hAnsi="Neue Hans Kendrick"/>
+                <w:bCs/>
+                <w:color w:val="000000"/>
+              </w:rPr>
+              <w:t>€</w:t>
+            </w:r>
+          </w:p>
+        </w:tc>
+        <w:tc>
+          <w:tcPr>
+            <w:tcW w:w="2410" w:type="dxa"/>
+          </w:tcPr>
+          <w:p>
+            <w:pPr>
+              <w:widowControl w:val="0"/>
+              <w:tabs>
+                <w:tab w:val="right" w:pos="4252"/>
+                <w:tab w:val="decimal" w:pos="5386"/>
+                <w:tab w:val="decimal" w:pos="7370"/>
+                <w:tab w:val="right" w:pos="9524"/>
+                <w:tab w:val="left" w:pos="9781"/>
+                <w:tab w:val="left" w:pos="10800"/>
+                <w:tab w:val="left" w:pos="11520"/>
+                <w:tab w:val="left" w:pos="12240"/>
+                <w:tab w:val="left" w:pos="12960"/>
+                <w:tab w:val="left" w:pos="13680"/>
+                <w:tab w:val="left" w:pos="14400"/>
+                <w:tab w:val="left" w:pos="15120"/>
+                <w:tab w:val="left" w:pos="15840"/>
+                <w:tab w:val="left" w:pos="16560"/>
+              </w:tabs>
+              <w:spacing w:before="20" w:after="20"/>
+              <w:jc w:val="right"/>
+              <w:rPr>
+                <w:rFonts w:ascii="Neue Hans Kendrick" w:eastAsia="Neue Hans Kendrick Light" w:hAnsi="Neue Hans Kendrick"/>
+                <w:lang w:eastAsia="de-DE" w:bidi="de-DE"/>
+              </w:rPr>
+            </w:pPr>
+            <w:r>
+              <w:rPr>
+                <w:rFonts w:ascii="Neue Hans Kendrick" w:hAnsi="Neue Hans Kendrick"/>
+              </w:rPr>
+              <w:t>{{ inv.invoice_gross }}</w:t>
+            </w:r>
+            <w:r>
+              <w:rPr>
+                <w:rFonts w:ascii="Neue Hans Kendrick" w:hAnsi="Neue Hans Kendrick"/>
+              </w:rPr>
+              <w:t xml:space="preserve"> </w:t>
+            </w:r>
+            <w:r>
+              <w:rPr>
+                <w:rFonts w:ascii="Neue Hans Kendrick" w:hAnsi="Neue Hans Kendrick"/>
+                <w:bCs/>
+                <w:color w:val="000000"/>
+              </w:rPr>
+              <w:t>€</w:t>
+            </w:r>
+          </w:p>
+        </w:tc>
+      </w:tr>
+    </w:tbl>
+    <w:p>
+      <w:pPr>
+        <w:rPr>
+          <w:rFonts w:ascii="Neue Hans Kendrick" w:hAnsi="Neue Hans Kendrick"/>
+          <w:sz w:val="2"/>
+          <w:szCs w:val="2"/>
+        </w:rPr>
+      </w:pPr>
+      <w:r>
+        <w:rPr>
+          <w:rFonts w:ascii="Neue Hans Kendrick" w:hAnsi="Neue Hans Kendrick"/>
+          <w:sz w:val="2"/>
+          <w:szCs w:val="2"/>
+        </w:rPr>
+        <w:t>{% endfor %}</w:t>
+      </w:r>
+    </w:p>
+    <w:tbl>
+      <w:tblPr>
+        <w:tblW w:w="9498" w:type="dxa"/>
+        <w:tblLayout w:type="fixed"/>
+        <w:tblCellMar>
+          <w:left w:w="0" w:type="dxa"/>
+          <w:right w:w="51" w:type="dxa"/>
+        </w:tblCellMar>
+        <w:tblLook w:val="0000" w:firstRow="0" w:lastRow="0" w:firstColumn="0" w:lastColumn="0" w:noHBand="0" w:noVBand="0"/>
+      </w:tblPr>
+      <w:tblGrid>
+        <w:gridCol w:w="3240"/>
+        <w:gridCol w:w="1710"/>
+        <w:gridCol w:w="2138"/>
+        <w:gridCol w:w="2410"/>
+      </w:tblGrid>
+      <w:tr>
+        <w:trPr>
+          <w:trHeight w:val="297"/>
+          <w:tblHeader/>
+        </w:trPr>
+        <w:tc>
+          <w:tcPr>
+            <w:tcW w:w="3240" w:type="dxa"/>
+          </w:tcPr>
+          <w:p>
+            <w:pPr>
+              <w:widowControl w:val="0"/>
+              <w:tabs>
+                <w:tab w:val="right" w:pos="4252"/>
+                <w:tab w:val="decimal" w:pos="5386"/>
+                <w:tab w:val="decimal" w:pos="7370"/>
+                <w:tab w:val="right" w:pos="9524"/>
+                <w:tab w:val="left" w:pos="9781"/>
+                <w:tab w:val="left" w:pos="10800"/>
+                <w:tab w:val="left" w:pos="11520"/>
+                <w:tab w:val="left" w:pos="12240"/>
+                <w:tab w:val="left" w:pos="12960"/>
+                <w:tab w:val="left" w:pos="13680"/>
+                <w:tab w:val="left" w:pos="14400"/>
+                <w:tab w:val="left" w:pos="15120"/>
+                <w:tab w:val="left" w:pos="15840"/>
+                <w:tab w:val="left" w:pos="16560"/>
+              </w:tabs>
+              <w:rPr>
+                <w:rFonts w:ascii="Neue Hans Kendrick" w:eastAsia="Neue Hans Kendrick Light" w:hAnsi="Neue Hans Kendrick"/>
+                <w:b/>
+                <w:lang w:val="en-US" w:eastAsia="de-DE" w:bidi="de-DE"/>
+              </w:rPr>
+            </w:pPr>
+            <w:r>
+              <w:rPr>
+                <w:rFonts w:ascii="Neue Hans Kendrick" w:eastAsia="Neue Hans Kendrick Light" w:hAnsi="Neue Hans Kendrick"/>
+                <w:b/>
+                <w:lang w:val="en-US" w:eastAsia="de-DE" w:bidi="de-DE"/>
+              </w:rPr>
+              <w:t>Total of partial invoices issued to date</w:t>
+            </w:r>
+          </w:p>
+        </w:tc>
+        <w:tc>
+          <w:tcPr>
+            <w:tcW w:w="1710" w:type="dxa"/>
+          </w:tcPr>
+          <w:p>
+            <w:pPr>
+              <w:widowControl w:val="0"/>
+              <w:tabs>
+                <w:tab w:val="right" w:pos="4252"/>
+                <w:tab w:val="decimal" w:pos="5386"/>
+                <w:tab w:val="decimal" w:pos="7370"/>
+                <w:tab w:val="right" w:pos="9524"/>
+                <w:tab w:val="left" w:pos="9781"/>
+                <w:tab w:val="left" w:pos="10800"/>
+                <w:tab w:val="left" w:pos="11520"/>
+                <w:tab w:val="left" w:pos="12240"/>
+                <w:tab w:val="left" w:pos="12960"/>
+                <w:tab w:val="left" w:pos="13680"/>
+                <w:tab w:val="left" w:pos="14400"/>
+                <w:tab w:val="left" w:pos="15120"/>
+                <w:tab w:val="left" w:pos="15840"/>
+                <w:tab w:val="left" w:pos="16560"/>
+              </w:tabs>
+              <w:spacing w:line="240" w:lineRule="atLeast"/>
+              <w:jc w:val="right"/>
+              <w:rPr>
+                <w:rFonts w:ascii="Neue Hans Kendrick" w:eastAsia="Neue Hans Kendrick Light" w:hAnsi="Neue Hans Kendrick"/>
+                <w:bCs/>
+              </w:rPr>
+            </w:pPr>
+            <w:r>
+              <w:rPr>
+                <w:rFonts w:ascii="Neue Hans Kendrick" w:eastAsia="Neue Hans Kendrick Light" w:hAnsi="Neue Hans Kendrick"/>
+                <w:b/>
+                <w:lang w:eastAsia="de-DE" w:bidi="de-DE"/>
+              </w:rPr>
+              <w:t>{{ total_invoice_</w:t>
+            </w:r>
+            <w:r>
+              <w:rPr>
+                <w:rFonts w:ascii="Neue Hans Kendrick" w:eastAsia="Neue Hans Kendrick Light" w:hAnsi="Neue Hans Kendrick"/>
+                <w:b/>
+                <w:lang w:eastAsia="de-DE" w:bidi="de-DE"/>
+              </w:rPr>
+              <w:t>tax</w:t>
+            </w:r>
+            <w:r>
+              <w:rPr>
+                <w:rFonts w:ascii="Neue Hans Kendrick" w:eastAsia="Neue Hans Kendrick Light" w:hAnsi="Neue Hans Kendrick"/>
+                <w:b/>
+                <w:lang w:eastAsia="de-DE" w:bidi="de-DE"/>
+              </w:rPr>
+              <w:t xml:space="preserve"> }}</w:t>
+            </w:r>
+            <w:r>
+              <w:rPr>
+                <w:rFonts w:ascii="Neue Hans Kendrick" w:eastAsia="Neue Hans Kendrick Light" w:hAnsi="Neue Hans Kendrick"/>
+                <w:b/>
+                <w:lang w:eastAsia="de-DE" w:bidi="de-DE"/>
+              </w:rPr>
+              <w:t xml:space="preserve"> </w:t>
+            </w:r>
+            <w:r>
+              <w:rPr>
+                <w:rFonts w:ascii="Neue Hans Kendrick" w:eastAsia="Neue Hans Kendrick Light" w:hAnsi="Neue Hans Kendrick"/>
+                <w:b/>
+                <w:lang w:eastAsia="de-DE" w:bidi="de-DE"/>
+              </w:rPr>
+              <w:t>€</w:t>
+            </w:r>
+          </w:p>
+        </w:tc>
+        <w:tc>
+          <w:tcPr>
+            <w:tcW w:w="2138" w:type="dxa"/>
+          </w:tcPr>
+          <w:p>
+            <w:pPr>
+              <w:widowControl w:val="0"/>
+              <w:tabs>
+                <w:tab w:val="right" w:pos="4252"/>
+                <w:tab w:val="decimal" w:pos="5386"/>
+                <w:tab w:val="decimal" w:pos="7370"/>
+                <w:tab w:val="right" w:pos="9524"/>
+                <w:tab w:val="left" w:pos="9781"/>
+                <w:tab w:val="left" w:pos="10800"/>
+                <w:tab w:val="left" w:pos="11520"/>
+                <w:tab w:val="left" w:pos="12240"/>
+                <w:tab w:val="left" w:pos="12960"/>
+                <w:tab w:val="left" w:pos="13680"/>
+                <w:tab w:val="left" w:pos="14400"/>
+                <w:tab w:val="left" w:pos="15120"/>
+                <w:tab w:val="left" w:pos="15840"/>
+                <w:tab w:val="left" w:pos="16560"/>
+              </w:tabs>
+              <w:spacing w:line="240" w:lineRule="atLeast"/>
+              <w:jc w:val="right"/>
+              <w:rPr>
+                <w:rFonts w:ascii="Neue Hans Kendrick" w:eastAsia="Neue Hans Kendrick Light" w:hAnsi="Neue Hans Kendrick"/>
+                <w:bCs/>
+                <w:lang w:eastAsia="de-DE" w:bidi="de-DE"/>
+              </w:rPr>
+            </w:pPr>
+            <w:r>
+              <w:rPr>
+                <w:rFonts w:ascii="Neue Hans Kendrick" w:eastAsia="Neue Hans Kendrick Light" w:hAnsi="Neue Hans Kendrick"/>
+                <w:b/>
+                <w:lang w:eastAsia="de-DE" w:bidi="de-DE"/>
+              </w:rPr>
+              <w:t>{{ total_invoice_</w:t>
+            </w:r>
+            <w:r>
+              <w:rPr>
+                <w:rFonts w:ascii="Neue Hans Kendrick" w:eastAsia="Neue Hans Kendrick Light" w:hAnsi="Neue Hans Kendrick"/>
+                <w:b/>
+                <w:lang w:eastAsia="de-DE" w:bidi="de-DE"/>
+              </w:rPr>
+              <w:t>net</w:t>
+            </w:r>
+            <w:r>
+              <w:rPr>
+                <w:rFonts w:ascii="Neue Hans Kendrick" w:eastAsia="Neue Hans Kendrick Light" w:hAnsi="Neue Hans Kendrick"/>
+                <w:b/>
+                <w:lang w:eastAsia="de-DE" w:bidi="de-DE"/>
+              </w:rPr>
+              <w:t xml:space="preserve"> }}</w:t>
+            </w:r>
+            <w:r>
+              <w:rPr>
+                <w:rFonts w:ascii="Neue Hans Kendrick" w:eastAsia="Neue Hans Kendrick Light" w:hAnsi="Neue Hans Kendrick"/>
+                <w:b/>
+                <w:lang w:eastAsia="de-DE" w:bidi="de-DE"/>
+              </w:rPr>
+              <w:t xml:space="preserve"> </w:t>
+            </w:r>
+            <w:r>
+              <w:rPr>
+                <w:rFonts w:ascii="Neue Hans Kendrick" w:eastAsia="Neue Hans Kendrick Light" w:hAnsi="Neue Hans Kendrick"/>
+                <w:b/>
+                <w:lang w:eastAsia="de-DE" w:bidi="de-DE"/>
+              </w:rPr>
+              <w:t>€</w:t>
+            </w:r>
+          </w:p>
+        </w:tc>
+        <w:tc>
+          <w:tcPr>
+            <w:tcW w:w="2410" w:type="dxa"/>
+            <w:vAlign w:val="center"/>
+          </w:tcPr>
+          <w:p>
+            <w:pPr>
+              <w:widowControl w:val="0"/>
+              <w:tabs>
+                <w:tab w:val="right" w:pos="4252"/>
+                <w:tab w:val="decimal" w:pos="5386"/>
+                <w:tab w:val="decimal" w:pos="7370"/>
+                <w:tab w:val="right" w:pos="9524"/>
+                <w:tab w:val="left" w:pos="9781"/>
+                <w:tab w:val="left" w:pos="10800"/>
+                <w:tab w:val="left" w:pos="11520"/>
+                <w:tab w:val="left" w:pos="12240"/>
+                <w:tab w:val="left" w:pos="12960"/>
+                <w:tab w:val="left" w:pos="13680"/>
+                <w:tab w:val="left" w:pos="14400"/>
+                <w:tab w:val="left" w:pos="15120"/>
+                <w:tab w:val="left" w:pos="15840"/>
+                <w:tab w:val="left" w:pos="16560"/>
+              </w:tabs>
+              <w:spacing w:line="240" w:lineRule="atLeast"/>
+              <w:jc w:val="right"/>
+              <w:rPr>
+                <w:rFonts w:ascii="Neue Hans Kendrick" w:eastAsia="Neue Hans Kendrick Light" w:hAnsi="Neue Hans Kendrick"/>
+                <w:b/>
+                <w:lang w:eastAsia="de-DE" w:bidi="de-DE"/>
+              </w:rPr>
+            </w:pPr>
+            <w:r>
+              <w:rPr>
+                <w:rFonts w:ascii="Neue Hans Kendrick" w:eastAsia="Neue Hans Kendrick Light" w:hAnsi="Neue Hans Kendrick"/>
+                <w:b/>
+                <w:lang w:eastAsia="de-DE" w:bidi="de-DE"/>
+              </w:rPr>
+              <w:t>{{ total_invoice_gross }}</w:t>
+            </w:r>
+            <w:r>
+              <w:rPr>
+                <w:rFonts w:ascii="Neue Hans Kendrick" w:eastAsia="Neue Hans Kendrick Light" w:hAnsi="Neue Hans Kendrick"/>
+                <w:b/>
+                <w:lang w:eastAsia="de-DE" w:bidi="de-DE"/>
+              </w:rPr>
+              <w:t xml:space="preserve"> </w:t>
+            </w:r>
+            <w:r>
+              <w:rPr>
+                <w:rFonts w:ascii="Neue Hans Kendrick" w:eastAsia="Neue Hans Kendrick Light" w:hAnsi="Neue Hans Kendrick"/>
+                <w:b/>
+                <w:lang w:eastAsia="de-DE" w:bidi="de-DE"/>
+              </w:rPr>
+              <w:t>€</w:t>
+            </w:r>
+          </w:p>
+        </w:tc>
+      </w:tr>
+    </w:tbl>
+    <w:p>
+      <w:pPr>
+        <w:rPr>
+          <w:rFonts w:ascii="Neue Hans Kendrick" w:hAnsi="Neue Hans Kendrick"/>
+          <w:sz w:val="2"/>
+          <w:szCs w:val="2"/>
+        </w:rPr>
+      </w:pPr>
+      <w:r>
+        <w:rPr>
+          <w:rFonts w:ascii="Neue Hans Kendrick" w:hAnsi="Neue Hans Kendrick"/>
+          <w:sz w:val="2"/>
+          <w:szCs w:val="2"/>
         </w:rPr>
         <w:t>{% endif %}</w:t>
       </w:r>
@@ -9278,1468 +10649,6 @@
         </w:tabs>
         <w:spacing w:line="240" w:lineRule="atLeast"/>
         <w:rPr>
-          <w:rFonts w:ascii="Neue Hans Kendrick" w:eastAsia="Neue Hans Kendrick Light" w:hAnsi="Neue Hans Kendrick" w:cs="Neue Hans Kendrick Light"/>
-          <w:b/>
-          <w:sz w:val="18"/>
-          <w:lang w:eastAsia="de-DE" w:bidi="de-DE"/>
-        </w:rPr>
-      </w:pPr>
-    </w:p>
-    <w:tbl>
-      <w:tblPr>
-        <w:tblW w:w="9498" w:type="dxa"/>
-        <w:tblBorders>
-          <w:top w:val="single" w:sz="6" w:space="0" w:color="auto"/>
-        </w:tblBorders>
-        <w:tblLayout w:type="fixed"/>
-        <w:tblLook w:val="04A0" w:firstRow="1" w:lastRow="0" w:firstColumn="1" w:lastColumn="0" w:noHBand="0" w:noVBand="1"/>
-      </w:tblPr>
-      <w:tblGrid>
-        <w:gridCol w:w="2759"/>
-        <w:gridCol w:w="1065"/>
-        <w:gridCol w:w="2464"/>
-        <w:gridCol w:w="1706"/>
-        <w:gridCol w:w="1504"/>
-      </w:tblGrid>
-      <w:tr>
-        <w:tc>
-          <w:tcPr>
-            <w:tcW w:w="2759" w:type="dxa"/>
-            <w:tcMar>
-              <w:left w:w="51" w:type="dxa"/>
-              <w:right w:w="51" w:type="dxa"/>
-            </w:tcMar>
-          </w:tcPr>
-          <w:p>
-            <w:pPr>
-              <w:widowControl w:val="0"/>
-              <w:tabs>
-                <w:tab w:val="decimal" w:pos="6236"/>
-                <w:tab w:val="right" w:pos="9524"/>
-                <w:tab w:val="left" w:pos="10080"/>
-                <w:tab w:val="left" w:pos="10800"/>
-                <w:tab w:val="left" w:pos="11520"/>
-                <w:tab w:val="left" w:pos="12240"/>
-                <w:tab w:val="left" w:pos="12960"/>
-                <w:tab w:val="left" w:pos="13680"/>
-                <w:tab w:val="left" w:pos="14400"/>
-                <w:tab w:val="left" w:pos="15120"/>
-                <w:tab w:val="left" w:pos="15840"/>
-                <w:tab w:val="left" w:pos="16560"/>
-                <w:tab w:val="left" w:pos="17280"/>
-                <w:tab w:val="left" w:pos="18000"/>
-              </w:tabs>
-              <w:spacing w:line="240" w:lineRule="atLeast"/>
-              <w:rPr>
-                <w:rFonts w:ascii="Neue Hans Kendrick" w:eastAsia="Neue Hans Kendrick Light" w:hAnsi="Neue Hans Kendrick" w:cs="Neue Hans Kendrick Light"/>
-                <w:color w:val="000000"/>
-                <w:lang w:eastAsia="de-DE" w:bidi="de-DE"/>
-              </w:rPr>
-            </w:pPr>
-            <w:r>
-              <w:rPr>
-                <w:rFonts w:ascii="Neue Hans Kendrick" w:eastAsia="Neue Hans Kendrick Light" w:hAnsi="Neue Hans Kendrick" w:cs="Neue Hans Kendrick Light"/>
-                <w:b/>
-                <w:color w:val="000000"/>
-                <w:u w:val="single"/>
-                <w:lang w:eastAsia="de-DE" w:bidi="de-DE"/>
-              </w:rPr>
-              <w:t>Calculated total fee</w:t>
-            </w:r>
-          </w:p>
-        </w:tc>
-        <w:tc>
-          <w:tcPr>
-            <w:tcW w:w="1065" w:type="dxa"/>
-          </w:tcPr>
-          <w:p>
-            <w:pPr>
-              <w:tabs>
-                <w:tab w:val="right" w:pos="7650"/>
-                <w:tab w:val="right" w:pos="9360"/>
-                <w:tab w:val="left" w:pos="10080"/>
-                <w:tab w:val="left" w:pos="10800"/>
-                <w:tab w:val="left" w:pos="11520"/>
-                <w:tab w:val="left" w:pos="12240"/>
-                <w:tab w:val="left" w:pos="12960"/>
-                <w:tab w:val="left" w:pos="13680"/>
-                <w:tab w:val="left" w:pos="14400"/>
-                <w:tab w:val="left" w:pos="15120"/>
-                <w:tab w:val="left" w:pos="15840"/>
-                <w:tab w:val="left" w:pos="16560"/>
-                <w:tab w:val="left" w:pos="17280"/>
-                <w:tab w:val="left" w:pos="18000"/>
-              </w:tabs>
-              <w:spacing w:line="240" w:lineRule="atLeast"/>
-              <w:jc w:val="right"/>
-              <w:rPr>
-                <w:rFonts w:ascii="Neue Hans Kendrick" w:eastAsia="Neue Hans Kendrick Light" w:hAnsi="Neue Hans Kendrick" w:cs="Neue Hans Kendrick Light"/>
-                <w:color w:val="000000"/>
-                <w:lang w:eastAsia="de-DE" w:bidi="de-DE"/>
-              </w:rPr>
-            </w:pPr>
-          </w:p>
-        </w:tc>
-        <w:tc>
-          <w:tcPr>
-            <w:tcW w:w="2464" w:type="dxa"/>
-          </w:tcPr>
-          <w:p>
-            <w:pPr>
-              <w:tabs>
-                <w:tab w:val="right" w:pos="7650"/>
-                <w:tab w:val="right" w:pos="9360"/>
-                <w:tab w:val="left" w:pos="10080"/>
-                <w:tab w:val="left" w:pos="10800"/>
-                <w:tab w:val="left" w:pos="11520"/>
-                <w:tab w:val="left" w:pos="12240"/>
-                <w:tab w:val="left" w:pos="12960"/>
-                <w:tab w:val="left" w:pos="13680"/>
-                <w:tab w:val="left" w:pos="14400"/>
-                <w:tab w:val="left" w:pos="15120"/>
-                <w:tab w:val="left" w:pos="15840"/>
-                <w:tab w:val="left" w:pos="16560"/>
-                <w:tab w:val="left" w:pos="17280"/>
-                <w:tab w:val="left" w:pos="18000"/>
-              </w:tabs>
-              <w:spacing w:line="240" w:lineRule="atLeast"/>
-              <w:jc w:val="right"/>
-              <w:rPr>
-                <w:rFonts w:ascii="Neue Hans Kendrick" w:eastAsia="Neue Hans Kendrick Light" w:hAnsi="Neue Hans Kendrick" w:cs="Neue Hans Kendrick Light"/>
-                <w:color w:val="000000"/>
-                <w:lang w:eastAsia="de-DE" w:bidi="de-DE"/>
-              </w:rPr>
-            </w:pPr>
-          </w:p>
-        </w:tc>
-        <w:tc>
-          <w:tcPr>
-            <w:tcW w:w="1706" w:type="dxa"/>
-          </w:tcPr>
-          <w:p>
-            <w:pPr>
-              <w:tabs>
-                <w:tab w:val="right" w:pos="7650"/>
-                <w:tab w:val="right" w:pos="9360"/>
-                <w:tab w:val="left" w:pos="10080"/>
-                <w:tab w:val="left" w:pos="10800"/>
-                <w:tab w:val="left" w:pos="11520"/>
-                <w:tab w:val="left" w:pos="12240"/>
-                <w:tab w:val="left" w:pos="12960"/>
-                <w:tab w:val="left" w:pos="13680"/>
-                <w:tab w:val="left" w:pos="14400"/>
-                <w:tab w:val="left" w:pos="15120"/>
-                <w:tab w:val="left" w:pos="15840"/>
-                <w:tab w:val="left" w:pos="16560"/>
-                <w:tab w:val="left" w:pos="17280"/>
-                <w:tab w:val="left" w:pos="18000"/>
-              </w:tabs>
-              <w:spacing w:line="240" w:lineRule="atLeast"/>
-              <w:jc w:val="right"/>
-              <w:rPr>
-                <w:rFonts w:ascii="Neue Hans Kendrick" w:eastAsia="Neue Hans Kendrick Light" w:hAnsi="Neue Hans Kendrick" w:cs="Neue Hans Kendrick Light"/>
-                <w:color w:val="000000"/>
-                <w:lang w:eastAsia="de-DE" w:bidi="de-DE"/>
-              </w:rPr>
-            </w:pPr>
-          </w:p>
-        </w:tc>
-        <w:tc>
-          <w:tcPr>
-            <w:tcW w:w="1504" w:type="dxa"/>
-            <w:tcMar>
-              <w:right w:w="51" w:type="dxa"/>
-            </w:tcMar>
-          </w:tcPr>
-          <w:p>
-            <w:pPr>
-              <w:tabs>
-                <w:tab w:val="right" w:pos="7650"/>
-                <w:tab w:val="right" w:pos="9360"/>
-                <w:tab w:val="left" w:pos="10080"/>
-                <w:tab w:val="left" w:pos="10800"/>
-                <w:tab w:val="left" w:pos="11520"/>
-                <w:tab w:val="left" w:pos="12240"/>
-                <w:tab w:val="left" w:pos="12960"/>
-                <w:tab w:val="left" w:pos="13680"/>
-                <w:tab w:val="left" w:pos="14400"/>
-                <w:tab w:val="left" w:pos="15120"/>
-                <w:tab w:val="left" w:pos="15840"/>
-                <w:tab w:val="left" w:pos="16560"/>
-                <w:tab w:val="left" w:pos="17280"/>
-                <w:tab w:val="left" w:pos="18000"/>
-              </w:tabs>
-              <w:spacing w:line="240" w:lineRule="atLeast"/>
-              <w:jc w:val="right"/>
-              <w:rPr>
-                <w:rFonts w:ascii="Neue Hans Kendrick" w:eastAsia="Neue Hans Kendrick Light" w:hAnsi="Neue Hans Kendrick" w:cs="Neue Hans Kendrick Light"/>
-                <w:lang w:eastAsia="de-DE" w:bidi="de-DE"/>
-              </w:rPr>
-            </w:pPr>
-            <w:r>
-              <w:rPr>
-                <w:rFonts w:ascii="Neue Hans Kendrick" w:eastAsia="Neue Hans Kendrick Light" w:hAnsi="Neue Hans Kendrick" w:cs="Neue Hans Kendrick Light"/>
-                <w:lang w:eastAsia="de-DE" w:bidi="de-DE"/>
-              </w:rPr>
-              <w:t>{{invoice_net}} €</w:t>
-            </w:r>
-          </w:p>
-        </w:tc>
-      </w:tr>
-    </w:tbl>
-    <w:p>
-      <w:pPr>
-        <w:rPr>
-          <w:rFonts w:ascii="Neue Hans Kendrick" w:hAnsi="Neue Hans Kendrick"/>
-          <w:sz w:val="14"/>
-          <w:szCs w:val="14"/>
-          <w:lang w:val="en-GB"/>
-        </w:rPr>
-      </w:pPr>
-    </w:p>
-    <w:p>
-      <w:pPr>
-        <w:widowControl w:val="0"/>
-        <w:tabs>
-          <w:tab w:val="decimal" w:pos="6236"/>
-          <w:tab w:val="right" w:pos="9524"/>
-          <w:tab w:val="left" w:pos="10080"/>
-          <w:tab w:val="left" w:pos="10800"/>
-          <w:tab w:val="left" w:pos="11520"/>
-          <w:tab w:val="left" w:pos="12240"/>
-          <w:tab w:val="left" w:pos="12960"/>
-          <w:tab w:val="left" w:pos="13680"/>
-          <w:tab w:val="left" w:pos="14400"/>
-          <w:tab w:val="left" w:pos="15120"/>
-          <w:tab w:val="left" w:pos="15840"/>
-          <w:tab w:val="left" w:pos="16560"/>
-          <w:tab w:val="left" w:pos="17280"/>
-          <w:tab w:val="left" w:pos="18000"/>
-        </w:tabs>
-        <w:spacing w:line="240" w:lineRule="atLeast"/>
-        <w:rPr>
-          <w:rFonts w:ascii="Neue Hans Kendrick" w:eastAsia="Neue Hans Kendrick Light" w:hAnsi="Neue Hans Kendrick" w:cs="Neue Hans Kendrick Light"/>
-          <w:b/>
-          <w:color w:val="000000"/>
-          <w:u w:val="single"/>
-          <w:lang w:eastAsia="de-DE" w:bidi="de-DE"/>
-        </w:rPr>
-      </w:pPr>
-      <w:bookmarkStart w:id="6" w:name="_Hlk197420184"/>
-      <w:r>
-        <w:rPr>
-          <w:rFonts w:ascii="Neue Hans Kendrick" w:eastAsia="Neue Hans Kendrick Light" w:hAnsi="Neue Hans Kendrick" w:cs="Neue Hans Kendrick Light"/>
-          <w:b/>
-          <w:color w:val="000000"/>
-          <w:u w:val="single"/>
-          <w:lang w:eastAsia="de-DE" w:bidi="de-DE"/>
-        </w:rPr>
-        <w:t xml:space="preserve">{% if </w:t>
-      </w:r>
-      <w:r>
-        <w:rPr>
-          <w:rFonts w:ascii="Neue Hans Kendrick" w:eastAsia="Neue Hans Kendrick Light" w:hAnsi="Neue Hans Kendrick" w:cs="Neue Hans Kendrick Light"/>
-          <w:b/>
-          <w:color w:val="000000"/>
-          <w:u w:val="single"/>
-          <w:lang w:eastAsia="de-DE" w:bidi="de-DE"/>
-        </w:rPr>
-        <w:t>nachlass_value</w:t>
-      </w:r>
-      <w:r>
-        <w:rPr>
-          <w:rFonts w:ascii="Neue Hans Kendrick" w:eastAsia="Neue Hans Kendrick Light" w:hAnsi="Neue Hans Kendrick" w:cs="Neue Hans Kendrick Light"/>
-          <w:b/>
-          <w:color w:val="000000"/>
-          <w:u w:val="single"/>
-          <w:lang w:eastAsia="de-DE" w:bidi="de-DE"/>
-        </w:rPr>
-        <w:t>%}</w:t>
-      </w:r>
-    </w:p>
-    <w:p>
-      <w:pPr>
-        <w:widowControl w:val="0"/>
-        <w:tabs>
-          <w:tab w:val="decimal" w:pos="6236"/>
-          <w:tab w:val="right" w:pos="9524"/>
-          <w:tab w:val="left" w:pos="10080"/>
-          <w:tab w:val="left" w:pos="10800"/>
-          <w:tab w:val="left" w:pos="11520"/>
-          <w:tab w:val="left" w:pos="12240"/>
-          <w:tab w:val="left" w:pos="12960"/>
-          <w:tab w:val="left" w:pos="13680"/>
-          <w:tab w:val="left" w:pos="14400"/>
-          <w:tab w:val="left" w:pos="15120"/>
-          <w:tab w:val="left" w:pos="15840"/>
-          <w:tab w:val="left" w:pos="16560"/>
-          <w:tab w:val="left" w:pos="17280"/>
-          <w:tab w:val="left" w:pos="18000"/>
-        </w:tabs>
-        <w:spacing w:line="360" w:lineRule="auto"/>
-        <w:rPr>
-          <w:rFonts w:ascii="Neue Hans Kendrick" w:eastAsia="Neue Hans Kendrick Light" w:hAnsi="Neue Hans Kendrick" w:cs="Neue Hans Kendrick Light"/>
-          <w:b/>
-          <w:lang w:eastAsia="de-DE" w:bidi="de-DE"/>
-        </w:rPr>
-      </w:pPr>
-      <w:r>
-        <w:rPr>
-          <w:rFonts w:ascii="Neue Hans Kendrick" w:eastAsia="Neue Hans Kendrick Light" w:hAnsi="Neue Hans Kendrick" w:cs="Neue Hans Kendrick Light"/>
-          <w:b/>
-          <w:color w:val="000000"/>
-          <w:u w:val="single"/>
-          <w:lang w:eastAsia="de-DE" w:bidi="de-DE"/>
-        </w:rPr>
-        <w:t>Deductions</w:t>
-      </w:r>
-    </w:p>
-    <w:tbl>
-      <w:tblPr>
-        <w:tblW w:w="9561" w:type="dxa"/>
-        <w:tblLayout w:type="fixed"/>
-        <w:tblCellMar>
-          <w:left w:w="36" w:type="dxa"/>
-          <w:right w:w="36" w:type="dxa"/>
-        </w:tblCellMar>
-        <w:tblLook w:val="04A0" w:firstRow="1" w:lastRow="0" w:firstColumn="1" w:lastColumn="0" w:noHBand="0" w:noVBand="1"/>
-      </w:tblPr>
-      <w:tblGrid>
-        <w:gridCol w:w="3256"/>
-        <w:gridCol w:w="2835"/>
-        <w:gridCol w:w="1559"/>
-        <w:gridCol w:w="1911"/>
-      </w:tblGrid>
-      <w:tr>
-        <w:trPr>
-          <w:trHeight w:val="20"/>
-        </w:trPr>
-        <w:tc>
-          <w:tcPr>
-            <w:tcW w:w="3256" w:type="dxa"/>
-          </w:tcPr>
-          <w:p>
-            <w:pPr>
-              <w:tabs>
-                <w:tab w:val="left" w:pos="1134"/>
-                <w:tab w:val="left" w:pos="2268"/>
-                <w:tab w:val="left" w:pos="3402"/>
-                <w:tab w:val="left" w:pos="4536"/>
-                <w:tab w:val="left" w:pos="5670"/>
-                <w:tab w:val="left" w:pos="6804"/>
-                <w:tab w:val="left" w:pos="7938"/>
-                <w:tab w:val="left" w:pos="9072"/>
-                <w:tab w:val="left" w:pos="10206"/>
-                <w:tab w:val="left" w:pos="11340"/>
-                <w:tab w:val="left" w:pos="12474"/>
-                <w:tab w:val="left" w:pos="13608"/>
-                <w:tab w:val="left" w:pos="14742"/>
-                <w:tab w:val="left" w:pos="15876"/>
-              </w:tabs>
-              <w:spacing w:line="259" w:lineRule="auto"/>
-              <w:rPr>
-                <w:rFonts w:ascii="Neue Hans Kendrick" w:eastAsia="Neue Hans Kendrick Light" w:hAnsi="Neue Hans Kendrick" w:cs="Neue Hans Kendrick Light"/>
-                <w:bCs/>
-                <w:lang w:eastAsia="de-DE" w:bidi="de-DE"/>
-              </w:rPr>
-            </w:pPr>
-            <w:r>
-              <w:rPr>
-                <w:rFonts w:ascii="Neue Hans Kendrick" w:eastAsia="Neue Hans Kendrick Light" w:hAnsi="Neue Hans Kendrick" w:cs="Neue Hans Kendrick Light"/>
-                <w:bCs/>
-                <w:lang w:eastAsia="de-DE" w:bidi="de-DE"/>
-              </w:rPr>
-              <w:t>Discount</w:t>
-            </w:r>
-          </w:p>
-        </w:tc>
-        <w:tc>
-          <w:tcPr>
-            <w:tcW w:w="2835" w:type="dxa"/>
-          </w:tcPr>
-          <w:p>
-            <w:pPr>
-              <w:tabs>
-                <w:tab w:val="left" w:pos="1134"/>
-                <w:tab w:val="left" w:pos="2268"/>
-                <w:tab w:val="left" w:pos="3402"/>
-                <w:tab w:val="left" w:pos="4536"/>
-                <w:tab w:val="left" w:pos="5670"/>
-                <w:tab w:val="left" w:pos="6804"/>
-                <w:tab w:val="left" w:pos="7938"/>
-                <w:tab w:val="left" w:pos="9072"/>
-                <w:tab w:val="left" w:pos="10206"/>
-                <w:tab w:val="left" w:pos="11340"/>
-                <w:tab w:val="left" w:pos="12474"/>
-                <w:tab w:val="left" w:pos="13608"/>
-                <w:tab w:val="left" w:pos="14742"/>
-                <w:tab w:val="left" w:pos="15876"/>
-              </w:tabs>
-              <w:spacing w:line="259" w:lineRule="auto"/>
-              <w:rPr>
-                <w:rFonts w:ascii="Neue Hans Kendrick" w:eastAsia="Neue Hans Kendrick Light" w:hAnsi="Neue Hans Kendrick" w:cs="Neue Hans Kendrick Light"/>
-                <w:bCs/>
-                <w:lang w:eastAsia="de-DE" w:bidi="de-DE"/>
-              </w:rPr>
-            </w:pPr>
-            <w:r>
-              <w:rPr>
-                <w:rFonts w:ascii="Neue Hans Kendrick" w:eastAsia="Neue Hans Kendrick Light" w:hAnsi="Neue Hans Kendrick" w:cs="Neue Hans Kendrick Light"/>
-                <w:bCs/>
-                <w:lang w:eastAsia="de-DE" w:bidi="de-DE"/>
-              </w:rPr>
-              <w:t>{{</w:t>
-            </w:r>
-            <w:r>
-              <w:rPr>
-                <w:rFonts w:ascii="Neue Hans Kendrick" w:eastAsia="Neue Hans Kendrick Light" w:hAnsi="Neue Hans Kendrick" w:cs="Neue Hans Kendrick Light"/>
-                <w:bCs/>
-                <w:lang w:eastAsia="de-DE" w:bidi="de-DE"/>
-              </w:rPr>
-              <w:t>nachlass_applied_items</w:t>
-            </w:r>
-            <w:r>
-              <w:rPr>
-                <w:rFonts w:ascii="Neue Hans Kendrick" w:eastAsia="Neue Hans Kendrick Light" w:hAnsi="Neue Hans Kendrick" w:cs="Neue Hans Kendrick Light"/>
-                <w:bCs/>
-                <w:lang w:eastAsia="de-DE" w:bidi="de-DE"/>
-              </w:rPr>
-              <w:t>}}</w:t>
-            </w:r>
-          </w:p>
-        </w:tc>
-        <w:tc>
-          <w:tcPr>
-            <w:tcW w:w="1559" w:type="dxa"/>
-          </w:tcPr>
-          <w:p>
-            <w:pPr>
-              <w:tabs>
-                <w:tab w:val="left" w:pos="1134"/>
-                <w:tab w:val="left" w:pos="2268"/>
-                <w:tab w:val="left" w:pos="3402"/>
-                <w:tab w:val="left" w:pos="4536"/>
-                <w:tab w:val="left" w:pos="5670"/>
-                <w:tab w:val="left" w:pos="6804"/>
-                <w:tab w:val="left" w:pos="7938"/>
-                <w:tab w:val="left" w:pos="9072"/>
-                <w:tab w:val="left" w:pos="10206"/>
-                <w:tab w:val="left" w:pos="11340"/>
-                <w:tab w:val="left" w:pos="12474"/>
-                <w:tab w:val="left" w:pos="13608"/>
-                <w:tab w:val="left" w:pos="14742"/>
-                <w:tab w:val="left" w:pos="15876"/>
-              </w:tabs>
-              <w:spacing w:line="259" w:lineRule="auto"/>
-              <w:jc w:val="center"/>
-              <w:rPr>
-                <w:rFonts w:ascii="Neue Hans Kendrick" w:eastAsia="Neue Hans Kendrick Light" w:hAnsi="Neue Hans Kendrick" w:cs="Neue Hans Kendrick Light"/>
-                <w:bCs/>
-                <w:lang w:eastAsia="de-DE" w:bidi="de-DE"/>
-              </w:rPr>
-            </w:pPr>
-            <w:r>
-              <w:rPr>
-                <w:rFonts w:ascii="Neue Hans Kendrick" w:eastAsia="Neue Hans Kendrick Light" w:hAnsi="Neue Hans Kendrick" w:cs="Neue Hans Kendrick Light"/>
-                <w:lang w:eastAsia="de-DE" w:bidi="de-DE"/>
-              </w:rPr>
-              <w:t xml:space="preserve">{{ </w:t>
-            </w:r>
-            <w:r>
-              <w:rPr>
-                <w:rFonts w:ascii="Neue Hans Kendrick" w:eastAsia="Neue Hans Kendrick Light" w:hAnsi="Neue Hans Kendrick" w:cs="Neue Hans Kendrick Light"/>
-                <w:lang w:eastAsia="de-DE" w:bidi="de-DE"/>
-              </w:rPr>
-              <w:t>nachlass_percentage</w:t>
-            </w:r>
-            <w:r>
-              <w:rPr>
-                <w:rFonts w:ascii="Neue Hans Kendrick" w:eastAsia="Neue Hans Kendrick Light" w:hAnsi="Neue Hans Kendrick" w:cs="Neue Hans Kendrick Light"/>
-                <w:lang w:eastAsia="de-DE" w:bidi="de-DE"/>
-              </w:rPr>
-              <w:t>}}%</w:t>
-            </w:r>
-          </w:p>
-        </w:tc>
-        <w:tc>
-          <w:tcPr>
-            <w:tcW w:w="1911" w:type="dxa"/>
-          </w:tcPr>
-          <w:p>
-            <w:pPr>
-              <w:tabs>
-                <w:tab w:val="left" w:pos="1134"/>
-                <w:tab w:val="left" w:pos="2268"/>
-                <w:tab w:val="left" w:pos="3402"/>
-                <w:tab w:val="left" w:pos="4536"/>
-                <w:tab w:val="left" w:pos="5670"/>
-                <w:tab w:val="left" w:pos="6804"/>
-                <w:tab w:val="left" w:pos="7938"/>
-                <w:tab w:val="left" w:pos="9072"/>
-                <w:tab w:val="left" w:pos="10206"/>
-                <w:tab w:val="left" w:pos="11340"/>
-                <w:tab w:val="left" w:pos="12474"/>
-                <w:tab w:val="left" w:pos="13608"/>
-                <w:tab w:val="left" w:pos="14742"/>
-                <w:tab w:val="left" w:pos="15876"/>
-              </w:tabs>
-              <w:spacing w:line="259" w:lineRule="auto"/>
-              <w:jc w:val="right"/>
-              <w:rPr>
-                <w:rFonts w:ascii="Neue Hans Kendrick" w:eastAsia="Neue Hans Kendrick Light" w:hAnsi="Neue Hans Kendrick" w:cs="Neue Hans Kendrick Light"/>
-                <w:b/>
-                <w:bCs/>
-                <w:lang w:eastAsia="de-DE" w:bidi="de-DE"/>
-              </w:rPr>
-            </w:pPr>
-            <w:r>
-              <w:rPr>
-                <w:rFonts w:ascii="Neue Hans Kendrick" w:eastAsia="Neue Hans Kendrick Light" w:hAnsi="Neue Hans Kendrick" w:cs="Neue Hans Kendrick Light"/>
-                <w:b/>
-                <w:bCs/>
-                <w:lang w:eastAsia="de-DE" w:bidi="de-DE"/>
-              </w:rPr>
-              <w:t>-</w:t>
-            </w:r>
-            <w:r>
-              <w:rPr>
-                <w:rFonts w:ascii="Neue Hans Kendrick" w:eastAsia="Neue Hans Kendrick Light" w:hAnsi="Neue Hans Kendrick" w:cs="Neue Hans Kendrick Light"/>
-                <w:b/>
-                <w:bCs/>
-                <w:lang w:eastAsia="de-DE" w:bidi="de-DE"/>
-              </w:rPr>
-              <w:t>{{</w:t>
-            </w:r>
-            <w:r>
-              <w:rPr>
-                <w:rFonts w:ascii="Neue Hans Kendrick" w:eastAsia="Neue Hans Kendrick Light" w:hAnsi="Neue Hans Kendrick" w:cs="Neue Hans Kendrick Light"/>
-                <w:b/>
-                <w:bCs/>
-                <w:lang w:eastAsia="de-DE" w:bidi="de-DE"/>
-              </w:rPr>
-              <w:t>nachlass</w:t>
-            </w:r>
-            <w:r>
-              <w:rPr>
-                <w:rFonts w:ascii="Neue Hans Kendrick" w:eastAsia="Neue Hans Kendrick Light" w:hAnsi="Neue Hans Kendrick" w:cs="Neue Hans Kendrick Light"/>
-                <w:b/>
-                <w:bCs/>
-                <w:lang w:eastAsia="de-DE" w:bidi="de-DE"/>
-              </w:rPr>
-              <w:t xml:space="preserve">_value}} </w:t>
-            </w:r>
-            <w:r>
-              <w:rPr>
-                <w:rFonts w:ascii="Neue Hans Kendrick" w:eastAsia="Neue Hans Kendrick Light" w:hAnsi="Neue Hans Kendrick" w:cs="Neue Hans Kendrick Light"/>
-                <w:b/>
-                <w:lang w:eastAsia="de-DE" w:bidi="de-DE"/>
-              </w:rPr>
-              <w:t>€</w:t>
-            </w:r>
-          </w:p>
-        </w:tc>
-      </w:tr>
-    </w:tbl>
-    <w:p>
-      <w:pPr>
-        <w:widowControl w:val="0"/>
-        <w:tabs>
-          <w:tab w:val="decimal" w:pos="6236"/>
-          <w:tab w:val="right" w:pos="9524"/>
-          <w:tab w:val="left" w:pos="10080"/>
-          <w:tab w:val="left" w:pos="10800"/>
-          <w:tab w:val="left" w:pos="11520"/>
-          <w:tab w:val="left" w:pos="12240"/>
-          <w:tab w:val="left" w:pos="12960"/>
-          <w:tab w:val="left" w:pos="13680"/>
-          <w:tab w:val="left" w:pos="14400"/>
-          <w:tab w:val="left" w:pos="15120"/>
-          <w:tab w:val="left" w:pos="15840"/>
-          <w:tab w:val="left" w:pos="16560"/>
-          <w:tab w:val="left" w:pos="17280"/>
-          <w:tab w:val="left" w:pos="18000"/>
-        </w:tabs>
-        <w:rPr>
-          <w:rFonts w:ascii="Neue Hans Kendrick" w:eastAsia="Neue Hans Kendrick Light" w:hAnsi="Neue Hans Kendrick" w:cs="Neue Hans Kendrick Light"/>
-          <w:b/>
-          <w:sz w:val="2"/>
-          <w:szCs w:val="6"/>
-          <w:lang w:eastAsia="de-DE" w:bidi="de-DE"/>
-        </w:rPr>
-      </w:pPr>
-      <w:r>
-        <w:rPr>
-          <w:rFonts w:ascii="Neue Hans Kendrick" w:eastAsia="Neue Hans Kendrick Light" w:hAnsi="Neue Hans Kendrick" w:cs="Neue Hans Kendrick Light"/>
-          <w:b/>
-          <w:lang w:eastAsia="de-DE" w:bidi="de-DE"/>
-        </w:rPr>
-        <w:t>{% endif %}</w:t>
-      </w:r>
-    </w:p>
-    <w:bookmarkEnd w:id="6"/>
-    <w:p>
-      <w:pPr>
-        <w:rPr>
-          <w:rFonts w:ascii="Neue Hans Kendrick" w:hAnsi="Neue Hans Kendrick"/>
-          <w:sz w:val="14"/>
-          <w:szCs w:val="14"/>
-          <w:lang w:val="en-GB"/>
-        </w:rPr>
-      </w:pPr>
-    </w:p>
-    <w:p>
-      <w:pPr>
-        <w:rPr>
-          <w:rFonts w:ascii="Neue Hans Kendrick" w:hAnsi="Neue Hans Kendrick"/>
-          <w:sz w:val="2"/>
-          <w:szCs w:val="2"/>
-          <w:highlight w:val="yellow"/>
-          <w:lang w:val="en-GB"/>
-        </w:rPr>
-      </w:pPr>
-      <w:r>
-        <w:rPr>
-          <w:rFonts w:ascii="Neue Hans Kendrick" w:hAnsi="Neue Hans Kendrick"/>
-          <w:sz w:val="2"/>
-          <w:szCs w:val="2"/>
-          <w:lang w:val="en-GB"/>
-        </w:rPr>
-        <w:t xml:space="preserve">{% if previous_invoices %} </w:t>
-      </w:r>
-    </w:p>
-    <w:p>
-      <w:pPr>
-        <w:rPr>
-          <w:rFonts w:ascii="Neue Hans Kendrick" w:eastAsia="Liberation Serif" w:hAnsi="Neue Hans Kendrick" w:cs="Liberation Serif"/>
-          <w:sz w:val="2"/>
-          <w:szCs w:val="2"/>
-          <w:lang w:val="en-US" w:eastAsia="x-none"/>
-        </w:rPr>
-      </w:pPr>
-      <w:r>
-        <w:rPr>
-          <w:rFonts w:ascii="Neue Hans Kendrick" w:eastAsia="Liberation Serif" w:hAnsi="Neue Hans Kendrick" w:cs="Liberation Serif"/>
-          <w:sz w:val="2"/>
-          <w:szCs w:val="2"/>
-          <w:lang w:val="en-US" w:eastAsia="x-none"/>
-        </w:rPr>
-        <w:t>{% if invoice_type == 'AR' or invoice_type == 'SR' %}</w:t>
-      </w:r>
-    </w:p>
-    <w:p>
-      <w:pPr>
-        <w:widowControl w:val="0"/>
-        <w:tabs>
-          <w:tab w:val="right" w:pos="9524"/>
-          <w:tab w:val="left" w:pos="10080"/>
-          <w:tab w:val="left" w:pos="10800"/>
-          <w:tab w:val="left" w:pos="11520"/>
-          <w:tab w:val="left" w:pos="12240"/>
-          <w:tab w:val="left" w:pos="12960"/>
-          <w:tab w:val="left" w:pos="13680"/>
-          <w:tab w:val="left" w:pos="14400"/>
-          <w:tab w:val="left" w:pos="15120"/>
-          <w:tab w:val="left" w:pos="15840"/>
-          <w:tab w:val="left" w:pos="16560"/>
-          <w:tab w:val="left" w:pos="17280"/>
-          <w:tab w:val="left" w:pos="18000"/>
-          <w:tab w:val="left" w:pos="18720"/>
-        </w:tabs>
-        <w:spacing w:line="360" w:lineRule="auto"/>
-        <w:rPr>
-          <w:rFonts w:ascii="Neue Hans Kendrick" w:eastAsia="Neue Hans Kendrick Light" w:hAnsi="Neue Hans Kendrick"/>
-          <w:b/>
-          <w:u w:val="single"/>
-          <w:lang w:val="en-US" w:eastAsia="de-DE" w:bidi="de-DE"/>
-        </w:rPr>
-      </w:pPr>
-      <w:r>
-        <w:rPr>
-          <w:rFonts w:ascii="Neue Hans Kendrick" w:eastAsia="Neue Hans Kendrick Light" w:hAnsi="Neue Hans Kendrick"/>
-          <w:b/>
-          <w:u w:val="single"/>
-          <w:lang w:val="en-US" w:eastAsia="de-DE" w:bidi="de-DE"/>
-        </w:rPr>
-        <w:t xml:space="preserve">Deduct </w:t>
-      </w:r>
-      <w:r>
-        <w:rPr>
-          <w:rFonts w:ascii="Neue Hans Kendrick" w:eastAsia="Neue Hans Kendrick Light" w:hAnsi="Neue Hans Kendrick"/>
-          <w:b/>
-          <w:u w:val="single"/>
-          <w:lang w:val="en-US" w:eastAsia="de-DE" w:bidi="de-DE"/>
-        </w:rPr>
-        <w:t>partial</w:t>
-      </w:r>
-      <w:r>
-        <w:rPr>
-          <w:rFonts w:ascii="Neue Hans Kendrick" w:eastAsia="Neue Hans Kendrick Light" w:hAnsi="Neue Hans Kendrick"/>
-          <w:b/>
-          <w:u w:val="single"/>
-          <w:lang w:val="en-US" w:eastAsia="de-DE" w:bidi="de-DE"/>
-        </w:rPr>
-        <w:t xml:space="preserve"> Invoices issued t</w:t>
-      </w:r>
-      <w:r>
-        <w:rPr>
-          <w:rFonts w:ascii="Neue Hans Kendrick" w:eastAsia="Neue Hans Kendrick Light" w:hAnsi="Neue Hans Kendrick"/>
-          <w:b/>
-          <w:u w:val="single"/>
-          <w:lang w:val="en-US" w:eastAsia="de-DE" w:bidi="de-DE"/>
-        </w:rPr>
-        <w:t>ill date</w:t>
-      </w:r>
-    </w:p>
-    <w:tbl>
-      <w:tblPr>
-        <w:tblW w:w="9498" w:type="dxa"/>
-        <w:tblLayout w:type="fixed"/>
-        <w:tblCellMar>
-          <w:left w:w="0" w:type="dxa"/>
-          <w:right w:w="51" w:type="dxa"/>
-        </w:tblCellMar>
-        <w:tblLook w:val="0000" w:firstRow="0" w:lastRow="0" w:firstColumn="0" w:lastColumn="0" w:noHBand="0" w:noVBand="0"/>
-      </w:tblPr>
-      <w:tblGrid>
-        <w:gridCol w:w="3208"/>
-        <w:gridCol w:w="1470"/>
-        <w:gridCol w:w="2410"/>
-        <w:gridCol w:w="2410"/>
-      </w:tblGrid>
-      <w:tr>
-        <w:trPr>
-          <w:trHeight w:val="225"/>
-          <w:tblHeader/>
-        </w:trPr>
-        <w:tc>
-          <w:tcPr>
-            <w:tcW w:w="3208" w:type="dxa"/>
-            <w:shd w:val="clear" w:color="auto" w:fill="D9D9D9" w:themeFill="background1" w:themeFillShade="D9"/>
-          </w:tcPr>
-          <w:p>
-            <w:pPr>
-              <w:widowControl w:val="0"/>
-              <w:tabs>
-                <w:tab w:val="decimal" w:pos="3380"/>
-                <w:tab w:val="left" w:pos="3600"/>
-                <w:tab w:val="left" w:pos="4320"/>
-                <w:tab w:val="left" w:pos="5040"/>
-                <w:tab w:val="left" w:pos="5760"/>
-                <w:tab w:val="left" w:pos="6480"/>
-                <w:tab w:val="left" w:pos="7200"/>
-                <w:tab w:val="left" w:pos="7920"/>
-                <w:tab w:val="left" w:pos="8640"/>
-                <w:tab w:val="left" w:pos="9360"/>
-                <w:tab w:val="left" w:pos="9781"/>
-                <w:tab w:val="left" w:pos="10800"/>
-                <w:tab w:val="left" w:pos="11520"/>
-                <w:tab w:val="left" w:pos="12240"/>
-              </w:tabs>
-              <w:rPr>
-                <w:rFonts w:ascii="Neue Hans Kendrick" w:eastAsia="Neue Hans Kendrick Light" w:hAnsi="Neue Hans Kendrick"/>
-                <w:b/>
-                <w:bCs/>
-              </w:rPr>
-            </w:pPr>
-            <w:r>
-              <w:rPr>
-                <w:rFonts w:ascii="Neue Hans Kendrick" w:eastAsia="Neue Hans Kendrick Light" w:hAnsi="Neue Hans Kendrick"/>
-                <w:b/>
-                <w:bCs/>
-                <w:lang w:eastAsia="de-DE" w:bidi="de-DE"/>
-              </w:rPr>
-              <w:t>Description / Invoice no. / Date</w:t>
-            </w:r>
-          </w:p>
-        </w:tc>
-        <w:tc>
-          <w:tcPr>
-            <w:tcW w:w="1470" w:type="dxa"/>
-            <w:shd w:val="clear" w:color="auto" w:fill="D9D9D9" w:themeFill="background1" w:themeFillShade="D9"/>
-          </w:tcPr>
-          <w:p>
-            <w:pPr>
-              <w:widowControl w:val="0"/>
-              <w:tabs>
-                <w:tab w:val="right" w:pos="4252"/>
-                <w:tab w:val="decimal" w:pos="5386"/>
-                <w:tab w:val="decimal" w:pos="7370"/>
-                <w:tab w:val="right" w:pos="9524"/>
-                <w:tab w:val="left" w:pos="9781"/>
-                <w:tab w:val="left" w:pos="10800"/>
-                <w:tab w:val="left" w:pos="11520"/>
-                <w:tab w:val="left" w:pos="12240"/>
-                <w:tab w:val="left" w:pos="12960"/>
-                <w:tab w:val="left" w:pos="13680"/>
-                <w:tab w:val="left" w:pos="14400"/>
-                <w:tab w:val="left" w:pos="15120"/>
-                <w:tab w:val="left" w:pos="15840"/>
-                <w:tab w:val="left" w:pos="16560"/>
-              </w:tabs>
-              <w:jc w:val="right"/>
-              <w:rPr>
-                <w:rFonts w:ascii="Neue Hans Kendrick" w:eastAsia="Neue Hans Kendrick Light" w:hAnsi="Neue Hans Kendrick"/>
-                <w:b/>
-                <w:bCs/>
-              </w:rPr>
-            </w:pPr>
-            <w:r>
-              <w:rPr>
-                <w:rFonts w:ascii="Neue Hans Kendrick" w:eastAsia="Neue Hans Kendrick Light" w:hAnsi="Neue Hans Kendrick"/>
-                <w:b/>
-                <w:bCs/>
-              </w:rPr>
-              <w:t>VAT</w:t>
-            </w:r>
-            <w:r>
-              <w:rPr>
-                <w:rFonts w:ascii="Neue Hans Kendrick" w:hAnsi="Neue Hans Kendrick"/>
-                <w:b/>
-                <w:bCs/>
-              </w:rPr>
-              <w:t xml:space="preserve"> </w:t>
-            </w:r>
-          </w:p>
-        </w:tc>
-        <w:tc>
-          <w:tcPr>
-            <w:tcW w:w="2410" w:type="dxa"/>
-            <w:shd w:val="clear" w:color="auto" w:fill="D9D9D9" w:themeFill="background1" w:themeFillShade="D9"/>
-          </w:tcPr>
-          <w:p>
-            <w:pPr>
-              <w:widowControl w:val="0"/>
-              <w:tabs>
-                <w:tab w:val="right" w:pos="4252"/>
-                <w:tab w:val="decimal" w:pos="5386"/>
-                <w:tab w:val="decimal" w:pos="7370"/>
-                <w:tab w:val="right" w:pos="9524"/>
-                <w:tab w:val="left" w:pos="9781"/>
-                <w:tab w:val="left" w:pos="10800"/>
-                <w:tab w:val="left" w:pos="11520"/>
-                <w:tab w:val="left" w:pos="12240"/>
-                <w:tab w:val="left" w:pos="12960"/>
-                <w:tab w:val="left" w:pos="13680"/>
-                <w:tab w:val="left" w:pos="14400"/>
-                <w:tab w:val="left" w:pos="15120"/>
-                <w:tab w:val="left" w:pos="15840"/>
-                <w:tab w:val="left" w:pos="16560"/>
-              </w:tabs>
-              <w:jc w:val="right"/>
-              <w:rPr>
-                <w:rFonts w:ascii="Neue Hans Kendrick" w:eastAsia="Neue Hans Kendrick Light" w:hAnsi="Neue Hans Kendrick"/>
-                <w:b/>
-                <w:bCs/>
-              </w:rPr>
-            </w:pPr>
-            <w:r>
-              <w:rPr>
-                <w:rFonts w:ascii="Neue Hans Kendrick" w:eastAsia="Neue Hans Kendrick Light" w:hAnsi="Neue Hans Kendrick"/>
-                <w:b/>
-                <w:bCs/>
-              </w:rPr>
-              <w:t>Amount Net</w:t>
-            </w:r>
-          </w:p>
-        </w:tc>
-        <w:tc>
-          <w:tcPr>
-            <w:tcW w:w="2410" w:type="dxa"/>
-            <w:shd w:val="clear" w:color="auto" w:fill="D9D9D9" w:themeFill="background1" w:themeFillShade="D9"/>
-          </w:tcPr>
-          <w:p>
-            <w:pPr>
-              <w:widowControl w:val="0"/>
-              <w:tabs>
-                <w:tab w:val="right" w:pos="4252"/>
-                <w:tab w:val="decimal" w:pos="5386"/>
-                <w:tab w:val="decimal" w:pos="7370"/>
-                <w:tab w:val="right" w:pos="9524"/>
-                <w:tab w:val="left" w:pos="9781"/>
-                <w:tab w:val="left" w:pos="10800"/>
-                <w:tab w:val="left" w:pos="11520"/>
-                <w:tab w:val="left" w:pos="12240"/>
-                <w:tab w:val="left" w:pos="12960"/>
-                <w:tab w:val="left" w:pos="13680"/>
-                <w:tab w:val="left" w:pos="14400"/>
-                <w:tab w:val="left" w:pos="15120"/>
-                <w:tab w:val="left" w:pos="15840"/>
-                <w:tab w:val="left" w:pos="16560"/>
-              </w:tabs>
-              <w:jc w:val="right"/>
-              <w:rPr>
-                <w:rFonts w:ascii="Neue Hans Kendrick" w:eastAsia="Neue Hans Kendrick Light" w:hAnsi="Neue Hans Kendrick"/>
-                <w:b/>
-                <w:bCs/>
-              </w:rPr>
-            </w:pPr>
-            <w:r>
-              <w:rPr>
-                <w:rFonts w:ascii="Neue Hans Kendrick" w:eastAsia="Neue Hans Kendrick Light" w:hAnsi="Neue Hans Kendrick"/>
-                <w:b/>
-                <w:bCs/>
-              </w:rPr>
-              <w:t>Amount Gross</w:t>
-            </w:r>
-          </w:p>
-        </w:tc>
-      </w:tr>
-    </w:tbl>
-    <w:p>
-      <w:pPr>
-        <w:rPr>
-          <w:rFonts w:ascii="Neue Hans Kendrick" w:hAnsi="Neue Hans Kendrick"/>
-          <w:sz w:val="2"/>
-          <w:szCs w:val="8"/>
-          <w:lang w:val="en-US"/>
-        </w:rPr>
-      </w:pPr>
-      <w:r>
-        <w:rPr>
-          <w:rFonts w:ascii="Neue Hans Kendrick" w:hAnsi="Neue Hans Kendrick"/>
-          <w:sz w:val="2"/>
-          <w:szCs w:val="8"/>
-          <w:lang w:val="en-US"/>
-        </w:rPr>
-        <w:t>{% for inv in previous_invoices %}</w:t>
-      </w:r>
-    </w:p>
-    <w:tbl>
-      <w:tblPr>
-        <w:tblW w:w="9498" w:type="dxa"/>
-        <w:tblLayout w:type="fixed"/>
-        <w:tblCellMar>
-          <w:left w:w="0" w:type="dxa"/>
-          <w:right w:w="51" w:type="dxa"/>
-        </w:tblCellMar>
-        <w:tblLook w:val="0000" w:firstRow="0" w:lastRow="0" w:firstColumn="0" w:lastColumn="0" w:noHBand="0" w:noVBand="0"/>
-      </w:tblPr>
-      <w:tblGrid>
-        <w:gridCol w:w="3208"/>
-        <w:gridCol w:w="1470"/>
-        <w:gridCol w:w="2410"/>
-        <w:gridCol w:w="2410"/>
-      </w:tblGrid>
-      <w:tr>
-        <w:trPr>
-          <w:trHeight w:val="285"/>
-          <w:tblHeader/>
-        </w:trPr>
-        <w:tc>
-          <w:tcPr>
-            <w:tcW w:w="3208" w:type="dxa"/>
-          </w:tcPr>
-          <w:p>
-            <w:pPr>
-              <w:widowControl w:val="0"/>
-              <w:tabs>
-                <w:tab w:val="right" w:pos="4252"/>
-                <w:tab w:val="decimal" w:pos="5386"/>
-                <w:tab w:val="decimal" w:pos="7370"/>
-                <w:tab w:val="right" w:pos="9524"/>
-                <w:tab w:val="left" w:pos="9781"/>
-                <w:tab w:val="left" w:pos="10800"/>
-                <w:tab w:val="left" w:pos="11520"/>
-                <w:tab w:val="left" w:pos="12240"/>
-                <w:tab w:val="left" w:pos="12960"/>
-                <w:tab w:val="left" w:pos="13680"/>
-                <w:tab w:val="left" w:pos="14400"/>
-                <w:tab w:val="left" w:pos="15120"/>
-                <w:tab w:val="left" w:pos="15840"/>
-                <w:tab w:val="left" w:pos="16560"/>
-              </w:tabs>
-              <w:spacing w:before="20" w:after="20"/>
-              <w:rPr>
-                <w:rFonts w:ascii="Neue Hans Kendrick" w:eastAsia="Neue Hans Kendrick Light" w:hAnsi="Neue Hans Kendrick"/>
-                <w:lang w:val="en-US"/>
-              </w:rPr>
-            </w:pPr>
-            <w:r>
-              <w:rPr>
-                <w:rFonts w:ascii="Neue Hans Kendrick" w:hAnsi="Neue Hans Kendrick"/>
-                <w:lang w:val="en-US"/>
-              </w:rPr>
-              <w:t>{{ inv.invoice_title }}/{{ inv.created_at}}</w:t>
-            </w:r>
-          </w:p>
-        </w:tc>
-        <w:tc>
-          <w:tcPr>
-            <w:tcW w:w="1470" w:type="dxa"/>
-          </w:tcPr>
-          <w:p>
-            <w:pPr>
-              <w:widowControl w:val="0"/>
-              <w:tabs>
-                <w:tab w:val="right" w:pos="4252"/>
-                <w:tab w:val="decimal" w:pos="5386"/>
-                <w:tab w:val="decimal" w:pos="7370"/>
-                <w:tab w:val="right" w:pos="9524"/>
-                <w:tab w:val="left" w:pos="9781"/>
-                <w:tab w:val="left" w:pos="10800"/>
-                <w:tab w:val="left" w:pos="11520"/>
-                <w:tab w:val="left" w:pos="12240"/>
-                <w:tab w:val="left" w:pos="12960"/>
-                <w:tab w:val="left" w:pos="13680"/>
-                <w:tab w:val="left" w:pos="14400"/>
-                <w:tab w:val="left" w:pos="15120"/>
-                <w:tab w:val="left" w:pos="15840"/>
-                <w:tab w:val="left" w:pos="16560"/>
-              </w:tabs>
-              <w:spacing w:before="20" w:after="20"/>
-              <w:jc w:val="right"/>
-              <w:rPr>
-                <w:rFonts w:ascii="Neue Hans Kendrick" w:eastAsia="Neue Hans Kendrick Light" w:hAnsi="Neue Hans Kendrick"/>
-              </w:rPr>
-            </w:pPr>
-            <w:r>
-              <w:rPr>
-                <w:rFonts w:ascii="Neue Hans Kendrick" w:hAnsi="Neue Hans Kendrick"/>
-              </w:rPr>
-              <w:t>{{ inv.invoice_tax }}</w:t>
-            </w:r>
-            <w:r>
-              <w:rPr>
-                <w:rFonts w:ascii="Neue Hans Kendrick" w:hAnsi="Neue Hans Kendrick"/>
-              </w:rPr>
-              <w:t xml:space="preserve"> </w:t>
-            </w:r>
-            <w:r>
-              <w:rPr>
-                <w:rFonts w:ascii="Neue Hans Kendrick" w:hAnsi="Neue Hans Kendrick"/>
-                <w:bCs/>
-                <w:color w:val="000000"/>
-              </w:rPr>
-              <w:t>€</w:t>
-            </w:r>
-          </w:p>
-        </w:tc>
-        <w:tc>
-          <w:tcPr>
-            <w:tcW w:w="2410" w:type="dxa"/>
-          </w:tcPr>
-          <w:p>
-            <w:pPr>
-              <w:widowControl w:val="0"/>
-              <w:tabs>
-                <w:tab w:val="right" w:pos="4252"/>
-                <w:tab w:val="decimal" w:pos="5386"/>
-                <w:tab w:val="decimal" w:pos="7370"/>
-                <w:tab w:val="right" w:pos="9524"/>
-                <w:tab w:val="left" w:pos="9781"/>
-                <w:tab w:val="left" w:pos="10800"/>
-                <w:tab w:val="left" w:pos="11520"/>
-                <w:tab w:val="left" w:pos="12240"/>
-                <w:tab w:val="left" w:pos="12960"/>
-                <w:tab w:val="left" w:pos="13680"/>
-                <w:tab w:val="left" w:pos="14400"/>
-                <w:tab w:val="left" w:pos="15120"/>
-                <w:tab w:val="left" w:pos="15840"/>
-                <w:tab w:val="left" w:pos="16560"/>
-              </w:tabs>
-              <w:spacing w:before="20" w:after="20"/>
-              <w:jc w:val="right"/>
-              <w:rPr>
-                <w:rFonts w:ascii="Neue Hans Kendrick" w:eastAsia="Neue Hans Kendrick Light" w:hAnsi="Neue Hans Kendrick"/>
-                <w:lang w:eastAsia="de-DE" w:bidi="de-DE"/>
-              </w:rPr>
-            </w:pPr>
-            <w:r>
-              <w:rPr>
-                <w:rFonts w:ascii="Neue Hans Kendrick" w:hAnsi="Neue Hans Kendrick"/>
-              </w:rPr>
-              <w:t>{{ inv.invoice_net }}</w:t>
-            </w:r>
-            <w:r>
-              <w:rPr>
-                <w:rFonts w:ascii="Neue Hans Kendrick" w:hAnsi="Neue Hans Kendrick"/>
-              </w:rPr>
-              <w:t xml:space="preserve"> </w:t>
-            </w:r>
-            <w:r>
-              <w:rPr>
-                <w:rFonts w:ascii="Neue Hans Kendrick" w:hAnsi="Neue Hans Kendrick"/>
-                <w:bCs/>
-                <w:color w:val="000000"/>
-              </w:rPr>
-              <w:t>€</w:t>
-            </w:r>
-          </w:p>
-        </w:tc>
-        <w:tc>
-          <w:tcPr>
-            <w:tcW w:w="2410" w:type="dxa"/>
-          </w:tcPr>
-          <w:p>
-            <w:pPr>
-              <w:widowControl w:val="0"/>
-              <w:tabs>
-                <w:tab w:val="right" w:pos="4252"/>
-                <w:tab w:val="decimal" w:pos="5386"/>
-                <w:tab w:val="decimal" w:pos="7370"/>
-                <w:tab w:val="right" w:pos="9524"/>
-                <w:tab w:val="left" w:pos="9781"/>
-                <w:tab w:val="left" w:pos="10800"/>
-                <w:tab w:val="left" w:pos="11520"/>
-                <w:tab w:val="left" w:pos="12240"/>
-                <w:tab w:val="left" w:pos="12960"/>
-                <w:tab w:val="left" w:pos="13680"/>
-                <w:tab w:val="left" w:pos="14400"/>
-                <w:tab w:val="left" w:pos="15120"/>
-                <w:tab w:val="left" w:pos="15840"/>
-                <w:tab w:val="left" w:pos="16560"/>
-              </w:tabs>
-              <w:spacing w:before="20" w:after="20"/>
-              <w:jc w:val="right"/>
-              <w:rPr>
-                <w:rFonts w:ascii="Neue Hans Kendrick" w:eastAsia="Neue Hans Kendrick Light" w:hAnsi="Neue Hans Kendrick"/>
-                <w:lang w:eastAsia="de-DE" w:bidi="de-DE"/>
-              </w:rPr>
-            </w:pPr>
-            <w:r>
-              <w:rPr>
-                <w:rFonts w:ascii="Neue Hans Kendrick" w:hAnsi="Neue Hans Kendrick"/>
-              </w:rPr>
-              <w:t>{{ inv.invoice_gross }}</w:t>
-            </w:r>
-            <w:r>
-              <w:rPr>
-                <w:rFonts w:ascii="Neue Hans Kendrick" w:hAnsi="Neue Hans Kendrick"/>
-              </w:rPr>
-              <w:t xml:space="preserve"> </w:t>
-            </w:r>
-            <w:r>
-              <w:rPr>
-                <w:rFonts w:ascii="Neue Hans Kendrick" w:hAnsi="Neue Hans Kendrick"/>
-                <w:bCs/>
-                <w:color w:val="000000"/>
-              </w:rPr>
-              <w:t>€</w:t>
-            </w:r>
-          </w:p>
-        </w:tc>
-      </w:tr>
-    </w:tbl>
-    <w:p>
-      <w:pPr>
-        <w:rPr>
-          <w:rFonts w:ascii="Neue Hans Kendrick" w:hAnsi="Neue Hans Kendrick"/>
-          <w:sz w:val="2"/>
-          <w:szCs w:val="2"/>
-        </w:rPr>
-      </w:pPr>
-      <w:r>
-        <w:rPr>
-          <w:rFonts w:ascii="Neue Hans Kendrick" w:hAnsi="Neue Hans Kendrick"/>
-          <w:sz w:val="2"/>
-          <w:szCs w:val="2"/>
-        </w:rPr>
-        <w:t>{% endfor %}</w:t>
-      </w:r>
-    </w:p>
-    <w:tbl>
-      <w:tblPr>
-        <w:tblW w:w="9498" w:type="dxa"/>
-        <w:tblLayout w:type="fixed"/>
-        <w:tblCellMar>
-          <w:left w:w="0" w:type="dxa"/>
-          <w:right w:w="51" w:type="dxa"/>
-        </w:tblCellMar>
-        <w:tblLook w:val="0000" w:firstRow="0" w:lastRow="0" w:firstColumn="0" w:lastColumn="0" w:noHBand="0" w:noVBand="0"/>
-      </w:tblPr>
-      <w:tblGrid>
-        <w:gridCol w:w="3208"/>
-        <w:gridCol w:w="1470"/>
-        <w:gridCol w:w="2410"/>
-        <w:gridCol w:w="2410"/>
-      </w:tblGrid>
-      <w:tr>
-        <w:trPr>
-          <w:trHeight w:val="297"/>
-          <w:tblHeader/>
-        </w:trPr>
-        <w:tc>
-          <w:tcPr>
-            <w:tcW w:w="3208" w:type="dxa"/>
-          </w:tcPr>
-          <w:p>
-            <w:pPr>
-              <w:widowControl w:val="0"/>
-              <w:tabs>
-                <w:tab w:val="right" w:pos="4252"/>
-                <w:tab w:val="decimal" w:pos="5386"/>
-                <w:tab w:val="decimal" w:pos="7370"/>
-                <w:tab w:val="right" w:pos="9524"/>
-                <w:tab w:val="left" w:pos="9781"/>
-                <w:tab w:val="left" w:pos="10800"/>
-                <w:tab w:val="left" w:pos="11520"/>
-                <w:tab w:val="left" w:pos="12240"/>
-                <w:tab w:val="left" w:pos="12960"/>
-                <w:tab w:val="left" w:pos="13680"/>
-                <w:tab w:val="left" w:pos="14400"/>
-                <w:tab w:val="left" w:pos="15120"/>
-                <w:tab w:val="left" w:pos="15840"/>
-                <w:tab w:val="left" w:pos="16560"/>
-              </w:tabs>
-              <w:rPr>
-                <w:rFonts w:ascii="Neue Hans Kendrick" w:eastAsia="Neue Hans Kendrick Light" w:hAnsi="Neue Hans Kendrick"/>
-                <w:b/>
-                <w:lang w:val="en-US" w:eastAsia="de-DE" w:bidi="de-DE"/>
-              </w:rPr>
-            </w:pPr>
-            <w:r>
-              <w:rPr>
-                <w:rFonts w:ascii="Neue Hans Kendrick" w:eastAsia="Neue Hans Kendrick Light" w:hAnsi="Neue Hans Kendrick"/>
-                <w:b/>
-                <w:lang w:val="en-US" w:eastAsia="de-DE" w:bidi="de-DE"/>
-              </w:rPr>
-              <w:t>Total of partial invoices issued to date</w:t>
-            </w:r>
-          </w:p>
-        </w:tc>
-        <w:tc>
-          <w:tcPr>
-            <w:tcW w:w="1470" w:type="dxa"/>
-          </w:tcPr>
-          <w:p>
-            <w:pPr>
-              <w:widowControl w:val="0"/>
-              <w:tabs>
-                <w:tab w:val="right" w:pos="4252"/>
-                <w:tab w:val="decimal" w:pos="5386"/>
-                <w:tab w:val="decimal" w:pos="7370"/>
-                <w:tab w:val="right" w:pos="9524"/>
-                <w:tab w:val="left" w:pos="9781"/>
-                <w:tab w:val="left" w:pos="10800"/>
-                <w:tab w:val="left" w:pos="11520"/>
-                <w:tab w:val="left" w:pos="12240"/>
-                <w:tab w:val="left" w:pos="12960"/>
-                <w:tab w:val="left" w:pos="13680"/>
-                <w:tab w:val="left" w:pos="14400"/>
-                <w:tab w:val="left" w:pos="15120"/>
-                <w:tab w:val="left" w:pos="15840"/>
-                <w:tab w:val="left" w:pos="16560"/>
-              </w:tabs>
-              <w:spacing w:line="240" w:lineRule="atLeast"/>
-              <w:jc w:val="right"/>
-              <w:rPr>
-                <w:rFonts w:ascii="Neue Hans Kendrick" w:eastAsia="Neue Hans Kendrick Light" w:hAnsi="Neue Hans Kendrick"/>
-                <w:bCs/>
-              </w:rPr>
-            </w:pPr>
-            <w:r>
-              <w:rPr>
-                <w:rFonts w:ascii="Neue Hans Kendrick" w:eastAsia="Neue Hans Kendrick Light" w:hAnsi="Neue Hans Kendrick"/>
-                <w:b/>
-                <w:lang w:eastAsia="de-DE" w:bidi="de-DE"/>
-              </w:rPr>
-              <w:t>{{ total_invoice_</w:t>
-            </w:r>
-            <w:r>
-              <w:rPr>
-                <w:rFonts w:ascii="Neue Hans Kendrick" w:eastAsia="Neue Hans Kendrick Light" w:hAnsi="Neue Hans Kendrick"/>
-                <w:b/>
-                <w:lang w:eastAsia="de-DE" w:bidi="de-DE"/>
-              </w:rPr>
-              <w:t>tax</w:t>
-            </w:r>
-            <w:r>
-              <w:rPr>
-                <w:rFonts w:ascii="Neue Hans Kendrick" w:eastAsia="Neue Hans Kendrick Light" w:hAnsi="Neue Hans Kendrick"/>
-                <w:b/>
-                <w:lang w:eastAsia="de-DE" w:bidi="de-DE"/>
-              </w:rPr>
-              <w:t xml:space="preserve"> }}</w:t>
-            </w:r>
-            <w:r>
-              <w:rPr>
-                <w:rFonts w:ascii="Neue Hans Kendrick" w:eastAsia="Neue Hans Kendrick Light" w:hAnsi="Neue Hans Kendrick"/>
-                <w:b/>
-                <w:lang w:eastAsia="de-DE" w:bidi="de-DE"/>
-              </w:rPr>
-              <w:t xml:space="preserve"> </w:t>
-            </w:r>
-            <w:r>
-              <w:rPr>
-                <w:rFonts w:ascii="Neue Hans Kendrick" w:eastAsia="Neue Hans Kendrick Light" w:hAnsi="Neue Hans Kendrick"/>
-                <w:b/>
-                <w:lang w:eastAsia="de-DE" w:bidi="de-DE"/>
-              </w:rPr>
-              <w:t>€</w:t>
-            </w:r>
-          </w:p>
-        </w:tc>
-        <w:tc>
-          <w:tcPr>
-            <w:tcW w:w="2410" w:type="dxa"/>
-          </w:tcPr>
-          <w:p>
-            <w:pPr>
-              <w:widowControl w:val="0"/>
-              <w:tabs>
-                <w:tab w:val="right" w:pos="4252"/>
-                <w:tab w:val="decimal" w:pos="5386"/>
-                <w:tab w:val="decimal" w:pos="7370"/>
-                <w:tab w:val="right" w:pos="9524"/>
-                <w:tab w:val="left" w:pos="9781"/>
-                <w:tab w:val="left" w:pos="10800"/>
-                <w:tab w:val="left" w:pos="11520"/>
-                <w:tab w:val="left" w:pos="12240"/>
-                <w:tab w:val="left" w:pos="12960"/>
-                <w:tab w:val="left" w:pos="13680"/>
-                <w:tab w:val="left" w:pos="14400"/>
-                <w:tab w:val="left" w:pos="15120"/>
-                <w:tab w:val="left" w:pos="15840"/>
-                <w:tab w:val="left" w:pos="16560"/>
-              </w:tabs>
-              <w:spacing w:line="240" w:lineRule="atLeast"/>
-              <w:jc w:val="right"/>
-              <w:rPr>
-                <w:rFonts w:ascii="Neue Hans Kendrick" w:eastAsia="Neue Hans Kendrick Light" w:hAnsi="Neue Hans Kendrick"/>
-                <w:bCs/>
-                <w:lang w:eastAsia="de-DE" w:bidi="de-DE"/>
-              </w:rPr>
-            </w:pPr>
-            <w:r>
-              <w:rPr>
-                <w:rFonts w:ascii="Neue Hans Kendrick" w:eastAsia="Neue Hans Kendrick Light" w:hAnsi="Neue Hans Kendrick"/>
-                <w:b/>
-                <w:lang w:eastAsia="de-DE" w:bidi="de-DE"/>
-              </w:rPr>
-              <w:t>{{ total_invoice_</w:t>
-            </w:r>
-            <w:r>
-              <w:rPr>
-                <w:rFonts w:ascii="Neue Hans Kendrick" w:eastAsia="Neue Hans Kendrick Light" w:hAnsi="Neue Hans Kendrick"/>
-                <w:b/>
-                <w:lang w:eastAsia="de-DE" w:bidi="de-DE"/>
-              </w:rPr>
-              <w:t>net</w:t>
-            </w:r>
-            <w:r>
-              <w:rPr>
-                <w:rFonts w:ascii="Neue Hans Kendrick" w:eastAsia="Neue Hans Kendrick Light" w:hAnsi="Neue Hans Kendrick"/>
-                <w:b/>
-                <w:lang w:eastAsia="de-DE" w:bidi="de-DE"/>
-              </w:rPr>
-              <w:t xml:space="preserve"> }}</w:t>
-            </w:r>
-            <w:r>
-              <w:rPr>
-                <w:rFonts w:ascii="Neue Hans Kendrick" w:eastAsia="Neue Hans Kendrick Light" w:hAnsi="Neue Hans Kendrick"/>
-                <w:b/>
-                <w:lang w:eastAsia="de-DE" w:bidi="de-DE"/>
-              </w:rPr>
-              <w:t xml:space="preserve"> </w:t>
-            </w:r>
-            <w:r>
-              <w:rPr>
-                <w:rFonts w:ascii="Neue Hans Kendrick" w:eastAsia="Neue Hans Kendrick Light" w:hAnsi="Neue Hans Kendrick"/>
-                <w:b/>
-                <w:lang w:eastAsia="de-DE" w:bidi="de-DE"/>
-              </w:rPr>
-              <w:t>€</w:t>
-            </w:r>
-          </w:p>
-        </w:tc>
-        <w:tc>
-          <w:tcPr>
-            <w:tcW w:w="2410" w:type="dxa"/>
-            <w:vAlign w:val="center"/>
-          </w:tcPr>
-          <w:p>
-            <w:pPr>
-              <w:widowControl w:val="0"/>
-              <w:tabs>
-                <w:tab w:val="right" w:pos="4252"/>
-                <w:tab w:val="decimal" w:pos="5386"/>
-                <w:tab w:val="decimal" w:pos="7370"/>
-                <w:tab w:val="right" w:pos="9524"/>
-                <w:tab w:val="left" w:pos="9781"/>
-                <w:tab w:val="left" w:pos="10800"/>
-                <w:tab w:val="left" w:pos="11520"/>
-                <w:tab w:val="left" w:pos="12240"/>
-                <w:tab w:val="left" w:pos="12960"/>
-                <w:tab w:val="left" w:pos="13680"/>
-                <w:tab w:val="left" w:pos="14400"/>
-                <w:tab w:val="left" w:pos="15120"/>
-                <w:tab w:val="left" w:pos="15840"/>
-                <w:tab w:val="left" w:pos="16560"/>
-              </w:tabs>
-              <w:spacing w:line="240" w:lineRule="atLeast"/>
-              <w:jc w:val="right"/>
-              <w:rPr>
-                <w:rFonts w:ascii="Neue Hans Kendrick" w:eastAsia="Neue Hans Kendrick Light" w:hAnsi="Neue Hans Kendrick"/>
-                <w:b/>
-                <w:lang w:eastAsia="de-DE" w:bidi="de-DE"/>
-              </w:rPr>
-            </w:pPr>
-            <w:r>
-              <w:rPr>
-                <w:rFonts w:ascii="Neue Hans Kendrick" w:eastAsia="Neue Hans Kendrick Light" w:hAnsi="Neue Hans Kendrick"/>
-                <w:b/>
-                <w:lang w:eastAsia="de-DE" w:bidi="de-DE"/>
-              </w:rPr>
-              <w:t>{{ total_invoice_gross }}</w:t>
-            </w:r>
-            <w:r>
-              <w:rPr>
-                <w:rFonts w:ascii="Neue Hans Kendrick" w:eastAsia="Neue Hans Kendrick Light" w:hAnsi="Neue Hans Kendrick"/>
-                <w:b/>
-                <w:lang w:eastAsia="de-DE" w:bidi="de-DE"/>
-              </w:rPr>
-              <w:t xml:space="preserve"> </w:t>
-            </w:r>
-            <w:r>
-              <w:rPr>
-                <w:rFonts w:ascii="Neue Hans Kendrick" w:eastAsia="Neue Hans Kendrick Light" w:hAnsi="Neue Hans Kendrick"/>
-                <w:b/>
-                <w:lang w:eastAsia="de-DE" w:bidi="de-DE"/>
-              </w:rPr>
-              <w:t>€</w:t>
-            </w:r>
-          </w:p>
-        </w:tc>
-      </w:tr>
-    </w:tbl>
-    <w:p>
-      <w:pPr>
-        <w:rPr>
-          <w:rFonts w:ascii="Neue Hans Kendrick" w:hAnsi="Neue Hans Kendrick"/>
-          <w:sz w:val="2"/>
-          <w:szCs w:val="2"/>
-        </w:rPr>
-      </w:pPr>
-      <w:r>
-        <w:rPr>
-          <w:rFonts w:ascii="Neue Hans Kendrick" w:hAnsi="Neue Hans Kendrick"/>
-          <w:sz w:val="2"/>
-          <w:szCs w:val="2"/>
-        </w:rPr>
-        <w:t>{% endif %}</w:t>
-      </w:r>
-    </w:p>
-    <w:p>
-      <w:pPr>
-        <w:widowControl w:val="0"/>
-        <w:tabs>
-          <w:tab w:val="decimal" w:pos="6236"/>
-          <w:tab w:val="right" w:pos="9524"/>
-          <w:tab w:val="left" w:pos="10080"/>
-          <w:tab w:val="left" w:pos="10800"/>
-          <w:tab w:val="left" w:pos="11520"/>
-          <w:tab w:val="left" w:pos="12240"/>
-          <w:tab w:val="left" w:pos="12960"/>
-          <w:tab w:val="left" w:pos="13680"/>
-          <w:tab w:val="left" w:pos="14400"/>
-          <w:tab w:val="left" w:pos="15120"/>
-          <w:tab w:val="left" w:pos="15840"/>
-          <w:tab w:val="left" w:pos="16560"/>
-          <w:tab w:val="left" w:pos="17280"/>
-          <w:tab w:val="left" w:pos="18000"/>
-        </w:tabs>
-        <w:spacing w:line="240" w:lineRule="atLeast"/>
-        <w:rPr>
           <w:rFonts w:ascii="Neue Hans Kendrick" w:hAnsi="Neue Hans Kendrick"/>
           <w:sz w:val="2"/>
           <w:szCs w:val="2"/>
@@ -10781,7 +10690,7 @@
           <w:lang w:eastAsia="de-DE" w:bidi="de-DE"/>
         </w:rPr>
       </w:pPr>
-      <w:bookmarkStart w:id="7" w:name="_Hlk192251071"/>
+      <w:bookmarkStart w:id="11" w:name="_Hlk192251071"/>
       <w:r>
         <w:rPr>
           <w:rFonts w:ascii="Neue Hans Kendrick" w:eastAsia="Neue Hans Kendrick Light" w:hAnsi="Neue Hans Kendrick"/>
@@ -10804,8 +10713,8 @@
       <w:tblGrid>
         <w:gridCol w:w="4995"/>
         <w:gridCol w:w="1070"/>
-        <w:gridCol w:w="1292"/>
-        <w:gridCol w:w="2141"/>
+        <w:gridCol w:w="1045"/>
+        <w:gridCol w:w="2388"/>
       </w:tblGrid>
       <w:tr>
         <w:trPr>
@@ -10813,12 +10722,12 @@
         </w:trPr>
         <w:tc>
           <w:tcPr>
-            <w:tcW w:w="5004" w:type="dxa"/>
+            <w:tcW w:w="4995" w:type="dxa"/>
             <w:tcBorders>
               <w:top w:val="single" w:sz="6" w:space="0" w:color="auto"/>
             </w:tcBorders>
           </w:tcPr>
-          <w:bookmarkEnd w:id="7"/>
+          <w:bookmarkEnd w:id="11"/>
           <w:p>
             <w:pPr>
               <w:widowControl w:val="0"/>
@@ -10853,7 +10762,7 @@
         </w:tc>
         <w:tc>
           <w:tcPr>
-            <w:tcW w:w="1073" w:type="dxa"/>
+            <w:tcW w:w="1070" w:type="dxa"/>
             <w:tcBorders>
               <w:top w:val="single" w:sz="6" w:space="0" w:color="auto"/>
             </w:tcBorders>
@@ -10887,7 +10796,7 @@
         </w:tc>
         <w:tc>
           <w:tcPr>
-            <w:tcW w:w="1296" w:type="dxa"/>
+            <w:tcW w:w="1045" w:type="dxa"/>
             <w:tcBorders>
               <w:top w:val="single" w:sz="6" w:space="0" w:color="auto"/>
             </w:tcBorders>
@@ -10921,7 +10830,7 @@
         </w:tc>
         <w:tc>
           <w:tcPr>
-            <w:tcW w:w="2125" w:type="dxa"/>
+            <w:tcW w:w="2388" w:type="dxa"/>
             <w:tcBorders>
               <w:top w:val="single" w:sz="6" w:space="0" w:color="auto"/>
             </w:tcBorders>
@@ -10967,7 +10876,7 @@
         </w:trPr>
         <w:tc>
           <w:tcPr>
-            <w:tcW w:w="5004" w:type="dxa"/>
+            <w:tcW w:w="4995" w:type="dxa"/>
             <w:tcBorders>
               <w:bottom w:val="nil"/>
             </w:tcBorders>
@@ -11035,7 +10944,7 @@
         </w:tc>
         <w:tc>
           <w:tcPr>
-            <w:tcW w:w="1073" w:type="dxa"/>
+            <w:tcW w:w="1070" w:type="dxa"/>
             <w:tcBorders>
               <w:bottom w:val="nil"/>
             </w:tcBorders>
@@ -11069,7 +10978,7 @@
         </w:tc>
         <w:tc>
           <w:tcPr>
-            <w:tcW w:w="1296" w:type="dxa"/>
+            <w:tcW w:w="1045" w:type="dxa"/>
             <w:tcBorders>
               <w:bottom w:val="nil"/>
             </w:tcBorders>
@@ -11103,7 +11012,7 @@
         </w:tc>
         <w:tc>
           <w:tcPr>
-            <w:tcW w:w="2125" w:type="dxa"/>
+            <w:tcW w:w="2388" w:type="dxa"/>
             <w:tcBorders>
               <w:bottom w:val="nil"/>
             </w:tcBorders>
@@ -11163,7 +11072,7 @@
         </w:trPr>
         <w:tc>
           <w:tcPr>
-            <w:tcW w:w="5004" w:type="dxa"/>
+            <w:tcW w:w="4995" w:type="dxa"/>
             <w:tcBorders>
               <w:top w:val="nil"/>
               <w:bottom w:val="single" w:sz="4" w:space="0" w:color="auto"/>
@@ -11208,7 +11117,7 @@
         </w:tc>
         <w:tc>
           <w:tcPr>
-            <w:tcW w:w="1073" w:type="dxa"/>
+            <w:tcW w:w="1070" w:type="dxa"/>
             <w:tcBorders>
               <w:top w:val="nil"/>
               <w:bottom w:val="single" w:sz="4" w:space="0" w:color="auto"/>
@@ -11244,7 +11153,7 @@
         </w:tc>
         <w:tc>
           <w:tcPr>
-            <w:tcW w:w="1296" w:type="dxa"/>
+            <w:tcW w:w="1045" w:type="dxa"/>
             <w:tcBorders>
               <w:top w:val="nil"/>
               <w:bottom w:val="single" w:sz="4" w:space="0" w:color="auto"/>
@@ -11280,7 +11189,7 @@
         </w:tc>
         <w:tc>
           <w:tcPr>
-            <w:tcW w:w="2125" w:type="dxa"/>
+            <w:tcW w:w="2388" w:type="dxa"/>
             <w:tcBorders>
               <w:top w:val="nil"/>
               <w:bottom w:val="single" w:sz="4" w:space="0" w:color="auto"/>
@@ -12776,6 +12685,7 @@
                               <w:p>
                                 <w:pPr>
                                   <w:rPr>
+                                    <w:rFonts w:ascii="Neue Hans Kendrick" w:hAnsi="Neue Hans Kendrick"/>
                                     <w:b/>
                                     <w:bCs/>
                                     <w:color w:val="000000"/>
@@ -12792,7 +12702,7 @@
                               <w:p>
                                 <w:pPr>
                                   <w:rPr>
-                                    <w:rFonts w:cs="Calibri"/>
+                                    <w:rFonts w:ascii="Neue Hans Kendrick" w:hAnsi="Neue Hans Kendrick" w:cs="Calibri"/>
                                     <w:b/>
                                     <w:bCs/>
                                     <w:color w:val="000000"/>
@@ -12810,6 +12720,7 @@
                                 <w:pPr>
                                   <w:ind w:left="32"/>
                                   <w:rPr>
+                                    <w:rFonts w:ascii="Neue Hans Kendrick" w:hAnsi="Neue Hans Kendrick"/>
                                     <w:b/>
                                     <w:bCs/>
                                     <w:spacing w:val="-6"/>
@@ -12826,6 +12737,7 @@
                               <w:p>
                                 <w:pPr>
                                   <w:rPr>
+                                    <w:rFonts w:ascii="Neue Hans Kendrick" w:hAnsi="Neue Hans Kendrick"/>
                                     <w:spacing w:val="-6"/>
                                     <w:sz w:val="12"/>
                                     <w:szCs w:val="12"/>
@@ -12840,6 +12752,7 @@
                               <w:p>
                                 <w:pPr>
                                   <w:rPr>
+                                    <w:rFonts w:ascii="Neue Hans Kendrick" w:hAnsi="Neue Hans Kendrick"/>
                                     <w:spacing w:val="-6"/>
                                     <w:sz w:val="12"/>
                                     <w:szCs w:val="12"/>
@@ -12859,33 +12772,25 @@
                               <w:p>
                                 <w:pPr>
                                   <w:rPr>
-                                    <w:rFonts w:cstheme="minorBidi"/>
+                                    <w:rFonts w:ascii="Neue Hans Kendrick" w:hAnsi="Neue Hans Kendrick" w:cstheme="minorBidi"/>
                                     <w:sz w:val="12"/>
                                     <w:szCs w:val="12"/>
                                   </w:rPr>
                                 </w:pPr>
                                 <w:r>
                                   <w:rPr>
+                                    <w:rFonts w:ascii="Neue Hans Kendrick" w:hAnsi="Neue Hans Kendrick"/>
                                     <w:b/>
                                     <w:bCs/>
                                     <w:color w:val="000000"/>
                                     <w:sz w:val="12"/>
                                     <w:szCs w:val="12"/>
                                   </w:rPr>
-                                  <w:t xml:space="preserve">PAGE </w:t>
+                                  <w:t xml:space="preserve">PAGE  </w:t>
                                 </w:r>
                                 <w:r>
                                   <w:rPr>
-                                    <w:b/>
-                                    <w:bCs/>
-                                    <w:color w:val="000000"/>
-                                    <w:sz w:val="12"/>
-                                    <w:szCs w:val="12"/>
-                                  </w:rPr>
-                                  <w:t xml:space="preserve"> </w:t>
-                                </w:r>
-                                <w:r>
-                                  <w:rPr>
+                                    <w:rFonts w:ascii="Neue Hans Kendrick" w:hAnsi="Neue Hans Kendrick"/>
                                     <w:b/>
                                     <w:bCs/>
                                     <w:sz w:val="12"/>
@@ -12895,6 +12800,7 @@
                                 </w:r>
                                 <w:r>
                                   <w:rPr>
+                                    <w:rFonts w:ascii="Neue Hans Kendrick" w:hAnsi="Neue Hans Kendrick"/>
                                     <w:b/>
                                     <w:bCs/>
                                     <w:sz w:val="12"/>
@@ -12904,6 +12810,7 @@
                                 </w:r>
                                 <w:r>
                                   <w:rPr>
+                                    <w:rFonts w:ascii="Neue Hans Kendrick" w:hAnsi="Neue Hans Kendrick"/>
                                     <w:b/>
                                     <w:bCs/>
                                     <w:sz w:val="12"/>
@@ -12913,6 +12820,7 @@
                                 </w:r>
                                 <w:r>
                                   <w:rPr>
+                                    <w:rFonts w:ascii="Neue Hans Kendrick" w:hAnsi="Neue Hans Kendrick"/>
                                     <w:b/>
                                     <w:bCs/>
                                     <w:sz w:val="12"/>
@@ -12922,6 +12830,7 @@
                                 </w:r>
                                 <w:r>
                                   <w:rPr>
+                                    <w:rFonts w:ascii="Neue Hans Kendrick" w:hAnsi="Neue Hans Kendrick"/>
                                     <w:b/>
                                     <w:bCs/>
                                     <w:sz w:val="12"/>
@@ -12931,6 +12840,7 @@
                                 </w:r>
                                 <w:r>
                                   <w:rPr>
+                                    <w:rFonts w:ascii="Neue Hans Kendrick" w:hAnsi="Neue Hans Kendrick"/>
                                     <w:sz w:val="12"/>
                                     <w:szCs w:val="12"/>
                                   </w:rPr>
@@ -12938,6 +12848,7 @@
                                 </w:r>
                                 <w:r>
                                   <w:rPr>
+                                    <w:rFonts w:ascii="Neue Hans Kendrick" w:hAnsi="Neue Hans Kendrick"/>
                                     <w:sz w:val="12"/>
                                     <w:szCs w:val="12"/>
                                   </w:rPr>
@@ -12945,6 +12856,7 @@
                                 </w:r>
                                 <w:r>
                                   <w:rPr>
+                                    <w:rFonts w:ascii="Neue Hans Kendrick" w:hAnsi="Neue Hans Kendrick"/>
                                     <w:sz w:val="12"/>
                                     <w:szCs w:val="12"/>
                                   </w:rPr>
@@ -12952,6 +12864,7 @@
                                 </w:r>
                                 <w:r>
                                   <w:rPr>
+                                    <w:rFonts w:ascii="Neue Hans Kendrick" w:hAnsi="Neue Hans Kendrick"/>
                                     <w:sz w:val="12"/>
                                     <w:szCs w:val="12"/>
                                   </w:rPr>
@@ -12959,6 +12872,7 @@
                                 </w:r>
                                 <w:r>
                                   <w:rPr>
+                                    <w:rFonts w:ascii="Neue Hans Kendrick" w:hAnsi="Neue Hans Kendrick"/>
                                     <w:sz w:val="12"/>
                                     <w:szCs w:val="12"/>
                                   </w:rPr>
@@ -12966,6 +12880,7 @@
                                 </w:r>
                                 <w:r>
                                   <w:rPr>
+                                    <w:rFonts w:ascii="Neue Hans Kendrick" w:hAnsi="Neue Hans Kendrick"/>
                                     <w:sz w:val="12"/>
                                     <w:szCs w:val="12"/>
                                   </w:rPr>
@@ -12983,7 +12898,7 @@
                               <w:p>
                                 <w:pPr>
                                   <w:rPr>
-                                    <w:rFonts w:cs="Calibri"/>
+                                    <w:rFonts w:ascii="Neue Hans Kendrick" w:hAnsi="Neue Hans Kendrick" w:cs="Calibri"/>
                                     <w:b/>
                                     <w:bCs/>
                                     <w:color w:val="000000"/>
@@ -13006,6 +12921,7 @@
                                   <w:spacing w:line="216" w:lineRule="auto"/>
                                   <w:ind w:left="34"/>
                                   <w:rPr>
+                                    <w:rFonts w:ascii="Neue Hans Kendrick" w:hAnsi="Neue Hans Kendrick"/>
                                     <w:spacing w:val="-6"/>
                                     <w:sz w:val="12"/>
                                     <w:szCs w:val="12"/>
@@ -13013,6 +12929,7 @@
                                 </w:pPr>
                                 <w:r>
                                   <w:rPr>
+                                    <w:rFonts w:ascii="Neue Hans Kendrick" w:hAnsi="Neue Hans Kendrick"/>
                                     <w:b/>
                                     <w:bCs/>
                                     <w:spacing w:val="-6"/>
@@ -13023,6 +12940,7 @@
                                 </w:r>
                                 <w:r>
                                   <w:rPr>
+                                    <w:rFonts w:ascii="Neue Hans Kendrick" w:hAnsi="Neue Hans Kendrick"/>
                                     <w:spacing w:val="-6"/>
                                     <w:sz w:val="12"/>
                                     <w:szCs w:val="12"/>
@@ -13035,6 +12953,7 @@
                                   <w:spacing w:line="216" w:lineRule="auto"/>
                                   <w:ind w:left="34"/>
                                   <w:rPr>
+                                    <w:rFonts w:ascii="Neue Hans Kendrick" w:hAnsi="Neue Hans Kendrick"/>
                                     <w:spacing w:val="-6"/>
                                     <w:sz w:val="12"/>
                                     <w:szCs w:val="12"/>
@@ -13042,6 +12961,7 @@
                                 </w:pPr>
                                 <w:r>
                                   <w:rPr>
+                                    <w:rFonts w:ascii="Neue Hans Kendrick" w:hAnsi="Neue Hans Kendrick"/>
                                     <w:spacing w:val="-6"/>
                                     <w:sz w:val="12"/>
                                     <w:szCs w:val="12"/>
@@ -13054,6 +12974,7 @@
                                   <w:spacing w:line="216" w:lineRule="auto"/>
                                   <w:ind w:left="34"/>
                                   <w:rPr>
+                                    <w:rFonts w:ascii="Neue Hans Kendrick" w:hAnsi="Neue Hans Kendrick"/>
                                     <w:spacing w:val="-6"/>
                                     <w:sz w:val="12"/>
                                     <w:szCs w:val="12"/>
@@ -13061,6 +12982,7 @@
                                 </w:pPr>
                                 <w:r>
                                   <w:rPr>
+                                    <w:rFonts w:ascii="Neue Hans Kendrick" w:hAnsi="Neue Hans Kendrick"/>
                                     <w:spacing w:val="-6"/>
                                     <w:sz w:val="12"/>
                                     <w:szCs w:val="12"/>
@@ -13073,6 +12995,7 @@
                                   <w:spacing w:line="216" w:lineRule="auto"/>
                                   <w:ind w:left="34"/>
                                   <w:rPr>
+                                    <w:rFonts w:ascii="Neue Hans Kendrick" w:hAnsi="Neue Hans Kendrick"/>
                                     <w:b/>
                                     <w:bCs/>
                                     <w:spacing w:val="-6"/>
@@ -13082,6 +13005,7 @@
                                 </w:pPr>
                                 <w:r>
                                   <w:rPr>
+                                    <w:rFonts w:ascii="Neue Hans Kendrick" w:hAnsi="Neue Hans Kendrick"/>
                                     <w:spacing w:val="-6"/>
                                     <w:sz w:val="12"/>
                                     <w:szCs w:val="12"/>
@@ -13102,6 +13026,7 @@
                                 <w:pPr>
                                   <w:spacing w:line="216" w:lineRule="auto"/>
                                   <w:rPr>
+                                    <w:rFonts w:ascii="Neue Hans Kendrick" w:hAnsi="Neue Hans Kendrick"/>
                                     <w:spacing w:val="-6"/>
                                     <w:sz w:val="12"/>
                                     <w:szCs w:val="12"/>
@@ -13109,7 +13034,7 @@
                                 </w:pPr>
                                 <w:r>
                                   <w:rPr>
-                                    <w:rFonts w:eastAsia="Neue Hans Kendrick Light" w:cs="Neue Hans Kendrick Light"/>
+                                    <w:rFonts w:ascii="Neue Hans Kendrick" w:eastAsia="Neue Hans Kendrick Light" w:hAnsi="Neue Hans Kendrick" w:cs="Neue Hans Kendrick Light"/>
                                     <w:sz w:val="12"/>
                                     <w:lang w:eastAsia="de-DE" w:bidi="de-DE"/>
                                   </w:rPr>
@@ -13117,6 +13042,7 @@
                                 </w:r>
                                 <w:r>
                                   <w:rPr>
+                                    <w:rFonts w:ascii="Neue Hans Kendrick" w:hAnsi="Neue Hans Kendrick"/>
                                     <w:spacing w:val="-6"/>
                                     <w:sz w:val="12"/>
                                     <w:szCs w:val="12"/>
@@ -13128,6 +13054,7 @@
                                 <w:pPr>
                                   <w:spacing w:line="216" w:lineRule="auto"/>
                                   <w:rPr>
+                                    <w:rFonts w:ascii="Neue Hans Kendrick" w:hAnsi="Neue Hans Kendrick"/>
                                     <w:spacing w:val="-6"/>
                                     <w:sz w:val="12"/>
                                     <w:szCs w:val="12"/>
@@ -13135,6 +13062,7 @@
                                 </w:pPr>
                                 <w:r>
                                   <w:rPr>
+                                    <w:rFonts w:ascii="Neue Hans Kendrick" w:hAnsi="Neue Hans Kendrick"/>
                                     <w:spacing w:val="-6"/>
                                     <w:sz w:val="12"/>
                                     <w:szCs w:val="12"/>
@@ -13146,6 +13074,7 @@
                                 <w:pPr>
                                   <w:spacing w:line="216" w:lineRule="auto"/>
                                   <w:rPr>
+                                    <w:rFonts w:ascii="Neue Hans Kendrick" w:hAnsi="Neue Hans Kendrick"/>
                                     <w:spacing w:val="-6"/>
                                     <w:sz w:val="12"/>
                                     <w:szCs w:val="12"/>
@@ -13154,7 +13083,7 @@
                                 </w:pPr>
                                 <w:r>
                                   <w:rPr>
-                                    <w:rFonts w:eastAsia="Neue Hans Kendrick Light"/>
+                                    <w:rFonts w:ascii="Neue Hans Kendrick" w:eastAsia="Neue Hans Kendrick Light" w:hAnsi="Neue Hans Kendrick"/>
                                     <w:sz w:val="12"/>
                                     <w:lang w:val="en-GB" w:eastAsia="en-GB" w:bidi="en-GB"/>
                                   </w:rPr>
@@ -13162,6 +13091,7 @@
                                 </w:r>
                                 <w:r>
                                   <w:rPr>
+                                    <w:rFonts w:ascii="Neue Hans Kendrick" w:hAnsi="Neue Hans Kendrick"/>
                                     <w:spacing w:val="-6"/>
                                     <w:sz w:val="12"/>
                                     <w:szCs w:val="12"/>
@@ -13174,6 +13104,7 @@
                                 <w:pPr>
                                   <w:spacing w:line="216" w:lineRule="auto"/>
                                   <w:rPr>
+                                    <w:rFonts w:ascii="Neue Hans Kendrick" w:hAnsi="Neue Hans Kendrick"/>
                                     <w:spacing w:val="-6"/>
                                     <w:sz w:val="12"/>
                                     <w:szCs w:val="12"/>
@@ -13182,7 +13113,7 @@
                                 </w:pPr>
                                 <w:r>
                                   <w:rPr>
-                                    <w:rFonts w:eastAsia="Neue Hans Kendrick Light"/>
+                                    <w:rFonts w:ascii="Neue Hans Kendrick" w:eastAsia="Neue Hans Kendrick Light" w:hAnsi="Neue Hans Kendrick"/>
                                     <w:sz w:val="12"/>
                                     <w:lang w:val="en-GB" w:eastAsia="en-GB" w:bidi="en-GB"/>
                                   </w:rPr>
@@ -13190,6 +13121,7 @@
                                 </w:r>
                                 <w:r>
                                   <w:rPr>
+                                    <w:rFonts w:ascii="Neue Hans Kendrick" w:hAnsi="Neue Hans Kendrick"/>
                                     <w:spacing w:val="-6"/>
                                     <w:sz w:val="12"/>
                                     <w:szCs w:val="12"/>
@@ -13210,6 +13142,7 @@
                                 <w:pPr>
                                   <w:spacing w:line="216" w:lineRule="auto"/>
                                   <w:rPr>
+                                    <w:rFonts w:ascii="Neue Hans Kendrick" w:hAnsi="Neue Hans Kendrick"/>
                                     <w:spacing w:val="-6"/>
                                     <w:sz w:val="12"/>
                                     <w:szCs w:val="12"/>
@@ -13217,7 +13150,7 @@
                                 </w:pPr>
                                 <w:r>
                                   <w:rPr>
-                                    <w:rFonts w:eastAsia="Neue Hans Kendrick Light"/>
+                                    <w:rFonts w:ascii="Neue Hans Kendrick" w:eastAsia="Neue Hans Kendrick Light" w:hAnsi="Neue Hans Kendrick"/>
                                     <w:sz w:val="12"/>
                                     <w:lang w:eastAsia="de-DE" w:bidi="de-DE"/>
                                   </w:rPr>
@@ -13225,6 +13158,7 @@
                                 </w:r>
                                 <w:r>
                                   <w:rPr>
+                                    <w:rFonts w:ascii="Neue Hans Kendrick" w:hAnsi="Neue Hans Kendrick"/>
                                     <w:spacing w:val="-6"/>
                                     <w:sz w:val="12"/>
                                     <w:szCs w:val="12"/>
@@ -13236,6 +13170,7 @@
                                 <w:pPr>
                                   <w:spacing w:line="216" w:lineRule="auto"/>
                                   <w:rPr>
+                                    <w:rFonts w:ascii="Neue Hans Kendrick" w:hAnsi="Neue Hans Kendrick"/>
                                     <w:spacing w:val="-6"/>
                                     <w:sz w:val="12"/>
                                     <w:szCs w:val="12"/>
@@ -13243,6 +13178,7 @@
                                 </w:pPr>
                                 <w:r>
                                   <w:rPr>
+                                    <w:rFonts w:ascii="Neue Hans Kendrick" w:hAnsi="Neue Hans Kendrick"/>
                                     <w:spacing w:val="-6"/>
                                     <w:sz w:val="12"/>
                                     <w:szCs w:val="12"/>
@@ -13254,6 +13190,7 @@
                                 <w:pPr>
                                   <w:spacing w:line="216" w:lineRule="auto"/>
                                   <w:rPr>
+                                    <w:rFonts w:ascii="Neue Hans Kendrick" w:hAnsi="Neue Hans Kendrick"/>
                                     <w:spacing w:val="-6"/>
                                     <w:sz w:val="12"/>
                                     <w:szCs w:val="12"/>
@@ -13261,6 +13198,7 @@
                                 </w:pPr>
                                 <w:r>
                                   <w:rPr>
+                                    <w:rFonts w:ascii="Neue Hans Kendrick" w:hAnsi="Neue Hans Kendrick"/>
                                     <w:spacing w:val="-6"/>
                                     <w:sz w:val="12"/>
                                     <w:szCs w:val="12"/>
@@ -13272,6 +13210,7 @@
                                 <w:pPr>
                                   <w:spacing w:line="216" w:lineRule="auto"/>
                                   <w:rPr>
+                                    <w:rFonts w:ascii="Neue Hans Kendrick" w:hAnsi="Neue Hans Kendrick"/>
                                     <w:spacing w:val="-6"/>
                                     <w:sz w:val="12"/>
                                     <w:szCs w:val="12"/>
@@ -13279,7 +13218,7 @@
                                 </w:pPr>
                                 <w:r>
                                   <w:rPr>
-                                    <w:rFonts w:eastAsia="Neue Hans Kendrick Light"/>
+                                    <w:rFonts w:ascii="Neue Hans Kendrick" w:eastAsia="Neue Hans Kendrick Light" w:hAnsi="Neue Hans Kendrick"/>
                                     <w:sz w:val="12"/>
                                     <w:lang w:eastAsia="de-DE" w:bidi="de-DE"/>
                                   </w:rPr>
@@ -13287,6 +13226,7 @@
                                 </w:r>
                                 <w:r>
                                   <w:rPr>
+                                    <w:rFonts w:ascii="Neue Hans Kendrick" w:hAnsi="Neue Hans Kendrick"/>
                                     <w:spacing w:val="-6"/>
                                     <w:sz w:val="12"/>
                                     <w:szCs w:val="12"/>
@@ -13297,7 +13237,13 @@
                             </w:tc>
                           </w:tr>
                         </w:tbl>
-                        <w:p/>
+                        <w:p>
+                          <w:pPr>
+                            <w:rPr>
+                              <w:rFonts w:ascii="Neue Hans Kendrick" w:hAnsi="Neue Hans Kendrick"/>
+                            </w:rPr>
+                          </w:pPr>
+                        </w:p>
                       </w:txbxContent>
                     </wps:txbx>
                     <wps:bodyPr rot="0" spcFirstLastPara="0" vertOverflow="overflow" horzOverflow="overflow" vert="horz" wrap="square" lIns="91440" tIns="45720" rIns="91440" bIns="45720" numCol="1" spcCol="0" rtlCol="0" fromWordArt="0" anchor="t" anchorCtr="0" forceAA="0" compatLnSpc="1">
@@ -13364,6 +13310,7 @@
                         <w:p>
                           <w:pPr>
                             <w:rPr>
+                              <w:rFonts w:ascii="Neue Hans Kendrick" w:hAnsi="Neue Hans Kendrick"/>
                               <w:b/>
                               <w:bCs/>
                               <w:color w:val="000000"/>
@@ -13380,7 +13327,7 @@
                         <w:p>
                           <w:pPr>
                             <w:rPr>
-                              <w:rFonts w:cs="Calibri"/>
+                              <w:rFonts w:ascii="Neue Hans Kendrick" w:hAnsi="Neue Hans Kendrick" w:cs="Calibri"/>
                               <w:b/>
                               <w:bCs/>
                               <w:color w:val="000000"/>
@@ -13398,6 +13345,7 @@
                           <w:pPr>
                             <w:ind w:left="32"/>
                             <w:rPr>
+                              <w:rFonts w:ascii="Neue Hans Kendrick" w:hAnsi="Neue Hans Kendrick"/>
                               <w:b/>
                               <w:bCs/>
                               <w:spacing w:val="-6"/>
@@ -13414,6 +13362,7 @@
                         <w:p>
                           <w:pPr>
                             <w:rPr>
+                              <w:rFonts w:ascii="Neue Hans Kendrick" w:hAnsi="Neue Hans Kendrick"/>
                               <w:spacing w:val="-6"/>
                               <w:sz w:val="12"/>
                               <w:szCs w:val="12"/>
@@ -13428,6 +13377,7 @@
                         <w:p>
                           <w:pPr>
                             <w:rPr>
+                              <w:rFonts w:ascii="Neue Hans Kendrick" w:hAnsi="Neue Hans Kendrick"/>
                               <w:spacing w:val="-6"/>
                               <w:sz w:val="12"/>
                               <w:szCs w:val="12"/>
@@ -13447,33 +13397,25 @@
                         <w:p>
                           <w:pPr>
                             <w:rPr>
-                              <w:rFonts w:cstheme="minorBidi"/>
+                              <w:rFonts w:ascii="Neue Hans Kendrick" w:hAnsi="Neue Hans Kendrick" w:cstheme="minorBidi"/>
                               <w:sz w:val="12"/>
                               <w:szCs w:val="12"/>
                             </w:rPr>
                           </w:pPr>
                           <w:r>
                             <w:rPr>
+                              <w:rFonts w:ascii="Neue Hans Kendrick" w:hAnsi="Neue Hans Kendrick"/>
                               <w:b/>
                               <w:bCs/>
                               <w:color w:val="000000"/>
                               <w:sz w:val="12"/>
                               <w:szCs w:val="12"/>
                             </w:rPr>
-                            <w:t xml:space="preserve">PAGE </w:t>
+                            <w:t xml:space="preserve">PAGE  </w:t>
                           </w:r>
                           <w:r>
                             <w:rPr>
-                              <w:b/>
-                              <w:bCs/>
-                              <w:color w:val="000000"/>
-                              <w:sz w:val="12"/>
-                              <w:szCs w:val="12"/>
-                            </w:rPr>
-                            <w:t xml:space="preserve"> </w:t>
-                          </w:r>
-                          <w:r>
-                            <w:rPr>
+                              <w:rFonts w:ascii="Neue Hans Kendrick" w:hAnsi="Neue Hans Kendrick"/>
                               <w:b/>
                               <w:bCs/>
                               <w:sz w:val="12"/>
@@ -13483,6 +13425,7 @@
                           </w:r>
                           <w:r>
                             <w:rPr>
+                              <w:rFonts w:ascii="Neue Hans Kendrick" w:hAnsi="Neue Hans Kendrick"/>
                               <w:b/>
                               <w:bCs/>
                               <w:sz w:val="12"/>
@@ -13492,6 +13435,7 @@
                           </w:r>
                           <w:r>
                             <w:rPr>
+                              <w:rFonts w:ascii="Neue Hans Kendrick" w:hAnsi="Neue Hans Kendrick"/>
                               <w:b/>
                               <w:bCs/>
                               <w:sz w:val="12"/>
@@ -13501,6 +13445,7 @@
                           </w:r>
                           <w:r>
                             <w:rPr>
+                              <w:rFonts w:ascii="Neue Hans Kendrick" w:hAnsi="Neue Hans Kendrick"/>
                               <w:b/>
                               <w:bCs/>
                               <w:sz w:val="12"/>
@@ -13510,6 +13455,7 @@
                           </w:r>
                           <w:r>
                             <w:rPr>
+                              <w:rFonts w:ascii="Neue Hans Kendrick" w:hAnsi="Neue Hans Kendrick"/>
                               <w:b/>
                               <w:bCs/>
                               <w:sz w:val="12"/>
@@ -13519,6 +13465,7 @@
                           </w:r>
                           <w:r>
                             <w:rPr>
+                              <w:rFonts w:ascii="Neue Hans Kendrick" w:hAnsi="Neue Hans Kendrick"/>
                               <w:sz w:val="12"/>
                               <w:szCs w:val="12"/>
                             </w:rPr>
@@ -13526,6 +13473,7 @@
                           </w:r>
                           <w:r>
                             <w:rPr>
+                              <w:rFonts w:ascii="Neue Hans Kendrick" w:hAnsi="Neue Hans Kendrick"/>
                               <w:sz w:val="12"/>
                               <w:szCs w:val="12"/>
                             </w:rPr>
@@ -13533,6 +13481,7 @@
                           </w:r>
                           <w:r>
                             <w:rPr>
+                              <w:rFonts w:ascii="Neue Hans Kendrick" w:hAnsi="Neue Hans Kendrick"/>
                               <w:sz w:val="12"/>
                               <w:szCs w:val="12"/>
                             </w:rPr>
@@ -13540,6 +13489,7 @@
                           </w:r>
                           <w:r>
                             <w:rPr>
+                              <w:rFonts w:ascii="Neue Hans Kendrick" w:hAnsi="Neue Hans Kendrick"/>
                               <w:sz w:val="12"/>
                               <w:szCs w:val="12"/>
                             </w:rPr>
@@ -13547,6 +13497,7 @@
                           </w:r>
                           <w:r>
                             <w:rPr>
+                              <w:rFonts w:ascii="Neue Hans Kendrick" w:hAnsi="Neue Hans Kendrick"/>
                               <w:sz w:val="12"/>
                               <w:szCs w:val="12"/>
                             </w:rPr>
@@ -13554,6 +13505,7 @@
                           </w:r>
                           <w:r>
                             <w:rPr>
+                              <w:rFonts w:ascii="Neue Hans Kendrick" w:hAnsi="Neue Hans Kendrick"/>
                               <w:sz w:val="12"/>
                               <w:szCs w:val="12"/>
                             </w:rPr>
@@ -13571,7 +13523,7 @@
                         <w:p>
                           <w:pPr>
                             <w:rPr>
-                              <w:rFonts w:cs="Calibri"/>
+                              <w:rFonts w:ascii="Neue Hans Kendrick" w:hAnsi="Neue Hans Kendrick" w:cs="Calibri"/>
                               <w:b/>
                               <w:bCs/>
                               <w:color w:val="000000"/>
@@ -13594,6 +13546,7 @@
                             <w:spacing w:line="216" w:lineRule="auto"/>
                             <w:ind w:left="34"/>
                             <w:rPr>
+                              <w:rFonts w:ascii="Neue Hans Kendrick" w:hAnsi="Neue Hans Kendrick"/>
                               <w:spacing w:val="-6"/>
                               <w:sz w:val="12"/>
                               <w:szCs w:val="12"/>
@@ -13601,6 +13554,7 @@
                           </w:pPr>
                           <w:r>
                             <w:rPr>
+                              <w:rFonts w:ascii="Neue Hans Kendrick" w:hAnsi="Neue Hans Kendrick"/>
                               <w:b/>
                               <w:bCs/>
                               <w:spacing w:val="-6"/>
@@ -13611,6 +13565,7 @@
                           </w:r>
                           <w:r>
                             <w:rPr>
+                              <w:rFonts w:ascii="Neue Hans Kendrick" w:hAnsi="Neue Hans Kendrick"/>
                               <w:spacing w:val="-6"/>
                               <w:sz w:val="12"/>
                               <w:szCs w:val="12"/>
@@ -13623,6 +13578,7 @@
                             <w:spacing w:line="216" w:lineRule="auto"/>
                             <w:ind w:left="34"/>
                             <w:rPr>
+                              <w:rFonts w:ascii="Neue Hans Kendrick" w:hAnsi="Neue Hans Kendrick"/>
                               <w:spacing w:val="-6"/>
                               <w:sz w:val="12"/>
                               <w:szCs w:val="12"/>
@@ -13630,6 +13586,7 @@
                           </w:pPr>
                           <w:r>
                             <w:rPr>
+                              <w:rFonts w:ascii="Neue Hans Kendrick" w:hAnsi="Neue Hans Kendrick"/>
                               <w:spacing w:val="-6"/>
                               <w:sz w:val="12"/>
                               <w:szCs w:val="12"/>
@@ -13642,6 +13599,7 @@
                             <w:spacing w:line="216" w:lineRule="auto"/>
                             <w:ind w:left="34"/>
                             <w:rPr>
+                              <w:rFonts w:ascii="Neue Hans Kendrick" w:hAnsi="Neue Hans Kendrick"/>
                               <w:spacing w:val="-6"/>
                               <w:sz w:val="12"/>
                               <w:szCs w:val="12"/>
@@ -13649,6 +13607,7 @@
                           </w:pPr>
                           <w:r>
                             <w:rPr>
+                              <w:rFonts w:ascii="Neue Hans Kendrick" w:hAnsi="Neue Hans Kendrick"/>
                               <w:spacing w:val="-6"/>
                               <w:sz w:val="12"/>
                               <w:szCs w:val="12"/>
@@ -13661,6 +13620,7 @@
                             <w:spacing w:line="216" w:lineRule="auto"/>
                             <w:ind w:left="34"/>
                             <w:rPr>
+                              <w:rFonts w:ascii="Neue Hans Kendrick" w:hAnsi="Neue Hans Kendrick"/>
                               <w:b/>
                               <w:bCs/>
                               <w:spacing w:val="-6"/>
@@ -13670,6 +13630,7 @@
                           </w:pPr>
                           <w:r>
                             <w:rPr>
+                              <w:rFonts w:ascii="Neue Hans Kendrick" w:hAnsi="Neue Hans Kendrick"/>
                               <w:spacing w:val="-6"/>
                               <w:sz w:val="12"/>
                               <w:szCs w:val="12"/>
@@ -13690,6 +13651,7 @@
                           <w:pPr>
                             <w:spacing w:line="216" w:lineRule="auto"/>
                             <w:rPr>
+                              <w:rFonts w:ascii="Neue Hans Kendrick" w:hAnsi="Neue Hans Kendrick"/>
                               <w:spacing w:val="-6"/>
                               <w:sz w:val="12"/>
                               <w:szCs w:val="12"/>
@@ -13697,7 +13659,7 @@
                           </w:pPr>
                           <w:r>
                             <w:rPr>
-                              <w:rFonts w:eastAsia="Neue Hans Kendrick Light" w:cs="Neue Hans Kendrick Light"/>
+                              <w:rFonts w:ascii="Neue Hans Kendrick" w:eastAsia="Neue Hans Kendrick Light" w:hAnsi="Neue Hans Kendrick" w:cs="Neue Hans Kendrick Light"/>
                               <w:sz w:val="12"/>
                               <w:lang w:eastAsia="de-DE" w:bidi="de-DE"/>
                             </w:rPr>
@@ -13705,6 +13667,7 @@
                           </w:r>
                           <w:r>
                             <w:rPr>
+                              <w:rFonts w:ascii="Neue Hans Kendrick" w:hAnsi="Neue Hans Kendrick"/>
                               <w:spacing w:val="-6"/>
                               <w:sz w:val="12"/>
                               <w:szCs w:val="12"/>
@@ -13716,6 +13679,7 @@
                           <w:pPr>
                             <w:spacing w:line="216" w:lineRule="auto"/>
                             <w:rPr>
+                              <w:rFonts w:ascii="Neue Hans Kendrick" w:hAnsi="Neue Hans Kendrick"/>
                               <w:spacing w:val="-6"/>
                               <w:sz w:val="12"/>
                               <w:szCs w:val="12"/>
@@ -13723,6 +13687,7 @@
                           </w:pPr>
                           <w:r>
                             <w:rPr>
+                              <w:rFonts w:ascii="Neue Hans Kendrick" w:hAnsi="Neue Hans Kendrick"/>
                               <w:spacing w:val="-6"/>
                               <w:sz w:val="12"/>
                               <w:szCs w:val="12"/>
@@ -13734,6 +13699,7 @@
                           <w:pPr>
                             <w:spacing w:line="216" w:lineRule="auto"/>
                             <w:rPr>
+                              <w:rFonts w:ascii="Neue Hans Kendrick" w:hAnsi="Neue Hans Kendrick"/>
                               <w:spacing w:val="-6"/>
                               <w:sz w:val="12"/>
                               <w:szCs w:val="12"/>
@@ -13742,7 +13708,7 @@
                           </w:pPr>
                           <w:r>
                             <w:rPr>
-                              <w:rFonts w:eastAsia="Neue Hans Kendrick Light"/>
+                              <w:rFonts w:ascii="Neue Hans Kendrick" w:eastAsia="Neue Hans Kendrick Light" w:hAnsi="Neue Hans Kendrick"/>
                               <w:sz w:val="12"/>
                               <w:lang w:val="en-GB" w:eastAsia="en-GB" w:bidi="en-GB"/>
                             </w:rPr>
@@ -13750,6 +13716,7 @@
                           </w:r>
                           <w:r>
                             <w:rPr>
+                              <w:rFonts w:ascii="Neue Hans Kendrick" w:hAnsi="Neue Hans Kendrick"/>
                               <w:spacing w:val="-6"/>
                               <w:sz w:val="12"/>
                               <w:szCs w:val="12"/>
@@ -13762,6 +13729,7 @@
                           <w:pPr>
                             <w:spacing w:line="216" w:lineRule="auto"/>
                             <w:rPr>
+                              <w:rFonts w:ascii="Neue Hans Kendrick" w:hAnsi="Neue Hans Kendrick"/>
                               <w:spacing w:val="-6"/>
                               <w:sz w:val="12"/>
                               <w:szCs w:val="12"/>
@@ -13770,7 +13738,7 @@
                           </w:pPr>
                           <w:r>
                             <w:rPr>
-                              <w:rFonts w:eastAsia="Neue Hans Kendrick Light"/>
+                              <w:rFonts w:ascii="Neue Hans Kendrick" w:eastAsia="Neue Hans Kendrick Light" w:hAnsi="Neue Hans Kendrick"/>
                               <w:sz w:val="12"/>
                               <w:lang w:val="en-GB" w:eastAsia="en-GB" w:bidi="en-GB"/>
                             </w:rPr>
@@ -13778,6 +13746,7 @@
                           </w:r>
                           <w:r>
                             <w:rPr>
+                              <w:rFonts w:ascii="Neue Hans Kendrick" w:hAnsi="Neue Hans Kendrick"/>
                               <w:spacing w:val="-6"/>
                               <w:sz w:val="12"/>
                               <w:szCs w:val="12"/>
@@ -13798,6 +13767,7 @@
                           <w:pPr>
                             <w:spacing w:line="216" w:lineRule="auto"/>
                             <w:rPr>
+                              <w:rFonts w:ascii="Neue Hans Kendrick" w:hAnsi="Neue Hans Kendrick"/>
                               <w:spacing w:val="-6"/>
                               <w:sz w:val="12"/>
                               <w:szCs w:val="12"/>
@@ -13805,7 +13775,7 @@
                           </w:pPr>
                           <w:r>
                             <w:rPr>
-                              <w:rFonts w:eastAsia="Neue Hans Kendrick Light"/>
+                              <w:rFonts w:ascii="Neue Hans Kendrick" w:eastAsia="Neue Hans Kendrick Light" w:hAnsi="Neue Hans Kendrick"/>
                               <w:sz w:val="12"/>
                               <w:lang w:eastAsia="de-DE" w:bidi="de-DE"/>
                             </w:rPr>
@@ -13813,6 +13783,7 @@
                           </w:r>
                           <w:r>
                             <w:rPr>
+                              <w:rFonts w:ascii="Neue Hans Kendrick" w:hAnsi="Neue Hans Kendrick"/>
                               <w:spacing w:val="-6"/>
                               <w:sz w:val="12"/>
                               <w:szCs w:val="12"/>
@@ -13824,6 +13795,7 @@
                           <w:pPr>
                             <w:spacing w:line="216" w:lineRule="auto"/>
                             <w:rPr>
+                              <w:rFonts w:ascii="Neue Hans Kendrick" w:hAnsi="Neue Hans Kendrick"/>
                               <w:spacing w:val="-6"/>
                               <w:sz w:val="12"/>
                               <w:szCs w:val="12"/>
@@ -13831,6 +13803,7 @@
                           </w:pPr>
                           <w:r>
                             <w:rPr>
+                              <w:rFonts w:ascii="Neue Hans Kendrick" w:hAnsi="Neue Hans Kendrick"/>
                               <w:spacing w:val="-6"/>
                               <w:sz w:val="12"/>
                               <w:szCs w:val="12"/>
@@ -13842,6 +13815,7 @@
                           <w:pPr>
                             <w:spacing w:line="216" w:lineRule="auto"/>
                             <w:rPr>
+                              <w:rFonts w:ascii="Neue Hans Kendrick" w:hAnsi="Neue Hans Kendrick"/>
                               <w:spacing w:val="-6"/>
                               <w:sz w:val="12"/>
                               <w:szCs w:val="12"/>
@@ -13849,6 +13823,7 @@
                           </w:pPr>
                           <w:r>
                             <w:rPr>
+                              <w:rFonts w:ascii="Neue Hans Kendrick" w:hAnsi="Neue Hans Kendrick"/>
                               <w:spacing w:val="-6"/>
                               <w:sz w:val="12"/>
                               <w:szCs w:val="12"/>
@@ -13860,6 +13835,7 @@
                           <w:pPr>
                             <w:spacing w:line="216" w:lineRule="auto"/>
                             <w:rPr>
+                              <w:rFonts w:ascii="Neue Hans Kendrick" w:hAnsi="Neue Hans Kendrick"/>
                               <w:spacing w:val="-6"/>
                               <w:sz w:val="12"/>
                               <w:szCs w:val="12"/>
@@ -13867,7 +13843,7 @@
                           </w:pPr>
                           <w:r>
                             <w:rPr>
-                              <w:rFonts w:eastAsia="Neue Hans Kendrick Light"/>
+                              <w:rFonts w:ascii="Neue Hans Kendrick" w:eastAsia="Neue Hans Kendrick Light" w:hAnsi="Neue Hans Kendrick"/>
                               <w:sz w:val="12"/>
                               <w:lang w:eastAsia="de-DE" w:bidi="de-DE"/>
                             </w:rPr>
@@ -13875,6 +13851,7 @@
                           </w:r>
                           <w:r>
                             <w:rPr>
+                              <w:rFonts w:ascii="Neue Hans Kendrick" w:hAnsi="Neue Hans Kendrick"/>
                               <w:spacing w:val="-6"/>
                               <w:sz w:val="12"/>
                               <w:szCs w:val="12"/>
@@ -13885,7 +13862,13 @@
                       </w:tc>
                     </w:tr>
                   </w:tbl>
-                  <w:p/>
+                  <w:p>
+                    <w:pPr>
+                      <w:rPr>
+                        <w:rFonts w:ascii="Neue Hans Kendrick" w:hAnsi="Neue Hans Kendrick"/>
+                      </w:rPr>
+                    </w:pPr>
+                  </w:p>
                 </w:txbxContent>
               </v:textbox>
               <w10:wrap anchory="page"/>
@@ -13987,11 +13970,93 @@
   <w:p>
     <w:pPr>
       <w:pStyle w:val="Header"/>
+      <w:rPr>
+        <w:rFonts w:ascii="Neue Hans Kendrick" w:hAnsi="Neue Hans Kendrick"/>
+        <w:lang w:val="en-US"/>
+      </w:rPr>
     </w:pPr>
+    <w:bookmarkStart w:id="12" w:name="_Hlk199749313"/>
+    <w:bookmarkStart w:id="13" w:name="_Hlk199749314"/>
+    <w:bookmarkStart w:id="14" w:name="_Hlk209779076"/>
     <w:r>
-      <w:t>{{ invoice_type}} {{ invoice_title}}</w:t>
+      <w:rPr>
+        <w:rFonts w:ascii="Neue Hans Kendrick" w:hAnsi="Neue Hans Kendrick"/>
+        <w:lang w:val="en-US"/>
+      </w:rPr>
+      <w:t>{{ current_ar_number }}. {{ invoice_type}}</w:t>
     </w:r>
+    <w:r>
+      <w:rPr>
+        <w:rFonts w:ascii="Neue Hans Kendrick" w:hAnsi="Neue Hans Kendrick"/>
+        <w:noProof/>
+      </w:rPr>
+      <w:drawing>
+        <wp:anchor distT="0" distB="0" distL="114300" distR="114300" simplePos="0" relativeHeight="251681792" behindDoc="1" locked="0" layoutInCell="1" allowOverlap="1" wp14:anchorId="2C1CDAC2" wp14:editId="11F7975E">
+          <wp:simplePos x="0" y="0"/>
+          <wp:positionH relativeFrom="leftMargin">
+            <wp:posOffset>-1933575</wp:posOffset>
+          </wp:positionH>
+          <wp:positionV relativeFrom="bottomMargin">
+            <wp:posOffset>-2678430</wp:posOffset>
+          </wp:positionV>
+          <wp:extent cx="4622400" cy="759600"/>
+          <wp:effectExtent l="953" t="0" r="1587" b="0"/>
+          <wp:wrapNone/>
+          <wp:docPr id="3" name="Grafik 3" descr="A black background with a black square&#10;&#10;AI-generated content may be incorrect."/>
+          <wp:cNvGraphicFramePr>
+            <a:graphicFrameLocks xmlns:a="http://schemas.openxmlformats.org/drawingml/2006/main" noChangeAspect="1"/>
+          </wp:cNvGraphicFramePr>
+          <a:graphic xmlns:a="http://schemas.openxmlformats.org/drawingml/2006/main">
+            <a:graphicData uri="http://schemas.openxmlformats.org/drawingml/2006/picture">
+              <pic:pic xmlns:pic="http://schemas.openxmlformats.org/drawingml/2006/picture">
+                <pic:nvPicPr>
+                  <pic:cNvPr id="3" name="Grafik 3" descr="A black background with a black square&#10;&#10;AI-generated content may be incorrect."/>
+                  <pic:cNvPicPr/>
+                </pic:nvPicPr>
+                <pic:blipFill>
+                  <a:blip r:embed="rId2">
+                    <a:extLst>
+                      <a:ext uri="{28A0092B-C50C-407E-A947-70E740481C1C}">
+                        <a14:useLocalDpi xmlns:a14="http://schemas.microsoft.com/office/drawing/2010/main" val="0"/>
+                      </a:ext>
+                    </a:extLst>
+                  </a:blip>
+                  <a:stretch>
+                    <a:fillRect/>
+                  </a:stretch>
+                </pic:blipFill>
+                <pic:spPr>
+                  <a:xfrm rot="5400000">
+                    <a:off x="0" y="0"/>
+                    <a:ext cx="4622400" cy="759600"/>
+                  </a:xfrm>
+                  <a:prstGeom prst="rect">
+                    <a:avLst/>
+                  </a:prstGeom>
+                </pic:spPr>
+              </pic:pic>
+            </a:graphicData>
+          </a:graphic>
+          <wp14:sizeRelH relativeFrom="page">
+            <wp14:pctWidth>0</wp14:pctWidth>
+          </wp14:sizeRelH>
+          <wp14:sizeRelV relativeFrom="page">
+            <wp14:pctHeight>0</wp14:pctHeight>
+          </wp14:sizeRelV>
+        </wp:anchor>
+      </w:drawing>
+    </w:r>
+    <w:r>
+      <w:rPr>
+        <w:rFonts w:ascii="Neue Hans Kendrick" w:hAnsi="Neue Hans Kendrick"/>
+        <w:lang w:val="en-US"/>
+      </w:rPr>
+      <w:t xml:space="preserve"> {{ invoice_title}}</w:t>
+    </w:r>
+    <w:bookmarkEnd w:id="12"/>
+    <w:bookmarkEnd w:id="13"/>
   </w:p>
+  <w:bookmarkEnd w:id="14"/>
   <w:p>
     <w:pPr>
       <w:pStyle w:val="Header"/>
@@ -15654,6 +15719,10 @@
 </file>
 
 <file path=customXml/item1.xml><?xml version="1.0" encoding="utf-8"?>
+<b:Sources xmlns:b="http://schemas.openxmlformats.org/officeDocument/2006/bibliography" xmlns="http://schemas.openxmlformats.org/officeDocument/2006/bibliography" SelectedStyle="/APASixthEditionOfficeOnline.xsl" StyleName="APA" Version="6"/>
+</file>
+
+<file path=customXml/item2.xml><?xml version="1.0" encoding="utf-8"?>
 <?mso-contentType ?>
 <FormTemplates xmlns="http://schemas.microsoft.com/sharepoint/v3/contenttype/forms">
   <Display>DocumentLibraryForm</Display>
@@ -15662,17 +15731,7 @@
 </FormTemplates>
 </file>
 
-<file path=customXml/item2.xml><?xml version="1.0" encoding="utf-8"?>
-<b:Sources xmlns:b="http://schemas.openxmlformats.org/officeDocument/2006/bibliography" xmlns="http://schemas.openxmlformats.org/officeDocument/2006/bibliography" SelectedStyle="/APASixthEditionOfficeOnline.xsl" StyleName="APA" Version="6"/>
-</file>
-
 <file path=customXml/item3.xml><?xml version="1.0" encoding="utf-8"?>
-<p:properties xmlns:p="http://schemas.microsoft.com/office/2006/metadata/properties" xmlns:xsi="http://www.w3.org/2001/XMLSchema-instance" xmlns:pc="http://schemas.microsoft.com/office/infopath/2007/PartnerControls">
-  <documentManagement/>
-</p:properties>
-</file>
-
-<file path=customXml/item4.xml><?xml version="1.0" encoding="utf-8"?>
 <ct:contentTypeSchema xmlns:ct="http://schemas.microsoft.com/office/2006/metadata/contentType" xmlns:ma="http://schemas.microsoft.com/office/2006/metadata/properties/metaAttributes" ct:_="" ma:_="" ma:contentTypeName="Dokument" ma:contentTypeID="0x0101006D9E405D3FD26F44A64A121B22F6ED00" ma:contentTypeVersion="4" ma:contentTypeDescription="Ein neues Dokument erstellen." ma:contentTypeScope="" ma:versionID="c6040cdc09756960d307e89a88fb656f">
   <xsd:schema xmlns:xsd="http://www.w3.org/2001/XMLSchema" xmlns:xs="http://www.w3.org/2001/XMLSchema" xmlns:p="http://schemas.microsoft.com/office/2006/metadata/properties" xmlns:ns2="8333de1c-ce45-4634-ae5c-edc640266045" targetNamespace="http://schemas.microsoft.com/office/2006/metadata/properties" ma:root="true" ma:fieldsID="c776fe58d0c7680c702f71e2117b1f21" ns2:_="">
     <xsd:import namespace="8333de1c-ce45-4634-ae5c-edc640266045"/>
@@ -15816,7 +15875,21 @@
 </ct:contentTypeSchema>
 </file>
 
+<file path=customXml/item4.xml><?xml version="1.0" encoding="utf-8"?>
+<p:properties xmlns:p="http://schemas.microsoft.com/office/2006/metadata/properties" xmlns:xsi="http://www.w3.org/2001/XMLSchema-instance" xmlns:pc="http://schemas.microsoft.com/office/infopath/2007/PartnerControls">
+  <documentManagement/>
+</p:properties>
+</file>
+
 <file path=customXml/itemProps1.xml><?xml version="1.0" encoding="utf-8"?>
+<ds:datastoreItem xmlns:ds="http://schemas.openxmlformats.org/officeDocument/2006/customXml" ds:itemID="{87659016-28FE-1448-9ADC-46CE0D940975}">
+  <ds:schemaRefs>
+    <ds:schemaRef ds:uri="http://schemas.openxmlformats.org/officeDocument/2006/bibliography"/>
+  </ds:schemaRefs>
+</ds:datastoreItem>
+</file>
+
+<file path=customXml/itemProps2.xml><?xml version="1.0" encoding="utf-8"?>
 <ds:datastoreItem xmlns:ds="http://schemas.openxmlformats.org/officeDocument/2006/customXml" ds:itemID="{3955E71D-0DE1-4E61-B2F0-D0BB3D26CA05}">
   <ds:schemaRefs>
     <ds:schemaRef ds:uri="http://schemas.microsoft.com/sharepoint/v3/contenttype/forms"/>
@@ -15824,24 +15897,7 @@
 </ds:datastoreItem>
 </file>
 
-<file path=customXml/itemProps2.xml><?xml version="1.0" encoding="utf-8"?>
-<ds:datastoreItem xmlns:ds="http://schemas.openxmlformats.org/officeDocument/2006/customXml" ds:itemID="{87659016-28FE-1448-9ADC-46CE0D940975}">
-  <ds:schemaRefs>
-    <ds:schemaRef ds:uri="http://schemas.openxmlformats.org/officeDocument/2006/bibliography"/>
-  </ds:schemaRefs>
-</ds:datastoreItem>
-</file>
-
 <file path=customXml/itemProps3.xml><?xml version="1.0" encoding="utf-8"?>
-<ds:datastoreItem xmlns:ds="http://schemas.openxmlformats.org/officeDocument/2006/customXml" ds:itemID="{6C808A0C-6712-4A8B-9473-28FB10470055}">
-  <ds:schemaRefs>
-    <ds:schemaRef ds:uri="http://schemas.microsoft.com/office/2006/metadata/properties"/>
-    <ds:schemaRef ds:uri="http://schemas.microsoft.com/office/infopath/2007/PartnerControls"/>
-  </ds:schemaRefs>
-</ds:datastoreItem>
-</file>
-
-<file path=customXml/itemProps4.xml><?xml version="1.0" encoding="utf-8"?>
 <ds:datastoreItem xmlns:ds="http://schemas.openxmlformats.org/officeDocument/2006/customXml" ds:itemID="{06885F69-F98A-48A7-840A-73C1662745BF}">
   <ds:schemaRefs>
     <ds:schemaRef ds:uri="http://schemas.microsoft.com/office/2006/metadata/contentType"/>
@@ -15857,4 +15913,13 @@
     <ds:schemaRef ds:uri="http://schemas.microsoft.com/internal/obd"/>
   </ds:schemaRefs>
 </ds:datastoreItem>
+</file>
+
+<file path=customXml/itemProps4.xml><?xml version="1.0" encoding="utf-8"?>
+<ds:datastoreItem xmlns:ds="http://schemas.openxmlformats.org/officeDocument/2006/customXml" ds:itemID="{6C808A0C-6712-4A8B-9473-28FB10470055}">
+  <ds:schemaRefs>
+    <ds:schemaRef ds:uri="http://schemas.microsoft.com/office/2006/metadata/properties"/>
+    <ds:schemaRef ds:uri="http://schemas.microsoft.com/office/infopath/2007/PartnerControls"/>
+  </ds:schemaRefs>
+</ds:datastoreItem>
 </file>
--- a/templates/invoices/inv_BCK_En.docx
+++ b/templates/invoices/inv_BCK_En.docx
@@ -556,7 +556,7 @@
                 <w:sz w:val="16"/>
                 <w:szCs w:val="16"/>
               </w:rPr>
-              <w:t>. P</w:t>
+              <w:t xml:space="preserve"> P</w:t>
             </w:r>
             <w:r>
               <w:rPr>
@@ -960,7 +960,7 @@
                 <w:sz w:val="16"/>
                 <w:szCs w:val="16"/>
               </w:rPr>
-              <w:t xml:space="preserve">. </w:t>
+              <w:t xml:space="preserve"> </w:t>
             </w:r>
             <w:r>
               <w:rPr>
@@ -1284,7 +1284,7 @@
                 <w:rFonts w:ascii="Neue Hans Kendrick" w:hAnsi="Neue Hans Kendrick"/>
                 <w:lang w:val="en-US"/>
               </w:rPr>
-              <w:t xml:space="preserve">{{ current_ar_number }}. </w:t>
+              <w:t xml:space="preserve">{{ current_ar_number }} </w:t>
             </w:r>
             <w:r>
               <w:rPr>
@@ -7697,7 +7697,15 @@
                 <w:b/>
                 <w:lang w:eastAsia="de-DE" w:bidi="de-DE"/>
               </w:rPr>
-              <w:t>completed Quantity</w:t>
+              <w:t>C</w:t>
+            </w:r>
+            <w:r>
+              <w:rPr>
+                <w:rFonts w:ascii="Neue Hans Kendrick" w:eastAsia="Neue Hans Kendrick Light" w:hAnsi="Neue Hans Kendrick" w:cs="Neue Hans Kendrick Light"/>
+                <w:b/>
+                <w:lang w:eastAsia="de-DE" w:bidi="de-DE"/>
+              </w:rPr>
+              <w:t>ompleted Quantity</w:t>
             </w:r>
           </w:p>
         </w:tc>
@@ -7738,7 +7746,15 @@
                 <w:b/>
                 <w:lang w:eastAsia="de-DE" w:bidi="de-DE"/>
               </w:rPr>
-              <w:t>unit</w:t>
+              <w:t>U</w:t>
+            </w:r>
+            <w:r>
+              <w:rPr>
+                <w:rFonts w:ascii="Neue Hans Kendrick" w:eastAsia="Neue Hans Kendrick Light" w:hAnsi="Neue Hans Kendrick" w:cs="Neue Hans Kendrick Light"/>
+                <w:b/>
+                <w:lang w:eastAsia="de-DE" w:bidi="de-DE"/>
+              </w:rPr>
+              <w:t>nit</w:t>
             </w:r>
           </w:p>
         </w:tc>
@@ -7779,7 +7795,7 @@
                 <w:b/>
                 <w:lang w:eastAsia="de-DE" w:bidi="de-DE"/>
               </w:rPr>
-              <w:t>fee</w:t>
+              <w:t>F</w:t>
             </w:r>
             <w:r>
               <w:rPr>
@@ -7787,6 +7803,14 @@
                 <w:b/>
                 <w:lang w:eastAsia="de-DE" w:bidi="de-DE"/>
               </w:rPr>
+              <w:t>ee</w:t>
+            </w:r>
+            <w:r>
+              <w:rPr>
+                <w:rFonts w:ascii="Neue Hans Kendrick" w:eastAsia="Neue Hans Kendrick Light" w:hAnsi="Neue Hans Kendrick" w:cs="Neue Hans Kendrick Light"/>
+                <w:b/>
+                <w:lang w:eastAsia="de-DE" w:bidi="de-DE"/>
+              </w:rPr>
               <w:t>/</w:t>
             </w:r>
             <w:r>
@@ -7795,7 +7819,15 @@
                 <w:b/>
                 <w:lang w:eastAsia="de-DE" w:bidi="de-DE"/>
               </w:rPr>
-              <w:t>unit</w:t>
+              <w:t>U</w:t>
+            </w:r>
+            <w:r>
+              <w:rPr>
+                <w:rFonts w:ascii="Neue Hans Kendrick" w:eastAsia="Neue Hans Kendrick Light" w:hAnsi="Neue Hans Kendrick" w:cs="Neue Hans Kendrick Light"/>
+                <w:b/>
+                <w:lang w:eastAsia="de-DE" w:bidi="de-DE"/>
+              </w:rPr>
+              <w:t>nit</w:t>
             </w:r>
           </w:p>
         </w:tc>
@@ -13983,7 +14015,7 @@
         <w:rFonts w:ascii="Neue Hans Kendrick" w:hAnsi="Neue Hans Kendrick"/>
         <w:lang w:val="en-US"/>
       </w:rPr>
-      <w:t>{{ current_ar_number }}. {{ invoice_type}}</w:t>
+      <w:t>{{ current_ar_number }} {{ invoice_type}}</w:t>
     </w:r>
     <w:r>
       <w:rPr>
@@ -15719,19 +15751,12 @@
 </file>
 
 <file path=customXml/item1.xml><?xml version="1.0" encoding="utf-8"?>
-<b:Sources xmlns:b="http://schemas.openxmlformats.org/officeDocument/2006/bibliography" xmlns="http://schemas.openxmlformats.org/officeDocument/2006/bibliography" SelectedStyle="/APASixthEditionOfficeOnline.xsl" StyleName="APA" Version="6"/>
+<p:properties xmlns:p="http://schemas.microsoft.com/office/2006/metadata/properties" xmlns:xsi="http://www.w3.org/2001/XMLSchema-instance" xmlns:pc="http://schemas.microsoft.com/office/infopath/2007/PartnerControls">
+  <documentManagement/>
+</p:properties>
 </file>
 
 <file path=customXml/item2.xml><?xml version="1.0" encoding="utf-8"?>
-<?mso-contentType ?>
-<FormTemplates xmlns="http://schemas.microsoft.com/sharepoint/v3/contenttype/forms">
-  <Display>DocumentLibraryForm</Display>
-  <Edit>DocumentLibraryForm</Edit>
-  <New>DocumentLibraryForm</New>
-</FormTemplates>
-</file>
-
-<file path=customXml/item3.xml><?xml version="1.0" encoding="utf-8"?>
 <ct:contentTypeSchema xmlns:ct="http://schemas.microsoft.com/office/2006/metadata/contentType" xmlns:ma="http://schemas.microsoft.com/office/2006/metadata/properties/metaAttributes" ct:_="" ma:_="" ma:contentTypeName="Dokument" ma:contentTypeID="0x0101006D9E405D3FD26F44A64A121B22F6ED00" ma:contentTypeVersion="4" ma:contentTypeDescription="Ein neues Dokument erstellen." ma:contentTypeScope="" ma:versionID="c6040cdc09756960d307e89a88fb656f">
   <xsd:schema xmlns:xsd="http://www.w3.org/2001/XMLSchema" xmlns:xs="http://www.w3.org/2001/XMLSchema" xmlns:p="http://schemas.microsoft.com/office/2006/metadata/properties" xmlns:ns2="8333de1c-ce45-4634-ae5c-edc640266045" targetNamespace="http://schemas.microsoft.com/office/2006/metadata/properties" ma:root="true" ma:fieldsID="c776fe58d0c7680c702f71e2117b1f21" ns2:_="">
     <xsd:import namespace="8333de1c-ce45-4634-ae5c-edc640266045"/>
@@ -15875,29 +15900,29 @@
 </ct:contentTypeSchema>
 </file>
 
+<file path=customXml/item3.xml><?xml version="1.0" encoding="utf-8"?>
+<?mso-contentType ?>
+<FormTemplates xmlns="http://schemas.microsoft.com/sharepoint/v3/contenttype/forms">
+  <Display>DocumentLibraryForm</Display>
+  <Edit>DocumentLibraryForm</Edit>
+  <New>DocumentLibraryForm</New>
+</FormTemplates>
+</file>
+
 <file path=customXml/item4.xml><?xml version="1.0" encoding="utf-8"?>
-<p:properties xmlns:p="http://schemas.microsoft.com/office/2006/metadata/properties" xmlns:xsi="http://www.w3.org/2001/XMLSchema-instance" xmlns:pc="http://schemas.microsoft.com/office/infopath/2007/PartnerControls">
-  <documentManagement/>
-</p:properties>
+<b:Sources xmlns:b="http://schemas.openxmlformats.org/officeDocument/2006/bibliography" xmlns="http://schemas.openxmlformats.org/officeDocument/2006/bibliography" SelectedStyle="/APASixthEditionOfficeOnline.xsl" StyleName="APA" Version="6"/>
 </file>
 
 <file path=customXml/itemProps1.xml><?xml version="1.0" encoding="utf-8"?>
-<ds:datastoreItem xmlns:ds="http://schemas.openxmlformats.org/officeDocument/2006/customXml" ds:itemID="{87659016-28FE-1448-9ADC-46CE0D940975}">
+<ds:datastoreItem xmlns:ds="http://schemas.openxmlformats.org/officeDocument/2006/customXml" ds:itemID="{6C808A0C-6712-4A8B-9473-28FB10470055}">
   <ds:schemaRefs>
-    <ds:schemaRef ds:uri="http://schemas.openxmlformats.org/officeDocument/2006/bibliography"/>
+    <ds:schemaRef ds:uri="http://schemas.microsoft.com/office/2006/metadata/properties"/>
+    <ds:schemaRef ds:uri="http://schemas.microsoft.com/office/infopath/2007/PartnerControls"/>
   </ds:schemaRefs>
 </ds:datastoreItem>
 </file>
 
 <file path=customXml/itemProps2.xml><?xml version="1.0" encoding="utf-8"?>
-<ds:datastoreItem xmlns:ds="http://schemas.openxmlformats.org/officeDocument/2006/customXml" ds:itemID="{3955E71D-0DE1-4E61-B2F0-D0BB3D26CA05}">
-  <ds:schemaRefs>
-    <ds:schemaRef ds:uri="http://schemas.microsoft.com/sharepoint/v3/contenttype/forms"/>
-  </ds:schemaRefs>
-</ds:datastoreItem>
-</file>
-
-<file path=customXml/itemProps3.xml><?xml version="1.0" encoding="utf-8"?>
 <ds:datastoreItem xmlns:ds="http://schemas.openxmlformats.org/officeDocument/2006/customXml" ds:itemID="{06885F69-F98A-48A7-840A-73C1662745BF}">
   <ds:schemaRefs>
     <ds:schemaRef ds:uri="http://schemas.microsoft.com/office/2006/metadata/contentType"/>
@@ -15915,11 +15940,18 @@
 </ds:datastoreItem>
 </file>
 
+<file path=customXml/itemProps3.xml><?xml version="1.0" encoding="utf-8"?>
+<ds:datastoreItem xmlns:ds="http://schemas.openxmlformats.org/officeDocument/2006/customXml" ds:itemID="{3955E71D-0DE1-4E61-B2F0-D0BB3D26CA05}">
+  <ds:schemaRefs>
+    <ds:schemaRef ds:uri="http://schemas.microsoft.com/sharepoint/v3/contenttype/forms"/>
+  </ds:schemaRefs>
+</ds:datastoreItem>
+</file>
+
 <file path=customXml/itemProps4.xml><?xml version="1.0" encoding="utf-8"?>
-<ds:datastoreItem xmlns:ds="http://schemas.openxmlformats.org/officeDocument/2006/customXml" ds:itemID="{6C808A0C-6712-4A8B-9473-28FB10470055}">
+<ds:datastoreItem xmlns:ds="http://schemas.openxmlformats.org/officeDocument/2006/customXml" ds:itemID="{87659016-28FE-1448-9ADC-46CE0D940975}">
   <ds:schemaRefs>
-    <ds:schemaRef ds:uri="http://schemas.microsoft.com/office/2006/metadata/properties"/>
-    <ds:schemaRef ds:uri="http://schemas.microsoft.com/office/infopath/2007/PartnerControls"/>
+    <ds:schemaRef ds:uri="http://schemas.openxmlformats.org/officeDocument/2006/bibliography"/>
   </ds:schemaRefs>
 </ds:datastoreItem>
 </file>